--- a/src/Layers/W1/BaseApp/Sales/Reports/CustomerItemSales.docx
+++ b/src/Layers/W1/BaseApp/Sales/Reports/CustomerItemSales.docx
@@ -7,12 +7,12 @@
         <w:tblStyle w:val="PlainTable1"/>
         <w:tblW w:w="10490" w:type="dxa"/>
         <w:tblBorders>
-          <w:top w:val="none" w:sz="0" w:space="0" w:color="auto"/>
-          <w:left w:val="none" w:sz="0" w:space="0" w:color="auto"/>
-          <w:bottom w:val="none" w:sz="0" w:space="0" w:color="auto"/>
-          <w:right w:val="none" w:sz="0" w:space="0" w:color="auto"/>
-          <w:insideH w:val="none" w:sz="0" w:space="0" w:color="auto"/>
-          <w:insideV w:val="none" w:sz="0" w:space="0" w:color="auto"/>
+          <w:top w:val="none" w:color="auto" w:sz="0" w:space="0"/>
+          <w:left w:val="none" w:color="auto" w:sz="0" w:space="0"/>
+          <w:bottom w:val="none" w:color="auto" w:sz="0" w:space="0"/>
+          <w:right w:val="none" w:color="auto" w:sz="0" w:space="0"/>
+          <w:insideH w:val="none" w:color="auto" w:sz="0" w:space="0"/>
+          <w:insideV w:val="none" w:color="auto" w:sz="0" w:space="0"/>
         </w:tblBorders>
         <w:tblLayout w:type="fixed"/>
         <w:tblLook w:val="04A0" w:firstRow="1" w:lastRow="0" w:firstColumn="1" w:lastColumn="0" w:noHBand="0" w:noVBand="1"/>
@@ -40,12 +40,12 @@
               <w:szCs w:val="16"/>
             </w:rPr>
             <w:alias w:val="#Nav: /Labels/TotalLbl"/>
-            <w:tag w:val="#Nav: FS_YSD_CustomerItemSales/50000"/>
+            <w:tag w:val="#Nav: Customer_Item_Sales/113"/>
             <w:id w:val="-483696441"/>
             <w:placeholder>
               <w:docPart w:val="DefaultPlaceholder_-1854013440"/>
             </w:placeholder>
-            <w:dataBinding w:prefixMappings="xmlns:ns0='urn:microsoft-dynamics-nav/reports/FS_YSD_CustomerItemSales/50000/'" w:xpath="/ns0:NavWordReportXmlPart[1]/ns0:Labels[1]/ns0:TotalLbl[1]" w:storeItemID="{53087D20-42BA-4D3F-9410-12BE32F0401B}"/>
+            <w:dataBinding w:prefixMappings="xmlns:ns0='urn:microsoft-dynamics-nav/reports/Customer_Item_Sales/113/'" w:xpath="/ns0:NavWordReportXmlPart[1]/ns0:Labels[1]/ns0:TotalLbl[1]" w:storeItemID="{53087D20-42BA-4D3F-9410-12BE32F0401B}"/>
             <w:text/>
           </w:sdtPr>
           <w:sdtContent>
@@ -54,8 +54,8 @@
                 <w:cnfStyle w:val="001000000000" w:firstRow="0" w:lastRow="0" w:firstColumn="1" w:lastColumn="0" w:oddVBand="0" w:evenVBand="0" w:oddHBand="0" w:evenHBand="0" w:firstRowFirstColumn="0" w:firstRowLastColumn="0" w:lastRowFirstColumn="0" w:lastRowLastColumn="0"/>
                 <w:tcW w:w="993" w:type="dxa"/>
                 <w:tcBorders>
-                  <w:top w:val="single" w:sz="4" w:space="0" w:color="auto"/>
-                  <w:bottom w:val="single" w:sz="4" w:space="0" w:color="auto"/>
+                  <w:top w:val="single" w:color="auto" w:sz="4" w:space="0"/>
+                  <w:bottom w:val="single" w:color="auto" w:sz="4" w:space="0"/>
                 </w:tcBorders>
                 <w:shd w:val="clear" w:color="auto" w:fill="auto"/>
                 <w:vAlign w:val="center"/>
@@ -86,8 +86,8 @@
           <w:tcPr>
             <w:tcW w:w="2976" w:type="dxa"/>
             <w:tcBorders>
-              <w:top w:val="single" w:sz="4" w:space="0" w:color="auto"/>
-              <w:bottom w:val="single" w:sz="4" w:space="0" w:color="auto"/>
+              <w:top w:val="single" w:color="auto" w:sz="4" w:space="0"/>
+              <w:bottom w:val="single" w:color="auto" w:sz="4" w:space="0"/>
             </w:tcBorders>
             <w:shd w:val="clear" w:color="auto" w:fill="auto"/>
           </w:tcPr>
@@ -106,8 +106,8 @@
           <w:tcPr>
             <w:tcW w:w="851" w:type="dxa"/>
             <w:tcBorders>
-              <w:top w:val="single" w:sz="4" w:space="0" w:color="auto"/>
-              <w:bottom w:val="single" w:sz="4" w:space="0" w:color="auto"/>
+              <w:top w:val="single" w:color="auto" w:sz="4" w:space="0"/>
+              <w:bottom w:val="single" w:color="auto" w:sz="4" w:space="0"/>
             </w:tcBorders>
             <w:shd w:val="clear" w:color="auto" w:fill="auto"/>
           </w:tcPr>
@@ -126,8 +126,8 @@
           <w:tcPr>
             <w:tcW w:w="850" w:type="dxa"/>
             <w:tcBorders>
-              <w:top w:val="single" w:sz="4" w:space="0" w:color="auto"/>
-              <w:bottom w:val="single" w:sz="4" w:space="0" w:color="auto"/>
+              <w:top w:val="single" w:color="auto" w:sz="4" w:space="0"/>
+              <w:bottom w:val="single" w:color="auto" w:sz="4" w:space="0"/>
             </w:tcBorders>
             <w:shd w:val="clear" w:color="auto" w:fill="auto"/>
             <w:vAlign w:val="center"/>
@@ -152,12 +152,12 @@
               <w:szCs w:val="16"/>
             </w:rPr>
             <w:alias w:val="#Nav: /Totals/Totals_Amount"/>
-            <w:tag w:val="#Nav: FS_YSD_CustomerItemSales/50000"/>
+            <w:tag w:val="#Nav: Customer_Item_Sales/113"/>
             <w:id w:val="-1795363331"/>
             <w:placeholder>
               <w:docPart w:val="DefaultPlaceholder_-1854013440"/>
             </w:placeholder>
-            <w:dataBinding w:prefixMappings="xmlns:ns0='urn:microsoft-dynamics-nav/reports/FS_YSD_CustomerItemSales/50000/'" w:xpath="/ns0:NavWordReportXmlPart[1]/ns0:Totals[1]/ns0:Totals_Amount[1]" w:storeItemID="{53087D20-42BA-4D3F-9410-12BE32F0401B}"/>
+            <w:dataBinding w:prefixMappings="xmlns:ns0='urn:microsoft-dynamics-nav/reports/Customer_Item_Sales/113/'" w:xpath="/ns0:NavWordReportXmlPart[1]/ns0:Totals[1]/ns0:Totals_Amount[1]" w:storeItemID="{53087D20-42BA-4D3F-9410-12BE32F0401B}"/>
             <w:text/>
           </w:sdtPr>
           <w:sdtContent>
@@ -165,8 +165,8 @@
               <w:tcPr>
                 <w:tcW w:w="1276" w:type="dxa"/>
                 <w:tcBorders>
-                  <w:top w:val="single" w:sz="4" w:space="0" w:color="auto"/>
-                  <w:bottom w:val="single" w:sz="4" w:space="0" w:color="auto"/>
+                  <w:top w:val="single" w:color="auto" w:sz="4" w:space="0"/>
+                  <w:bottom w:val="single" w:color="auto" w:sz="4" w:space="0"/>
                 </w:tcBorders>
                 <w:shd w:val="clear" w:color="auto" w:fill="auto"/>
                 <w:vAlign w:val="center"/>
@@ -205,12 +205,12 @@
               <w:szCs w:val="16"/>
             </w:rPr>
             <w:alias w:val="#Nav: /Totals/Totals_DiscountAmount"/>
-            <w:tag w:val="#Nav: FS_YSD_CustomerItemSales/50000"/>
+            <w:tag w:val="#Nav: Customer_Item_Sales/113"/>
             <w:id w:val="-578131780"/>
             <w:placeholder>
               <w:docPart w:val="DefaultPlaceholder_-1854013440"/>
             </w:placeholder>
-            <w:dataBinding w:prefixMappings="xmlns:ns0='urn:microsoft-dynamics-nav/reports/FS_YSD_CustomerItemSales/50000/'" w:xpath="/ns0:NavWordReportXmlPart[1]/ns0:Totals[1]/ns0:Totals_DiscountAmount[1]" w:storeItemID="{53087D20-42BA-4D3F-9410-12BE32F0401B}"/>
+            <w:dataBinding w:prefixMappings="xmlns:ns0='urn:microsoft-dynamics-nav/reports/Customer_Item_Sales/113/'" w:xpath="/ns0:NavWordReportXmlPart[1]/ns0:Totals[1]/ns0:Totals_DiscountAmount[1]" w:storeItemID="{53087D20-42BA-4D3F-9410-12BE32F0401B}"/>
             <w:text/>
           </w:sdtPr>
           <w:sdtContent>
@@ -218,8 +218,8 @@
               <w:tcPr>
                 <w:tcW w:w="1276" w:type="dxa"/>
                 <w:tcBorders>
-                  <w:top w:val="single" w:sz="4" w:space="0" w:color="auto"/>
-                  <w:bottom w:val="single" w:sz="4" w:space="0" w:color="auto"/>
+                  <w:top w:val="single" w:color="auto" w:sz="4" w:space="0"/>
+                  <w:bottom w:val="single" w:color="auto" w:sz="4" w:space="0"/>
                 </w:tcBorders>
                 <w:shd w:val="clear" w:color="auto" w:fill="auto"/>
                 <w:vAlign w:val="center"/>
@@ -258,12 +258,12 @@
               <w:szCs w:val="16"/>
             </w:rPr>
             <w:alias w:val="#Nav: /Totals/Totals_Profit"/>
-            <w:tag w:val="#Nav: FS_YSD_CustomerItemSales/50000"/>
+            <w:tag w:val="#Nav: Customer_Item_Sales/113"/>
             <w:id w:val="-729234071"/>
             <w:placeholder>
               <w:docPart w:val="DefaultPlaceholder_-1854013440"/>
             </w:placeholder>
-            <w:dataBinding w:prefixMappings="xmlns:ns0='urn:microsoft-dynamics-nav/reports/FS_YSD_CustomerItemSales/50000/'" w:xpath="/ns0:NavWordReportXmlPart[1]/ns0:Totals[1]/ns0:Totals_Profit[1]" w:storeItemID="{53087D20-42BA-4D3F-9410-12BE32F0401B}"/>
+            <w:dataBinding w:prefixMappings="xmlns:ns0='urn:microsoft-dynamics-nav/reports/Customer_Item_Sales/113/'" w:xpath="/ns0:NavWordReportXmlPart[1]/ns0:Totals[1]/ns0:Totals_Profit[1]" w:storeItemID="{53087D20-42BA-4D3F-9410-12BE32F0401B}"/>
             <w:text/>
           </w:sdtPr>
           <w:sdtContent>
@@ -271,8 +271,8 @@
               <w:tcPr>
                 <w:tcW w:w="1276" w:type="dxa"/>
                 <w:tcBorders>
-                  <w:top w:val="single" w:sz="4" w:space="0" w:color="auto"/>
-                  <w:bottom w:val="single" w:sz="4" w:space="0" w:color="auto"/>
+                  <w:top w:val="single" w:color="auto" w:sz="4" w:space="0"/>
+                  <w:bottom w:val="single" w:color="auto" w:sz="4" w:space="0"/>
                 </w:tcBorders>
                 <w:shd w:val="clear" w:color="auto" w:fill="auto"/>
                 <w:vAlign w:val="center"/>
@@ -311,12 +311,12 @@
               <w:szCs w:val="16"/>
             </w:rPr>
             <w:alias w:val="#Nav: /Totals/Totals_ProfitPercent"/>
-            <w:tag w:val="#Nav: FS_YSD_CustomerItemSales/50000"/>
+            <w:tag w:val="#Nav: Customer_Item_Sales/113"/>
             <w:id w:val="787242610"/>
             <w:placeholder>
               <w:docPart w:val="DefaultPlaceholder_-1854013440"/>
             </w:placeholder>
-            <w:dataBinding w:prefixMappings="xmlns:ns0='urn:microsoft-dynamics-nav/reports/FS_YSD_CustomerItemSales/50000/'" w:xpath="/ns0:NavWordReportXmlPart[1]/ns0:Totals[1]/ns0:Totals_ProfitPercent[1]" w:storeItemID="{53087D20-42BA-4D3F-9410-12BE32F0401B}"/>
+            <w:dataBinding w:prefixMappings="xmlns:ns0='urn:microsoft-dynamics-nav/reports/Customer_Item_Sales/113/'" w:xpath="/ns0:NavWordReportXmlPart[1]/ns0:Totals[1]/ns0:Totals_ProfitPercent[1]" w:storeItemID="{53087D20-42BA-4D3F-9410-12BE32F0401B}"/>
             <w:text/>
           </w:sdtPr>
           <w:sdtContent>
@@ -324,8 +324,8 @@
               <w:tcPr>
                 <w:tcW w:w="992" w:type="dxa"/>
                 <w:tcBorders>
-                  <w:top w:val="single" w:sz="4" w:space="0" w:color="auto"/>
-                  <w:bottom w:val="single" w:sz="4" w:space="0" w:color="auto"/>
+                  <w:top w:val="single" w:color="auto" w:sz="4" w:space="0"/>
+                  <w:bottom w:val="single" w:color="auto" w:sz="4" w:space="0"/>
                 </w:tcBorders>
                 <w:shd w:val="clear" w:color="auto" w:fill="auto"/>
                 <w:vAlign w:val="center"/>
@@ -358,14 +358,14 @@
       <w:tr>
         <w:trPr>
           <w:cnfStyle w:val="000000100000" w:firstRow="0" w:lastRow="0" w:firstColumn="0" w:lastColumn="0" w:oddVBand="0" w:evenVBand="0" w:oddHBand="1" w:evenHBand="0" w:firstRowFirstColumn="0" w:firstRowLastColumn="0" w:lastRowFirstColumn="0" w:lastRowLastColumn="0"/>
-          <w:trHeight w:hRule="exact" w:val="170"/>
+          <w:trHeight w:val="170" w:hRule="exact"/>
         </w:trPr>
         <w:tc>
           <w:tcPr>
             <w:cnfStyle w:val="001000000000" w:firstRow="0" w:lastRow="0" w:firstColumn="1" w:lastColumn="0" w:oddVBand="0" w:evenVBand="0" w:oddHBand="0" w:evenHBand="0" w:firstRowFirstColumn="0" w:firstRowLastColumn="0" w:lastRowFirstColumn="0" w:lastRowLastColumn="0"/>
             <w:tcW w:w="993" w:type="dxa"/>
             <w:tcBorders>
-              <w:top w:val="single" w:sz="4" w:space="0" w:color="auto"/>
+              <w:top w:val="single" w:color="auto" w:sz="4" w:space="0"/>
             </w:tcBorders>
             <w:shd w:val="clear" w:color="auto" w:fill="auto"/>
           </w:tcPr>
@@ -385,7 +385,7 @@
           <w:tcPr>
             <w:tcW w:w="2976" w:type="dxa"/>
             <w:tcBorders>
-              <w:top w:val="single" w:sz="4" w:space="0" w:color="auto"/>
+              <w:top w:val="single" w:color="auto" w:sz="4" w:space="0"/>
             </w:tcBorders>
             <w:shd w:val="clear" w:color="auto" w:fill="auto"/>
           </w:tcPr>
@@ -404,7 +404,7 @@
           <w:tcPr>
             <w:tcW w:w="851" w:type="dxa"/>
             <w:tcBorders>
-              <w:top w:val="single" w:sz="4" w:space="0" w:color="auto"/>
+              <w:top w:val="single" w:color="auto" w:sz="4" w:space="0"/>
             </w:tcBorders>
             <w:shd w:val="clear" w:color="auto" w:fill="auto"/>
           </w:tcPr>
@@ -423,7 +423,7 @@
           <w:tcPr>
             <w:tcW w:w="850" w:type="dxa"/>
             <w:tcBorders>
-              <w:top w:val="single" w:sz="4" w:space="0" w:color="auto"/>
+              <w:top w:val="single" w:color="auto" w:sz="4" w:space="0"/>
             </w:tcBorders>
             <w:shd w:val="clear" w:color="auto" w:fill="auto"/>
           </w:tcPr>
@@ -442,7 +442,7 @@
           <w:tcPr>
             <w:tcW w:w="1276" w:type="dxa"/>
             <w:tcBorders>
-              <w:top w:val="single" w:sz="4" w:space="0" w:color="auto"/>
+              <w:top w:val="single" w:color="auto" w:sz="4" w:space="0"/>
             </w:tcBorders>
             <w:shd w:val="clear" w:color="auto" w:fill="auto"/>
           </w:tcPr>
@@ -461,7 +461,7 @@
           <w:tcPr>
             <w:tcW w:w="1276" w:type="dxa"/>
             <w:tcBorders>
-              <w:top w:val="single" w:sz="4" w:space="0" w:color="auto"/>
+              <w:top w:val="single" w:color="auto" w:sz="4" w:space="0"/>
             </w:tcBorders>
             <w:shd w:val="clear" w:color="auto" w:fill="auto"/>
           </w:tcPr>
@@ -480,7 +480,7 @@
           <w:tcPr>
             <w:tcW w:w="1276" w:type="dxa"/>
             <w:tcBorders>
-              <w:top w:val="single" w:sz="4" w:space="0" w:color="auto"/>
+              <w:top w:val="single" w:color="auto" w:sz="4" w:space="0"/>
             </w:tcBorders>
             <w:shd w:val="clear" w:color="auto" w:fill="auto"/>
           </w:tcPr>
@@ -499,7 +499,7 @@
           <w:tcPr>
             <w:tcW w:w="992" w:type="dxa"/>
             <w:tcBorders>
-              <w:top w:val="single" w:sz="4" w:space="0" w:color="auto"/>
+              <w:top w:val="single" w:color="auto" w:sz="4" w:space="0"/>
             </w:tcBorders>
             <w:shd w:val="clear" w:color="auto" w:fill="auto"/>
           </w:tcPr>
@@ -517,7 +517,7 @@
       </w:tr>
       <w:tr>
         <w:trPr>
-          <w:trHeight w:hRule="exact" w:val="567"/>
+          <w:trHeight w:val="567" w:hRule="exact"/>
         </w:trPr>
         <w:sdt>
           <w:sdtPr>
@@ -527,12 +527,12 @@
               <w:szCs w:val="16"/>
             </w:rPr>
             <w:alias w:val="#Nav: /Labels/ItemNoCaption"/>
-            <w:tag w:val="#Nav: FS_YSD_CustomerItemSales/50000"/>
+            <w:tag w:val="#Nav: Customer_Item_Sales/113"/>
             <w:id w:val="819304754"/>
             <w:placeholder>
               <w:docPart w:val="DefaultPlaceholder_-1854013440"/>
             </w:placeholder>
-            <w:dataBinding w:prefixMappings="xmlns:ns0='urn:microsoft-dynamics-nav/reports/FS_YSD_CustomerItemSales/50000/'" w:xpath="/ns0:NavWordReportXmlPart[1]/ns0:Labels[1]/ns0:ItemNoCaption[1]" w:storeItemID="{53087D20-42BA-4D3F-9410-12BE32F0401B}"/>
+            <w:dataBinding w:prefixMappings="xmlns:ns0='urn:microsoft-dynamics-nav/reports/Customer_Item_Sales/113/'" w:xpath="/ns0:NavWordReportXmlPart[1]/ns0:Labels[1]/ns0:ItemNoCaption[1]" w:storeItemID="{53087D20-42BA-4D3F-9410-12BE32F0401B}"/>
             <w:text/>
           </w:sdtPr>
           <w:sdtContent>
@@ -541,7 +541,7 @@
                 <w:cnfStyle w:val="001000000000" w:firstRow="0" w:lastRow="0" w:firstColumn="1" w:lastColumn="0" w:oddVBand="0" w:evenVBand="0" w:oddHBand="0" w:evenHBand="0" w:firstRowFirstColumn="0" w:firstRowLastColumn="0" w:lastRowFirstColumn="0" w:lastRowLastColumn="0"/>
                 <w:tcW w:w="993" w:type="dxa"/>
                 <w:tcBorders>
-                  <w:bottom w:val="single" w:sz="4" w:space="0" w:color="auto"/>
+                  <w:bottom w:val="single" w:color="auto" w:sz="4" w:space="0"/>
                 </w:tcBorders>
                 <w:shd w:val="clear" w:color="auto" w:fill="auto"/>
                 <w:vAlign w:val="bottom"/>
@@ -579,12 +579,12 @@
               <w:szCs w:val="16"/>
             </w:rPr>
             <w:alias w:val="#Nav: /Labels/ItemDescCaption"/>
-            <w:tag w:val="#Nav: FS_YSD_CustomerItemSales/50000"/>
+            <w:tag w:val="#Nav: Customer_Item_Sales/113"/>
             <w:id w:val="566610717"/>
             <w:placeholder>
               <w:docPart w:val="DefaultPlaceholder_-1854013440"/>
             </w:placeholder>
-            <w:dataBinding w:prefixMappings="xmlns:ns0='urn:microsoft-dynamics-nav/reports/FS_YSD_CustomerItemSales/50000/'" w:xpath="/ns0:NavWordReportXmlPart[1]/ns0:Labels[1]/ns0:ItemDescCaption[1]" w:storeItemID="{53087D20-42BA-4D3F-9410-12BE32F0401B}"/>
+            <w:dataBinding w:prefixMappings="xmlns:ns0='urn:microsoft-dynamics-nav/reports/Customer_Item_Sales/113/'" w:xpath="/ns0:NavWordReportXmlPart[1]/ns0:Labels[1]/ns0:ItemDescCaption[1]" w:storeItemID="{53087D20-42BA-4D3F-9410-12BE32F0401B}"/>
             <w:text/>
           </w:sdtPr>
           <w:sdtContent>
@@ -592,7 +592,7 @@
               <w:tcPr>
                 <w:tcW w:w="2976" w:type="dxa"/>
                 <w:tcBorders>
-                  <w:bottom w:val="single" w:sz="4" w:space="0" w:color="auto"/>
+                  <w:bottom w:val="single" w:color="auto" w:sz="4" w:space="0"/>
                 </w:tcBorders>
                 <w:shd w:val="clear" w:color="auto" w:fill="auto"/>
                 <w:vAlign w:val="bottom"/>
@@ -629,12 +629,12 @@
               <w:szCs w:val="16"/>
             </w:rPr>
             <w:alias w:val="#Nav: /Labels/InvoicedQuantityCaption"/>
-            <w:tag w:val="#Nav: FS_YSD_CustomerItemSales/50000"/>
+            <w:tag w:val="#Nav: Customer_Item_Sales/113"/>
             <w:id w:val="-1887017680"/>
             <w:placeholder>
               <w:docPart w:val="DefaultPlaceholder_-1854013440"/>
             </w:placeholder>
-            <w:dataBinding w:prefixMappings="xmlns:ns0='urn:microsoft-dynamics-nav/reports/FS_YSD_CustomerItemSales/50000/'" w:xpath="/ns0:NavWordReportXmlPart[1]/ns0:Labels[1]/ns0:InvoicedQuantityCaption[1]" w:storeItemID="{53087D20-42BA-4D3F-9410-12BE32F0401B}"/>
+            <w:dataBinding w:prefixMappings="xmlns:ns0='urn:microsoft-dynamics-nav/reports/Customer_Item_Sales/113/'" w:xpath="/ns0:NavWordReportXmlPart[1]/ns0:Labels[1]/ns0:InvoicedQuantityCaption[1]" w:storeItemID="{53087D20-42BA-4D3F-9410-12BE32F0401B}"/>
             <w:text/>
           </w:sdtPr>
           <w:sdtContent>
@@ -642,7 +642,7 @@
               <w:tcPr>
                 <w:tcW w:w="851" w:type="dxa"/>
                 <w:tcBorders>
-                  <w:bottom w:val="single" w:sz="4" w:space="0" w:color="auto"/>
+                  <w:bottom w:val="single" w:color="auto" w:sz="4" w:space="0"/>
                 </w:tcBorders>
                 <w:shd w:val="clear" w:color="auto" w:fill="auto"/>
                 <w:vAlign w:val="bottom"/>
@@ -680,12 +680,12 @@
               <w:szCs w:val="16"/>
             </w:rPr>
             <w:alias w:val="#Nav: /Labels/UnitOfMeasureCaption"/>
-            <w:tag w:val="#Nav: FS_YSD_CustomerItemSales/50000"/>
+            <w:tag w:val="#Nav: Customer_Item_Sales/113"/>
             <w:id w:val="-1308701783"/>
             <w:placeholder>
               <w:docPart w:val="DefaultPlaceholder_-1854013440"/>
             </w:placeholder>
-            <w:dataBinding w:prefixMappings="xmlns:ns0='urn:microsoft-dynamics-nav/reports/FS_YSD_CustomerItemSales/50000/'" w:xpath="/ns0:NavWordReportXmlPart[1]/ns0:Labels[1]/ns0:UnitOfMeasureCaption[1]" w:storeItemID="{53087D20-42BA-4D3F-9410-12BE32F0401B}"/>
+            <w:dataBinding w:prefixMappings="xmlns:ns0='urn:microsoft-dynamics-nav/reports/Customer_Item_Sales/113/'" w:xpath="/ns0:NavWordReportXmlPart[1]/ns0:Labels[1]/ns0:UnitOfMeasureCaption[1]" w:storeItemID="{53087D20-42BA-4D3F-9410-12BE32F0401B}"/>
             <w:text/>
           </w:sdtPr>
           <w:sdtContent>
@@ -693,7 +693,7 @@
               <w:tcPr>
                 <w:tcW w:w="850" w:type="dxa"/>
                 <w:tcBorders>
-                  <w:bottom w:val="single" w:sz="4" w:space="0" w:color="auto"/>
+                  <w:bottom w:val="single" w:color="auto" w:sz="4" w:space="0"/>
                 </w:tcBorders>
                 <w:shd w:val="clear" w:color="auto" w:fill="auto"/>
                 <w:vAlign w:val="bottom"/>
@@ -730,12 +730,12 @@
               <w:szCs w:val="16"/>
             </w:rPr>
             <w:alias w:val="#Nav: /Labels/AmountCaption"/>
-            <w:tag w:val="#Nav: FS_YSD_CustomerItemSales/50000"/>
+            <w:tag w:val="#Nav: Customer_Item_Sales/113"/>
             <w:id w:val="471953638"/>
             <w:placeholder>
               <w:docPart w:val="DefaultPlaceholder_-1854013440"/>
             </w:placeholder>
-            <w:dataBinding w:prefixMappings="xmlns:ns0='urn:microsoft-dynamics-nav/reports/FS_YSD_CustomerItemSales/50000/'" w:xpath="/ns0:NavWordReportXmlPart[1]/ns0:Labels[1]/ns0:AmountCaption[1]" w:storeItemID="{53087D20-42BA-4D3F-9410-12BE32F0401B}"/>
+            <w:dataBinding w:prefixMappings="xmlns:ns0='urn:microsoft-dynamics-nav/reports/Customer_Item_Sales/113/'" w:xpath="/ns0:NavWordReportXmlPart[1]/ns0:Labels[1]/ns0:AmountCaption[1]" w:storeItemID="{53087D20-42BA-4D3F-9410-12BE32F0401B}"/>
             <w:text/>
           </w:sdtPr>
           <w:sdtContent>
@@ -743,7 +743,7 @@
               <w:tcPr>
                 <w:tcW w:w="1276" w:type="dxa"/>
                 <w:tcBorders>
-                  <w:bottom w:val="single" w:sz="4" w:space="0" w:color="auto"/>
+                  <w:bottom w:val="single" w:color="auto" w:sz="4" w:space="0"/>
                 </w:tcBorders>
                 <w:shd w:val="clear" w:color="auto" w:fill="auto"/>
                 <w:vAlign w:val="bottom"/>
@@ -781,12 +781,12 @@
               <w:szCs w:val="16"/>
             </w:rPr>
             <w:alias w:val="#Nav: /Labels/DiscountAmountCaption"/>
-            <w:tag w:val="#Nav: FS_YSD_CustomerItemSales/50000"/>
+            <w:tag w:val="#Nav: Customer_Item_Sales/113"/>
             <w:id w:val="1747685310"/>
             <w:placeholder>
               <w:docPart w:val="DefaultPlaceholder_-1854013440"/>
             </w:placeholder>
-            <w:dataBinding w:prefixMappings="xmlns:ns0='urn:microsoft-dynamics-nav/reports/FS_YSD_CustomerItemSales/50000/'" w:xpath="/ns0:NavWordReportXmlPart[1]/ns0:Labels[1]/ns0:DiscountAmountCaption[1]" w:storeItemID="{53087D20-42BA-4D3F-9410-12BE32F0401B}"/>
+            <w:dataBinding w:prefixMappings="xmlns:ns0='urn:microsoft-dynamics-nav/reports/Customer_Item_Sales/113/'" w:xpath="/ns0:NavWordReportXmlPart[1]/ns0:Labels[1]/ns0:DiscountAmountCaption[1]" w:storeItemID="{53087D20-42BA-4D3F-9410-12BE32F0401B}"/>
             <w:text/>
           </w:sdtPr>
           <w:sdtContent>
@@ -794,7 +794,7 @@
               <w:tcPr>
                 <w:tcW w:w="1276" w:type="dxa"/>
                 <w:tcBorders>
-                  <w:bottom w:val="single" w:sz="4" w:space="0" w:color="auto"/>
+                  <w:bottom w:val="single" w:color="auto" w:sz="4" w:space="0"/>
                 </w:tcBorders>
                 <w:shd w:val="clear" w:color="auto" w:fill="auto"/>
                 <w:vAlign w:val="bottom"/>
@@ -832,12 +832,12 @@
               <w:szCs w:val="16"/>
             </w:rPr>
             <w:alias w:val="#Nav: /Labels/ProfitCaption"/>
-            <w:tag w:val="#Nav: FS_YSD_CustomerItemSales/50000"/>
+            <w:tag w:val="#Nav: Customer_Item_Sales/113"/>
             <w:id w:val="-843085183"/>
             <w:placeholder>
               <w:docPart w:val="DefaultPlaceholder_-1854013440"/>
             </w:placeholder>
-            <w:dataBinding w:prefixMappings="xmlns:ns0='urn:microsoft-dynamics-nav/reports/FS_YSD_CustomerItemSales/50000/'" w:xpath="/ns0:NavWordReportXmlPart[1]/ns0:Labels[1]/ns0:ProfitCaption[1]" w:storeItemID="{53087D20-42BA-4D3F-9410-12BE32F0401B}"/>
+            <w:dataBinding w:prefixMappings="xmlns:ns0='urn:microsoft-dynamics-nav/reports/Customer_Item_Sales/113/'" w:xpath="/ns0:NavWordReportXmlPart[1]/ns0:Labels[1]/ns0:ProfitCaption[1]" w:storeItemID="{53087D20-42BA-4D3F-9410-12BE32F0401B}"/>
             <w:text/>
           </w:sdtPr>
           <w:sdtContent>
@@ -845,7 +845,7 @@
               <w:tcPr>
                 <w:tcW w:w="1276" w:type="dxa"/>
                 <w:tcBorders>
-                  <w:bottom w:val="single" w:sz="4" w:space="0" w:color="auto"/>
+                  <w:bottom w:val="single" w:color="auto" w:sz="4" w:space="0"/>
                 </w:tcBorders>
                 <w:shd w:val="clear" w:color="auto" w:fill="auto"/>
                 <w:vAlign w:val="bottom"/>
@@ -883,12 +883,12 @@
               <w:szCs w:val="16"/>
             </w:rPr>
             <w:alias w:val="#Nav: /Labels/ProfitPercentCaption"/>
-            <w:tag w:val="#Nav: FS_YSD_CustomerItemSales/50000"/>
+            <w:tag w:val="#Nav: Customer_Item_Sales/113"/>
             <w:id w:val="-933282416"/>
             <w:placeholder>
               <w:docPart w:val="DefaultPlaceholder_-1854013440"/>
             </w:placeholder>
-            <w:dataBinding w:prefixMappings="xmlns:ns0='urn:microsoft-dynamics-nav/reports/FS_YSD_CustomerItemSales/50000/'" w:xpath="/ns0:NavWordReportXmlPart[1]/ns0:Labels[1]/ns0:ProfitPercentCaption[1]" w:storeItemID="{53087D20-42BA-4D3F-9410-12BE32F0401B}"/>
+            <w:dataBinding w:prefixMappings="xmlns:ns0='urn:microsoft-dynamics-nav/reports/Customer_Item_Sales/113/'" w:xpath="/ns0:NavWordReportXmlPart[1]/ns0:Labels[1]/ns0:ProfitPercentCaption[1]" w:storeItemID="{53087D20-42BA-4D3F-9410-12BE32F0401B}"/>
             <w:text/>
           </w:sdtPr>
           <w:sdtContent>
@@ -896,7 +896,7 @@
               <w:tcPr>
                 <w:tcW w:w="992" w:type="dxa"/>
                 <w:tcBorders>
-                  <w:bottom w:val="single" w:sz="4" w:space="0" w:color="auto"/>
+                  <w:bottom w:val="single" w:color="auto" w:sz="4" w:space="0"/>
                 </w:tcBorders>
                 <w:shd w:val="clear" w:color="auto" w:fill="auto"/>
                 <w:vAlign w:val="bottom"/>
@@ -930,14 +930,14 @@
       <w:tr>
         <w:trPr>
           <w:cnfStyle w:val="000000100000" w:firstRow="0" w:lastRow="0" w:firstColumn="0" w:lastColumn="0" w:oddVBand="0" w:evenVBand="0" w:oddHBand="1" w:evenHBand="0" w:firstRowFirstColumn="0" w:firstRowLastColumn="0" w:lastRowFirstColumn="0" w:lastRowLastColumn="0"/>
-          <w:trHeight w:hRule="exact" w:val="170"/>
+          <w:trHeight w:val="170" w:hRule="exact"/>
         </w:trPr>
         <w:tc>
           <w:tcPr>
             <w:cnfStyle w:val="001000000000" w:firstRow="0" w:lastRow="0" w:firstColumn="1" w:lastColumn="0" w:oddVBand="0" w:evenVBand="0" w:oddHBand="0" w:evenHBand="0" w:firstRowFirstColumn="0" w:firstRowLastColumn="0" w:lastRowFirstColumn="0" w:lastRowLastColumn="0"/>
             <w:tcW w:w="993" w:type="dxa"/>
             <w:tcBorders>
-              <w:top w:val="single" w:sz="4" w:space="0" w:color="auto"/>
+              <w:top w:val="single" w:color="auto" w:sz="4" w:space="0"/>
             </w:tcBorders>
             <w:shd w:val="clear" w:color="auto" w:fill="auto"/>
           </w:tcPr>
@@ -955,7 +955,7 @@
           <w:tcPr>
             <w:tcW w:w="2976" w:type="dxa"/>
             <w:tcBorders>
-              <w:top w:val="single" w:sz="4" w:space="0" w:color="auto"/>
+              <w:top w:val="single" w:color="auto" w:sz="4" w:space="0"/>
             </w:tcBorders>
             <w:shd w:val="clear" w:color="auto" w:fill="auto"/>
           </w:tcPr>
@@ -974,7 +974,7 @@
           <w:tcPr>
             <w:tcW w:w="851" w:type="dxa"/>
             <w:tcBorders>
-              <w:top w:val="single" w:sz="4" w:space="0" w:color="auto"/>
+              <w:top w:val="single" w:color="auto" w:sz="4" w:space="0"/>
             </w:tcBorders>
             <w:shd w:val="clear" w:color="auto" w:fill="auto"/>
           </w:tcPr>
@@ -993,7 +993,7 @@
           <w:tcPr>
             <w:tcW w:w="850" w:type="dxa"/>
             <w:tcBorders>
-              <w:top w:val="single" w:sz="4" w:space="0" w:color="auto"/>
+              <w:top w:val="single" w:color="auto" w:sz="4" w:space="0"/>
             </w:tcBorders>
             <w:shd w:val="clear" w:color="auto" w:fill="auto"/>
           </w:tcPr>
@@ -1012,7 +1012,7 @@
           <w:tcPr>
             <w:tcW w:w="1276" w:type="dxa"/>
             <w:tcBorders>
-              <w:top w:val="single" w:sz="4" w:space="0" w:color="auto"/>
+              <w:top w:val="single" w:color="auto" w:sz="4" w:space="0"/>
             </w:tcBorders>
             <w:shd w:val="clear" w:color="auto" w:fill="auto"/>
           </w:tcPr>
@@ -1031,7 +1031,7 @@
           <w:tcPr>
             <w:tcW w:w="1276" w:type="dxa"/>
             <w:tcBorders>
-              <w:top w:val="single" w:sz="4" w:space="0" w:color="auto"/>
+              <w:top w:val="single" w:color="auto" w:sz="4" w:space="0"/>
             </w:tcBorders>
             <w:shd w:val="clear" w:color="auto" w:fill="auto"/>
           </w:tcPr>
@@ -1050,7 +1050,7 @@
           <w:tcPr>
             <w:tcW w:w="1276" w:type="dxa"/>
             <w:tcBorders>
-              <w:top w:val="single" w:sz="4" w:space="0" w:color="auto"/>
+              <w:top w:val="single" w:color="auto" w:sz="4" w:space="0"/>
             </w:tcBorders>
             <w:shd w:val="clear" w:color="auto" w:fill="auto"/>
           </w:tcPr>
@@ -1069,7 +1069,7 @@
           <w:tcPr>
             <w:tcW w:w="992" w:type="dxa"/>
             <w:tcBorders>
-              <w:top w:val="single" w:sz="4" w:space="0" w:color="auto"/>
+              <w:top w:val="single" w:color="auto" w:sz="4" w:space="0"/>
             </w:tcBorders>
             <w:shd w:val="clear" w:color="auto" w:fill="auto"/>
           </w:tcPr>
@@ -1095,9 +1095,9 @@
             <w:szCs w:val="16"/>
           </w:rPr>
           <w:alias w:val="#Nav: /Customer"/>
-          <w:tag w:val="#Nav: FS_YSD_CustomerItemSales/50000"/>
+          <w:tag w:val="#Nav: Customer_Item_Sales/113"/>
           <w:id w:val="-373611710"/>
-          <w15:dataBinding w:prefixMappings="xmlns:ns0='urn:microsoft-dynamics-nav/reports/FS_YSD_CustomerItemSales/50000/' " w:xpath="/ns0:NavWordReportXmlPart[1]/ns0:Customer" w:storeItemID="{53087D20-42BA-4D3F-9410-12BE32F0401B}"/>
+          <w15:dataBinding w:prefixMappings="xmlns:ns0='urn:microsoft-dynamics-nav/reports/Customer_Item_Sales/113/'" w:xpath="/ns0:NavWordReportXmlPart[1]/ns0:Customer" w:storeItemID="{53087D20-42BA-4D3F-9410-12BE32F0401B}"/>
           <w15:repeatingSection/>
         </w:sdtPr>
         <w:sdtContent>
@@ -1119,7 +1119,7 @@
             <w:sdtContent>
               <w:tr>
                 <w:trPr>
-                  <w:trHeight w:hRule="exact" w:val="567"/>
+                  <w:trHeight w:val="567" w:hRule="exact"/>
                 </w:trPr>
                 <w:tc>
                   <w:tcPr>
@@ -1162,12 +1162,12 @@
                               <w:szCs w:val="16"/>
                             </w:rPr>
                             <w:alias w:val="#Nav: /Customer/Integer/CustNo"/>
-                            <w:tag w:val="#Nav: FS_YSD_CustomerItemSales/50000"/>
+                            <w:tag w:val="#Nav: Customer_Item_Sales/113"/>
                             <w:id w:val="-566341208"/>
                             <w:placeholder>
                               <w:docPart w:val="DefaultPlaceholder_-1854013440"/>
                             </w:placeholder>
-                            <w:dataBinding w:prefixMappings="xmlns:ns0='urn:microsoft-dynamics-nav/reports/FS_YSD_CustomerItemSales/50000/'" w:xpath="/ns0:NavWordReportXmlPart[1]/ns0:Customer[1]/ns0:Integer[1]/ns0:CustNo[1]" w:storeItemID="{53087D20-42BA-4D3F-9410-12BE32F0401B}"/>
+                            <w:dataBinding w:prefixMappings="xmlns:ns0='urn:microsoft-dynamics-nav/reports/Customer_Item_Sales/113/'" w:xpath="/ns0:NavWordReportXmlPart[1]/ns0:Customer[1]/ns0:Integer[1]/ns0:CustNo[1]" w:storeItemID="{53087D20-42BA-4D3F-9410-12BE32F0401B}"/>
                             <w:text/>
                           </w:sdtPr>
                           <w:sdtContent>
@@ -1205,12 +1205,12 @@
                       <w:szCs w:val="16"/>
                     </w:rPr>
                     <w:alias w:val="#Nav: /Customer/Integer/CustName"/>
-                    <w:tag w:val="#Nav: FS_YSD_CustomerItemSales/50000"/>
+                    <w:tag w:val="#Nav: Customer_Item_Sales/113"/>
                     <w:id w:val="-883176807"/>
                     <w:placeholder>
                       <w:docPart w:val="DefaultPlaceholder_-1854013440"/>
                     </w:placeholder>
-                    <w:dataBinding w:prefixMappings="xmlns:ns0='urn:microsoft-dynamics-nav/reports/FS_YSD_CustomerItemSales/50000/'" w:xpath="/ns0:NavWordReportXmlPart[1]/ns0:Customer[1]/ns0:Integer[1]/ns0:CustName[1]" w:storeItemID="{53087D20-42BA-4D3F-9410-12BE32F0401B}"/>
+                    <w:dataBinding w:prefixMappings="xmlns:ns0='urn:microsoft-dynamics-nav/reports/Customer_Item_Sales/113/'" w:xpath="/ns0:NavWordReportXmlPart[1]/ns0:Customer[1]/ns0:Integer[1]/ns0:CustName[1]" w:storeItemID="{53087D20-42BA-4D3F-9410-12BE32F0401B}"/>
                     <w:text/>
                   </w:sdtPr>
                   <w:sdtContent>
@@ -1354,9 +1354,9 @@
                     <w:szCs w:val="16"/>
                   </w:rPr>
                   <w:alias w:val="#Nav: /Customer/Integer"/>
-                  <w:tag w:val="#Nav: FS_YSD_CustomerItemSales/50000"/>
+                  <w:tag w:val="#Nav: Customer_Item_Sales/113"/>
                   <w:id w:val="838189732"/>
-                  <w15:dataBinding w:prefixMappings="xmlns:ns0='urn:microsoft-dynamics-nav/reports/FS_YSD_CustomerItemSales/50000/' " w:xpath="/ns0:NavWordReportXmlPart[1]/ns0:Customer[1]/ns0:Integer" w:storeItemID="{53087D20-42BA-4D3F-9410-12BE32F0401B}"/>
+                  <w15:dataBinding w:prefixMappings="xmlns:ns0='urn:microsoft-dynamics-nav/reports/Customer_Item_Sales/113/'" w:xpath="/ns0:NavWordReportXmlPart[1]/ns0:Customer[1]/ns0:Integer" w:storeItemID="{53087D20-42BA-4D3F-9410-12BE32F0401B}"/>
                   <w15:repeatingSection/>
                 </w:sdtPr>
                 <w:sdtContent>
@@ -1391,12 +1391,12 @@
                               <w:szCs w:val="16"/>
                             </w:rPr>
                             <w:alias w:val="#Nav: /Customer/Integer/ValueEntryBuffer__Item_No__"/>
-                            <w:tag w:val="#Nav: FS_YSD_CustomerItemSales/50000"/>
+                            <w:tag w:val="#Nav: Customer_Item_Sales/113"/>
                             <w:id w:val="-1582135595"/>
                             <w:placeholder>
                               <w:docPart w:val="DefaultPlaceholder_-1854013440"/>
                             </w:placeholder>
-                            <w:dataBinding w:prefixMappings="xmlns:ns0='urn:microsoft-dynamics-nav/reports/FS_YSD_CustomerItemSales/50000/'" w:xpath="/ns0:NavWordReportXmlPart[1]/ns0:Customer[1]/ns0:Integer[1]/ns0:ValueEntryBuffer__Item_No__[1]" w:storeItemID="{53087D20-42BA-4D3F-9410-12BE32F0401B}"/>
+                            <w:dataBinding w:prefixMappings="xmlns:ns0='urn:microsoft-dynamics-nav/reports/Customer_Item_Sales/113/'" w:xpath="/ns0:NavWordReportXmlPart[1]/ns0:Customer[1]/ns0:Integer[1]/ns0:ValueEntryBuffer__Item_No__[1]" w:storeItemID="{53087D20-42BA-4D3F-9410-12BE32F0401B}"/>
                             <w:text/>
                           </w:sdtPr>
                           <w:sdtEndPr>
@@ -1476,12 +1476,12 @@
                               <w:szCs w:val="16"/>
                             </w:rPr>
                             <w:alias w:val="#Nav: /Customer/Integer/Item_Description"/>
-                            <w:tag w:val="#Nav: FS_YSD_CustomerItemSales/50000"/>
+                            <w:tag w:val="#Nav: Customer_Item_Sales/113"/>
                             <w:id w:val="663126085"/>
                             <w:placeholder>
                               <w:docPart w:val="DefaultPlaceholder_-1854013440"/>
                             </w:placeholder>
-                            <w:dataBinding w:prefixMappings="xmlns:ns0='urn:microsoft-dynamics-nav/reports/FS_YSD_CustomerItemSales/50000/'" w:xpath="/ns0:NavWordReportXmlPart[1]/ns0:Customer[1]/ns0:Integer[1]/ns0:Item_Description[1]" w:storeItemID="{53087D20-42BA-4D3F-9410-12BE32F0401B}"/>
+                            <w:dataBinding w:prefixMappings="xmlns:ns0='urn:microsoft-dynamics-nav/reports/Customer_Item_Sales/113/'" w:xpath="/ns0:NavWordReportXmlPart[1]/ns0:Customer[1]/ns0:Integer[1]/ns0:Item_Description[1]" w:storeItemID="{53087D20-42BA-4D3F-9410-12BE32F0401B}"/>
                             <w:text/>
                           </w:sdtPr>
                           <w:sdtContent>
@@ -1521,12 +1521,12 @@
                               <w:szCs w:val="16"/>
                             </w:rPr>
                             <w:alias w:val="#Nav: /Customer/Integer/ValueEntryBuffer__Invoiced_Quantity_"/>
-                            <w:tag w:val="#Nav: FS_YSD_CustomerItemSales/50000"/>
+                            <w:tag w:val="#Nav: Customer_Item_Sales/113"/>
                             <w:id w:val="-2088765090"/>
                             <w:placeholder>
                               <w:docPart w:val="DefaultPlaceholder_-1854013440"/>
                             </w:placeholder>
-                            <w:dataBinding w:prefixMappings="xmlns:ns0='urn:microsoft-dynamics-nav/reports/FS_YSD_CustomerItemSales/50000/'" w:xpath="/ns0:NavWordReportXmlPart[1]/ns0:Customer[1]/ns0:Integer[1]/ns0:ValueEntryBuffer__Invoiced_Quantity_[1]" w:storeItemID="{53087D20-42BA-4D3F-9410-12BE32F0401B}"/>
+                            <w:dataBinding w:prefixMappings="xmlns:ns0='urn:microsoft-dynamics-nav/reports/Customer_Item_Sales/113/'" w:xpath="/ns0:NavWordReportXmlPart[1]/ns0:Customer[1]/ns0:Integer[1]/ns0:ValueEntryBuffer__Invoiced_Quantity_[1]" w:storeItemID="{53087D20-42BA-4D3F-9410-12BE32F0401B}"/>
                             <w:text/>
                           </w:sdtPr>
                           <w:sdtContent>
@@ -1593,12 +1593,12 @@
                               <w:szCs w:val="16"/>
                             </w:rPr>
                             <w:alias w:val="#Nav: /Customer/Integer/Item__Base_Unit_of_Measure_"/>
-                            <w:tag w:val="#Nav: FS_YSD_CustomerItemSales/50000"/>
+                            <w:tag w:val="#Nav: Customer_Item_Sales/113"/>
                             <w:id w:val="-1311941438"/>
                             <w:placeholder>
                               <w:docPart w:val="DefaultPlaceholder_-1854013440"/>
                             </w:placeholder>
-                            <w:dataBinding w:prefixMappings="xmlns:ns0='urn:microsoft-dynamics-nav/reports/FS_YSD_CustomerItemSales/50000/'" w:xpath="/ns0:NavWordReportXmlPart[1]/ns0:Customer[1]/ns0:Integer[1]/ns0:Item__Base_Unit_of_Measure_[1]" w:storeItemID="{53087D20-42BA-4D3F-9410-12BE32F0401B}"/>
+                            <w:dataBinding w:prefixMappings="xmlns:ns0='urn:microsoft-dynamics-nav/reports/Customer_Item_Sales/113/'" w:xpath="/ns0:NavWordReportXmlPart[1]/ns0:Customer[1]/ns0:Integer[1]/ns0:Item__Base_Unit_of_Measure_[1]" w:storeItemID="{53087D20-42BA-4D3F-9410-12BE32F0401B}"/>
                             <w:text/>
                           </w:sdtPr>
                           <w:sdtContent>
@@ -1654,12 +1654,12 @@
                               <w:szCs w:val="16"/>
                             </w:rPr>
                             <w:alias w:val="#Nav: /Customer/Integer/ValueEntryBuffer__Sales_Amount__Actual___Control44"/>
-                            <w:tag w:val="#Nav: FS_YSD_CustomerItemSales/50000"/>
+                            <w:tag w:val="#Nav: Customer_Item_Sales/113"/>
                             <w:id w:val="2141759694"/>
                             <w:placeholder>
                               <w:docPart w:val="DefaultPlaceholder_-1854013440"/>
                             </w:placeholder>
-                            <w:dataBinding w:prefixMappings="xmlns:ns0='urn:microsoft-dynamics-nav/reports/FS_YSD_CustomerItemSales/50000/'" w:xpath="/ns0:NavWordReportXmlPart[1]/ns0:Customer[1]/ns0:Integer[1]/ns0:ValueEntryBuffer__Sales_Amount__Actual___Control44[1]" w:storeItemID="{53087D20-42BA-4D3F-9410-12BE32F0401B}"/>
+                            <w:dataBinding w:prefixMappings="xmlns:ns0='urn:microsoft-dynamics-nav/reports/Customer_Item_Sales/113/'" w:xpath="/ns0:NavWordReportXmlPart[1]/ns0:Customer[1]/ns0:Integer[1]/ns0:ValueEntryBuffer__Sales_Amount__Actual___Control44[1]" w:storeItemID="{53087D20-42BA-4D3F-9410-12BE32F0401B}"/>
                             <w:text/>
                           </w:sdtPr>
                           <w:sdtContent>
@@ -1698,12 +1698,12 @@
                               <w:szCs w:val="16"/>
                             </w:rPr>
                             <w:alias w:val="#Nav: /Customer/Integer/ValueEntryBuffer__Discount_Amount__Control45"/>
-                            <w:tag w:val="#Nav: FS_YSD_CustomerItemSales/50000"/>
+                            <w:tag w:val="#Nav: Customer_Item_Sales/113"/>
                             <w:id w:val="1005095336"/>
                             <w:placeholder>
                               <w:docPart w:val="DefaultPlaceholder_-1854013440"/>
                             </w:placeholder>
-                            <w:dataBinding w:prefixMappings="xmlns:ns0='urn:microsoft-dynamics-nav/reports/FS_YSD_CustomerItemSales/50000/'" w:xpath="/ns0:NavWordReportXmlPart[1]/ns0:Customer[1]/ns0:Integer[1]/ns0:ValueEntryBuffer__Discount_Amount__Control45[1]" w:storeItemID="{53087D20-42BA-4D3F-9410-12BE32F0401B}"/>
+                            <w:dataBinding w:prefixMappings="xmlns:ns0='urn:microsoft-dynamics-nav/reports/Customer_Item_Sales/113/'" w:xpath="/ns0:NavWordReportXmlPart[1]/ns0:Customer[1]/ns0:Integer[1]/ns0:ValueEntryBuffer__Discount_Amount__Control45[1]" w:storeItemID="{53087D20-42BA-4D3F-9410-12BE32F0401B}"/>
                             <w:text/>
                           </w:sdtPr>
                           <w:sdtContent>
@@ -1742,12 +1742,12 @@
                               <w:szCs w:val="16"/>
                             </w:rPr>
                             <w:alias w:val="#Nav: /Customer/Integer/Profit_Control46"/>
-                            <w:tag w:val="#Nav: FS_YSD_CustomerItemSales/50000"/>
+                            <w:tag w:val="#Nav: Customer_Item_Sales/113"/>
                             <w:id w:val="369652440"/>
                             <w:placeholder>
                               <w:docPart w:val="DefaultPlaceholder_-1854013440"/>
                             </w:placeholder>
-                            <w:dataBinding w:prefixMappings="xmlns:ns0='urn:microsoft-dynamics-nav/reports/FS_YSD_CustomerItemSales/50000/'" w:xpath="/ns0:NavWordReportXmlPart[1]/ns0:Customer[1]/ns0:Integer[1]/ns0:Profit_Control46[1]" w:storeItemID="{53087D20-42BA-4D3F-9410-12BE32F0401B}"/>
+                            <w:dataBinding w:prefixMappings="xmlns:ns0='urn:microsoft-dynamics-nav/reports/Customer_Item_Sales/113/'" w:xpath="/ns0:NavWordReportXmlPart[1]/ns0:Customer[1]/ns0:Integer[1]/ns0:Profit_Control46[1]" w:storeItemID="{53087D20-42BA-4D3F-9410-12BE32F0401B}"/>
                             <w:text/>
                           </w:sdtPr>
                           <w:sdtContent>
@@ -1786,12 +1786,12 @@
                               <w:szCs w:val="16"/>
                             </w:rPr>
                             <w:alias w:val="#Nav: /Customer/Integer/ProfitPct_Control47"/>
-                            <w:tag w:val="#Nav: FS_YSD_CustomerItemSales/50000"/>
+                            <w:tag w:val="#Nav: Customer_Item_Sales/113"/>
                             <w:id w:val="502863638"/>
                             <w:placeholder>
                               <w:docPart w:val="DefaultPlaceholder_-1854013440"/>
                             </w:placeholder>
-                            <w:dataBinding w:prefixMappings="xmlns:ns0='urn:microsoft-dynamics-nav/reports/FS_YSD_CustomerItemSales/50000/'" w:xpath="/ns0:NavWordReportXmlPart[1]/ns0:Customer[1]/ns0:Integer[1]/ns0:ProfitPct_Control47[1]" w:storeItemID="{53087D20-42BA-4D3F-9410-12BE32F0401B}"/>
+                            <w:dataBinding w:prefixMappings="xmlns:ns0='urn:microsoft-dynamics-nav/reports/Customer_Item_Sales/113/'" w:xpath="/ns0:NavWordReportXmlPart[1]/ns0:Customer[1]/ns0:Integer[1]/ns0:ProfitPct_Control47[1]" w:storeItemID="{53087D20-42BA-4D3F-9410-12BE32F0401B}"/>
                             <w:text/>
                           </w:sdtPr>
                           <w:sdtContent>
@@ -1829,14 +1829,14 @@
               </w:sdt>
               <w:tr>
                 <w:trPr>
-                  <w:trHeight w:hRule="exact" w:val="113"/>
+                  <w:trHeight w:val="113" w:hRule="exact"/>
                 </w:trPr>
                 <w:tc>
                   <w:tcPr>
                     <w:cnfStyle w:val="001000000000" w:firstRow="0" w:lastRow="0" w:firstColumn="1" w:lastColumn="0" w:oddVBand="0" w:evenVBand="0" w:oddHBand="0" w:evenHBand="0" w:firstRowFirstColumn="0" w:firstRowLastColumn="0" w:lastRowFirstColumn="0" w:lastRowLastColumn="0"/>
                     <w:tcW w:w="993" w:type="dxa"/>
                     <w:tcBorders>
-                      <w:bottom w:val="single" w:sz="4" w:space="0" w:color="auto"/>
+                      <w:bottom w:val="single" w:color="auto" w:sz="4" w:space="0"/>
                     </w:tcBorders>
                     <w:shd w:val="clear" w:color="auto" w:fill="auto"/>
                   </w:tcPr>
@@ -1854,7 +1854,7 @@
                   <w:tcPr>
                     <w:tcW w:w="2976" w:type="dxa"/>
                     <w:tcBorders>
-                      <w:bottom w:val="single" w:sz="4" w:space="0" w:color="auto"/>
+                      <w:bottom w:val="single" w:color="auto" w:sz="4" w:space="0"/>
                     </w:tcBorders>
                     <w:shd w:val="clear" w:color="auto" w:fill="auto"/>
                   </w:tcPr>
@@ -1873,7 +1873,7 @@
                   <w:tcPr>
                     <w:tcW w:w="851" w:type="dxa"/>
                     <w:tcBorders>
-                      <w:bottom w:val="single" w:sz="4" w:space="0" w:color="auto"/>
+                      <w:bottom w:val="single" w:color="auto" w:sz="4" w:space="0"/>
                     </w:tcBorders>
                     <w:shd w:val="clear" w:color="auto" w:fill="auto"/>
                   </w:tcPr>
@@ -1892,7 +1892,7 @@
                   <w:tcPr>
                     <w:tcW w:w="850" w:type="dxa"/>
                     <w:tcBorders>
-                      <w:bottom w:val="single" w:sz="4" w:space="0" w:color="auto"/>
+                      <w:bottom w:val="single" w:color="auto" w:sz="4" w:space="0"/>
                     </w:tcBorders>
                     <w:shd w:val="clear" w:color="auto" w:fill="auto"/>
                   </w:tcPr>
@@ -1911,7 +1911,7 @@
                   <w:tcPr>
                     <w:tcW w:w="1276" w:type="dxa"/>
                     <w:tcBorders>
-                      <w:bottom w:val="single" w:sz="4" w:space="0" w:color="auto"/>
+                      <w:bottom w:val="single" w:color="auto" w:sz="4" w:space="0"/>
                     </w:tcBorders>
                     <w:shd w:val="clear" w:color="auto" w:fill="auto"/>
                   </w:tcPr>
@@ -1930,7 +1930,7 @@
                   <w:tcPr>
                     <w:tcW w:w="1276" w:type="dxa"/>
                     <w:tcBorders>
-                      <w:bottom w:val="single" w:sz="4" w:space="0" w:color="auto"/>
+                      <w:bottom w:val="single" w:color="auto" w:sz="4" w:space="0"/>
                     </w:tcBorders>
                     <w:shd w:val="clear" w:color="auto" w:fill="auto"/>
                   </w:tcPr>
@@ -1949,7 +1949,7 @@
                   <w:tcPr>
                     <w:tcW w:w="1276" w:type="dxa"/>
                     <w:tcBorders>
-                      <w:bottom w:val="single" w:sz="4" w:space="0" w:color="auto"/>
+                      <w:bottom w:val="single" w:color="auto" w:sz="4" w:space="0"/>
                     </w:tcBorders>
                     <w:shd w:val="clear" w:color="auto" w:fill="auto"/>
                   </w:tcPr>
@@ -1968,7 +1968,7 @@
                   <w:tcPr>
                     <w:tcW w:w="992" w:type="dxa"/>
                     <w:tcBorders>
-                      <w:bottom w:val="single" w:sz="4" w:space="0" w:color="auto"/>
+                      <w:bottom w:val="single" w:color="auto" w:sz="4" w:space="0"/>
                     </w:tcBorders>
                     <w:shd w:val="clear" w:color="auto" w:fill="auto"/>
                   </w:tcPr>
@@ -1987,7 +1987,7 @@
               <w:tr>
                 <w:trPr>
                   <w:cnfStyle w:val="000000100000" w:firstRow="0" w:lastRow="0" w:firstColumn="0" w:lastColumn="0" w:oddVBand="0" w:evenVBand="0" w:oddHBand="1" w:evenHBand="0" w:firstRowFirstColumn="0" w:firstRowLastColumn="0" w:lastRowFirstColumn="0" w:lastRowLastColumn="0"/>
-                  <w:trHeight w:hRule="exact" w:val="567"/>
+                  <w:trHeight w:val="567" w:hRule="exact"/>
                 </w:trPr>
                 <w:sdt>
                   <w:sdtPr>
@@ -2013,12 +2013,12 @@
                           <w:szCs w:val="16"/>
                         </w:rPr>
                         <w:alias w:val="#Nav: /Customer/Integer/CustName"/>
-                        <w:tag w:val="#Nav: FS_YSD_CustomerItemSales/50000"/>
+                        <w:tag w:val="#Nav: Customer_Item_Sales/113"/>
                         <w:id w:val="-169866728"/>
                         <w:placeholder>
                           <w:docPart w:val="DefaultPlaceholder_-1854013440"/>
                         </w:placeholder>
-                        <w:dataBinding w:prefixMappings="xmlns:ns0='urn:microsoft-dynamics-nav/reports/FS_YSD_CustomerItemSales/50000/'" w:xpath="/ns0:NavWordReportXmlPart[1]/ns0:Customer[1]/ns0:Integer[1]/ns0:CustName[1]" w:storeItemID="{53087D20-42BA-4D3F-9410-12BE32F0401B}"/>
+                        <w:dataBinding w:prefixMappings="xmlns:ns0='urn:microsoft-dynamics-nav/reports/Customer_Item_Sales/113/'" w:xpath="/ns0:NavWordReportXmlPart[1]/ns0:Customer[1]/ns0:Integer[1]/ns0:CustName[1]" w:storeItemID="{53087D20-42BA-4D3F-9410-12BE32F0401B}"/>
                         <w:text/>
                       </w:sdtPr>
                       <w:sdtContent>
@@ -2028,8 +2028,8 @@
                             <w:tcW w:w="3969" w:type="dxa"/>
                             <w:gridSpan w:val="2"/>
                             <w:tcBorders>
-                              <w:top w:val="single" w:sz="4" w:space="0" w:color="auto"/>
-                              <w:bottom w:val="single" w:sz="4" w:space="0" w:color="auto"/>
+                              <w:top w:val="single" w:color="auto" w:sz="4" w:space="0"/>
+                              <w:bottom w:val="single" w:color="auto" w:sz="4" w:space="0"/>
                             </w:tcBorders>
                             <w:shd w:val="clear" w:color="auto" w:fill="auto"/>
                             <w:vAlign w:val="center"/>
@@ -2074,8 +2074,8 @@
                   <w:tcPr>
                     <w:tcW w:w="851" w:type="dxa"/>
                     <w:tcBorders>
-                      <w:top w:val="single" w:sz="4" w:space="0" w:color="auto"/>
-                      <w:bottom w:val="single" w:sz="4" w:space="0" w:color="auto"/>
+                      <w:top w:val="single" w:color="auto" w:sz="4" w:space="0"/>
+                      <w:bottom w:val="single" w:color="auto" w:sz="4" w:space="0"/>
                     </w:tcBorders>
                     <w:shd w:val="clear" w:color="auto" w:fill="auto"/>
                   </w:tcPr>
@@ -2094,8 +2094,8 @@
                   <w:tcPr>
                     <w:tcW w:w="850" w:type="dxa"/>
                     <w:tcBorders>
-                      <w:top w:val="single" w:sz="4" w:space="0" w:color="auto"/>
-                      <w:bottom w:val="single" w:sz="4" w:space="0" w:color="auto"/>
+                      <w:top w:val="single" w:color="auto" w:sz="4" w:space="0"/>
+                      <w:bottom w:val="single" w:color="auto" w:sz="4" w:space="0"/>
                     </w:tcBorders>
                     <w:shd w:val="clear" w:color="auto" w:fill="auto"/>
                   </w:tcPr>
@@ -2120,12 +2120,12 @@
                       <w:szCs w:val="16"/>
                     </w:rPr>
                     <w:alias w:val="#Nav: /Customer/Subtotals/Subtotals_Amount"/>
-                    <w:tag w:val="#Nav: FS_YSD_CustomerItemSales/50000"/>
+                    <w:tag w:val="#Nav: Customer_Item_Sales/113"/>
                     <w:id w:val="271824233"/>
                     <w:placeholder>
                       <w:docPart w:val="DefaultPlaceholder_-1854013440"/>
                     </w:placeholder>
-                    <w:dataBinding w:prefixMappings="xmlns:ns0='urn:microsoft-dynamics-nav/reports/FS_YSD_CustomerItemSales/50000/'" w:xpath="/ns0:NavWordReportXmlPart[1]/ns0:Customer[1]/ns0:Subtotals[1]/ns0:Subtotals_Amount[1]" w:storeItemID="{53087D20-42BA-4D3F-9410-12BE32F0401B}"/>
+                    <w:dataBinding w:prefixMappings="xmlns:ns0='urn:microsoft-dynamics-nav/reports/Customer_Item_Sales/113/'" w:xpath="/ns0:NavWordReportXmlPart[1]/ns0:Customer[1]/ns0:Subtotals[1]/ns0:Subtotals_Amount[1]" w:storeItemID="{53087D20-42BA-4D3F-9410-12BE32F0401B}"/>
                     <w:text/>
                   </w:sdtPr>
                   <w:sdtContent>
@@ -2133,8 +2133,8 @@
                       <w:tcPr>
                         <w:tcW w:w="1276" w:type="dxa"/>
                         <w:tcBorders>
-                          <w:top w:val="single" w:sz="4" w:space="0" w:color="auto"/>
-                          <w:bottom w:val="single" w:sz="4" w:space="0" w:color="auto"/>
+                          <w:top w:val="single" w:color="auto" w:sz="4" w:space="0"/>
+                          <w:bottom w:val="single" w:color="auto" w:sz="4" w:space="0"/>
                         </w:tcBorders>
                         <w:shd w:val="clear" w:color="auto" w:fill="auto"/>
                         <w:vAlign w:val="center"/>
@@ -2177,12 +2177,12 @@
                       <w:szCs w:val="16"/>
                     </w:rPr>
                     <w:alias w:val="#Nav: /Customer/Subtotals/Subtotals_DiscountAmount"/>
-                    <w:tag w:val="#Nav: FS_YSD_CustomerItemSales/50000"/>
+                    <w:tag w:val="#Nav: Customer_Item_Sales/113"/>
                     <w:id w:val="-1050526125"/>
                     <w:placeholder>
                       <w:docPart w:val="DefaultPlaceholder_-1854013440"/>
                     </w:placeholder>
-                    <w:dataBinding w:prefixMappings="xmlns:ns0='urn:microsoft-dynamics-nav/reports/FS_YSD_CustomerItemSales/50000/'" w:xpath="/ns0:NavWordReportXmlPart[1]/ns0:Customer[1]/ns0:Subtotals[1]/ns0:Subtotals_DiscountAmount[1]" w:storeItemID="{53087D20-42BA-4D3F-9410-12BE32F0401B}"/>
+                    <w:dataBinding w:prefixMappings="xmlns:ns0='urn:microsoft-dynamics-nav/reports/Customer_Item_Sales/113/'" w:xpath="/ns0:NavWordReportXmlPart[1]/ns0:Customer[1]/ns0:Subtotals[1]/ns0:Subtotals_DiscountAmount[1]" w:storeItemID="{53087D20-42BA-4D3F-9410-12BE32F0401B}"/>
                     <w:text/>
                   </w:sdtPr>
                   <w:sdtContent>
@@ -2190,8 +2190,8 @@
                       <w:tcPr>
                         <w:tcW w:w="1276" w:type="dxa"/>
                         <w:tcBorders>
-                          <w:top w:val="single" w:sz="4" w:space="0" w:color="auto"/>
-                          <w:bottom w:val="single" w:sz="4" w:space="0" w:color="auto"/>
+                          <w:top w:val="single" w:color="auto" w:sz="4" w:space="0"/>
+                          <w:bottom w:val="single" w:color="auto" w:sz="4" w:space="0"/>
                         </w:tcBorders>
                         <w:shd w:val="clear" w:color="auto" w:fill="auto"/>
                         <w:vAlign w:val="center"/>
@@ -2234,12 +2234,12 @@
                       <w:szCs w:val="16"/>
                     </w:rPr>
                     <w:alias w:val="#Nav: /Customer/Subtotals/Subtotals_Profit"/>
-                    <w:tag w:val="#Nav: FS_YSD_CustomerItemSales/50000"/>
+                    <w:tag w:val="#Nav: Customer_Item_Sales/113"/>
                     <w:id w:val="-796606273"/>
                     <w:placeholder>
                       <w:docPart w:val="DefaultPlaceholder_-1854013440"/>
                     </w:placeholder>
-                    <w:dataBinding w:prefixMappings="xmlns:ns0='urn:microsoft-dynamics-nav/reports/FS_YSD_CustomerItemSales/50000/'" w:xpath="/ns0:NavWordReportXmlPart[1]/ns0:Customer[1]/ns0:Subtotals[1]/ns0:Subtotals_Profit[1]" w:storeItemID="{53087D20-42BA-4D3F-9410-12BE32F0401B}"/>
+                    <w:dataBinding w:prefixMappings="xmlns:ns0='urn:microsoft-dynamics-nav/reports/Customer_Item_Sales/113/'" w:xpath="/ns0:NavWordReportXmlPart[1]/ns0:Customer[1]/ns0:Subtotals[1]/ns0:Subtotals_Profit[1]" w:storeItemID="{53087D20-42BA-4D3F-9410-12BE32F0401B}"/>
                     <w:text/>
                   </w:sdtPr>
                   <w:sdtContent>
@@ -2247,8 +2247,8 @@
                       <w:tcPr>
                         <w:tcW w:w="1276" w:type="dxa"/>
                         <w:tcBorders>
-                          <w:top w:val="single" w:sz="4" w:space="0" w:color="auto"/>
-                          <w:bottom w:val="single" w:sz="4" w:space="0" w:color="auto"/>
+                          <w:top w:val="single" w:color="auto" w:sz="4" w:space="0"/>
+                          <w:bottom w:val="single" w:color="auto" w:sz="4" w:space="0"/>
                         </w:tcBorders>
                         <w:shd w:val="clear" w:color="auto" w:fill="auto"/>
                         <w:vAlign w:val="center"/>
@@ -2291,12 +2291,12 @@
                       <w:szCs w:val="16"/>
                     </w:rPr>
                     <w:alias w:val="#Nav: /Customer/Subtotals/Subtotals_ProfitPercent"/>
-                    <w:tag w:val="#Nav: FS_YSD_CustomerItemSales/50000"/>
+                    <w:tag w:val="#Nav: Customer_Item_Sales/113"/>
                     <w:id w:val="-1033264290"/>
                     <w:placeholder>
                       <w:docPart w:val="DefaultPlaceholder_-1854013440"/>
                     </w:placeholder>
-                    <w:dataBinding w:prefixMappings="xmlns:ns0='urn:microsoft-dynamics-nav/reports/FS_YSD_CustomerItemSales/50000/'" w:xpath="/ns0:NavWordReportXmlPart[1]/ns0:Customer[1]/ns0:Subtotals[1]/ns0:Subtotals_ProfitPercent[1]" w:storeItemID="{53087D20-42BA-4D3F-9410-12BE32F0401B}"/>
+                    <w:dataBinding w:prefixMappings="xmlns:ns0='urn:microsoft-dynamics-nav/reports/Customer_Item_Sales/113/'" w:xpath="/ns0:NavWordReportXmlPart[1]/ns0:Customer[1]/ns0:Subtotals[1]/ns0:Subtotals_ProfitPercent[1]" w:storeItemID="{53087D20-42BA-4D3F-9410-12BE32F0401B}"/>
                     <w:text/>
                   </w:sdtPr>
                   <w:sdtContent>
@@ -2304,8 +2304,8 @@
                       <w:tcPr>
                         <w:tcW w:w="992" w:type="dxa"/>
                         <w:tcBorders>
-                          <w:top w:val="single" w:sz="4" w:space="0" w:color="auto"/>
-                          <w:bottom w:val="single" w:sz="4" w:space="0" w:color="auto"/>
+                          <w:top w:val="single" w:color="auto" w:sz="4" w:space="0"/>
+                          <w:bottom w:val="single" w:color="auto" w:sz="4" w:space="0"/>
                         </w:tcBorders>
                         <w:shd w:val="clear" w:color="auto" w:fill="auto"/>
                         <w:vAlign w:val="center"/>
@@ -2345,7 +2345,7 @@
                     <w:cnfStyle w:val="001000000000" w:firstRow="0" w:lastRow="0" w:firstColumn="1" w:lastColumn="0" w:oddVBand="0" w:evenVBand="0" w:oddHBand="0" w:evenHBand="0" w:firstRowFirstColumn="0" w:firstRowLastColumn="0" w:lastRowFirstColumn="0" w:lastRowLastColumn="0"/>
                     <w:tcW w:w="993" w:type="dxa"/>
                     <w:tcBorders>
-                      <w:top w:val="single" w:sz="4" w:space="0" w:color="auto"/>
+                      <w:top w:val="single" w:color="auto" w:sz="4" w:space="0"/>
                     </w:tcBorders>
                     <w:shd w:val="clear" w:color="auto" w:fill="auto"/>
                   </w:tcPr>
@@ -2363,7 +2363,7 @@
                   <w:tcPr>
                     <w:tcW w:w="2976" w:type="dxa"/>
                     <w:tcBorders>
-                      <w:top w:val="single" w:sz="4" w:space="0" w:color="auto"/>
+                      <w:top w:val="single" w:color="auto" w:sz="4" w:space="0"/>
                     </w:tcBorders>
                     <w:shd w:val="clear" w:color="auto" w:fill="auto"/>
                   </w:tcPr>
@@ -2382,7 +2382,7 @@
                   <w:tcPr>
                     <w:tcW w:w="851" w:type="dxa"/>
                     <w:tcBorders>
-                      <w:top w:val="single" w:sz="4" w:space="0" w:color="auto"/>
+                      <w:top w:val="single" w:color="auto" w:sz="4" w:space="0"/>
                     </w:tcBorders>
                     <w:shd w:val="clear" w:color="auto" w:fill="auto"/>
                   </w:tcPr>
@@ -2401,7 +2401,7 @@
                   <w:tcPr>
                     <w:tcW w:w="850" w:type="dxa"/>
                     <w:tcBorders>
-                      <w:top w:val="single" w:sz="4" w:space="0" w:color="auto"/>
+                      <w:top w:val="single" w:color="auto" w:sz="4" w:space="0"/>
                     </w:tcBorders>
                     <w:shd w:val="clear" w:color="auto" w:fill="auto"/>
                   </w:tcPr>
@@ -2420,7 +2420,7 @@
                   <w:tcPr>
                     <w:tcW w:w="1276" w:type="dxa"/>
                     <w:tcBorders>
-                      <w:top w:val="single" w:sz="4" w:space="0" w:color="auto"/>
+                      <w:top w:val="single" w:color="auto" w:sz="4" w:space="0"/>
                     </w:tcBorders>
                     <w:shd w:val="clear" w:color="auto" w:fill="auto"/>
                     <w:vAlign w:val="center"/>
@@ -2441,7 +2441,7 @@
                   <w:tcPr>
                     <w:tcW w:w="1276" w:type="dxa"/>
                     <w:tcBorders>
-                      <w:top w:val="single" w:sz="4" w:space="0" w:color="auto"/>
+                      <w:top w:val="single" w:color="auto" w:sz="4" w:space="0"/>
                     </w:tcBorders>
                     <w:shd w:val="clear" w:color="auto" w:fill="auto"/>
                     <w:vAlign w:val="center"/>
@@ -2462,7 +2462,7 @@
                   <w:tcPr>
                     <w:tcW w:w="1276" w:type="dxa"/>
                     <w:tcBorders>
-                      <w:top w:val="single" w:sz="4" w:space="0" w:color="auto"/>
+                      <w:top w:val="single" w:color="auto" w:sz="4" w:space="0"/>
                     </w:tcBorders>
                     <w:shd w:val="clear" w:color="auto" w:fill="auto"/>
                     <w:vAlign w:val="center"/>
@@ -2483,7 +2483,7 @@
                   <w:tcPr>
                     <w:tcW w:w="992" w:type="dxa"/>
                     <w:tcBorders>
-                      <w:top w:val="single" w:sz="4" w:space="0" w:color="auto"/>
+                      <w:top w:val="single" w:color="auto" w:sz="4" w:space="0"/>
                     </w:tcBorders>
                     <w:shd w:val="clear" w:color="auto" w:fill="auto"/>
                     <w:vAlign w:val="center"/>
@@ -2508,14 +2508,14 @@
       <w:tr>
         <w:trPr>
           <w:cnfStyle w:val="000000100000" w:firstRow="0" w:lastRow="0" w:firstColumn="0" w:lastColumn="0" w:oddVBand="0" w:evenVBand="0" w:oddHBand="1" w:evenHBand="0" w:firstRowFirstColumn="0" w:firstRowLastColumn="0" w:lastRowFirstColumn="0" w:lastRowLastColumn="0"/>
-          <w:trHeight w:hRule="exact" w:val="57"/>
+          <w:trHeight w:val="57" w:hRule="exact"/>
         </w:trPr>
         <w:tc>
           <w:tcPr>
             <w:cnfStyle w:val="001000000000" w:firstRow="0" w:lastRow="0" w:firstColumn="1" w:lastColumn="0" w:oddVBand="0" w:evenVBand="0" w:oddHBand="0" w:evenHBand="0" w:firstRowFirstColumn="0" w:firstRowLastColumn="0" w:lastRowFirstColumn="0" w:lastRowLastColumn="0"/>
             <w:tcW w:w="993" w:type="dxa"/>
             <w:tcBorders>
-              <w:bottom w:val="single" w:sz="4" w:space="0" w:color="auto"/>
+              <w:bottom w:val="single" w:color="auto" w:sz="4" w:space="0"/>
             </w:tcBorders>
             <w:shd w:val="clear" w:color="auto" w:fill="auto"/>
           </w:tcPr>
@@ -2535,7 +2535,7 @@
           <w:tcPr>
             <w:tcW w:w="2976" w:type="dxa"/>
             <w:tcBorders>
-              <w:bottom w:val="single" w:sz="4" w:space="0" w:color="auto"/>
+              <w:bottom w:val="single" w:color="auto" w:sz="4" w:space="0"/>
             </w:tcBorders>
             <w:shd w:val="clear" w:color="auto" w:fill="auto"/>
           </w:tcPr>
@@ -2549,7 +2549,7 @@
           <w:tcPr>
             <w:tcW w:w="851" w:type="dxa"/>
             <w:tcBorders>
-              <w:bottom w:val="single" w:sz="4" w:space="0" w:color="auto"/>
+              <w:bottom w:val="single" w:color="auto" w:sz="4" w:space="0"/>
             </w:tcBorders>
             <w:shd w:val="clear" w:color="auto" w:fill="auto"/>
           </w:tcPr>
@@ -2563,7 +2563,7 @@
           <w:tcPr>
             <w:tcW w:w="850" w:type="dxa"/>
             <w:tcBorders>
-              <w:bottom w:val="single" w:sz="4" w:space="0" w:color="auto"/>
+              <w:bottom w:val="single" w:color="auto" w:sz="4" w:space="0"/>
             </w:tcBorders>
             <w:shd w:val="clear" w:color="auto" w:fill="auto"/>
           </w:tcPr>
@@ -2577,7 +2577,7 @@
           <w:tcPr>
             <w:tcW w:w="1276" w:type="dxa"/>
             <w:tcBorders>
-              <w:bottom w:val="single" w:sz="4" w:space="0" w:color="auto"/>
+              <w:bottom w:val="single" w:color="auto" w:sz="4" w:space="0"/>
             </w:tcBorders>
             <w:shd w:val="clear" w:color="auto" w:fill="auto"/>
             <w:vAlign w:val="center"/>
@@ -2600,7 +2600,7 @@
           <w:tcPr>
             <w:tcW w:w="1276" w:type="dxa"/>
             <w:tcBorders>
-              <w:bottom w:val="single" w:sz="4" w:space="0" w:color="auto"/>
+              <w:bottom w:val="single" w:color="auto" w:sz="4" w:space="0"/>
             </w:tcBorders>
             <w:shd w:val="clear" w:color="auto" w:fill="auto"/>
             <w:vAlign w:val="center"/>
@@ -2623,7 +2623,7 @@
           <w:tcPr>
             <w:tcW w:w="1276" w:type="dxa"/>
             <w:tcBorders>
-              <w:bottom w:val="single" w:sz="4" w:space="0" w:color="auto"/>
+              <w:bottom w:val="single" w:color="auto" w:sz="4" w:space="0"/>
             </w:tcBorders>
             <w:shd w:val="clear" w:color="auto" w:fill="auto"/>
             <w:vAlign w:val="center"/>
@@ -2646,7 +2646,7 @@
           <w:tcPr>
             <w:tcW w:w="992" w:type="dxa"/>
             <w:tcBorders>
-              <w:bottom w:val="single" w:sz="4" w:space="0" w:color="auto"/>
+              <w:bottom w:val="single" w:color="auto" w:sz="4" w:space="0"/>
             </w:tcBorders>
             <w:shd w:val="clear" w:color="auto" w:fill="auto"/>
             <w:vAlign w:val="center"/>
@@ -2678,12 +2678,12 @@
               <w:szCs w:val="16"/>
             </w:rPr>
             <w:alias w:val="#Nav: /Labels/TotalLbl"/>
-            <w:tag w:val="#Nav: FS_YSD_CustomerItemSales/50000"/>
+            <w:tag w:val="#Nav: Customer_Item_Sales/113"/>
             <w:id w:val="1835490118"/>
             <w:placeholder>
               <w:docPart w:val="DefaultPlaceholder_-1854013440"/>
             </w:placeholder>
-            <w:dataBinding w:prefixMappings="xmlns:ns0='urn:microsoft-dynamics-nav/reports/FS_YSD_CustomerItemSales/50000/'" w:xpath="/ns0:NavWordReportXmlPart[1]/ns0:Labels[1]/ns0:TotalLbl[1]" w:storeItemID="{53087D20-42BA-4D3F-9410-12BE32F0401B}"/>
+            <w:dataBinding w:prefixMappings="xmlns:ns0='urn:microsoft-dynamics-nav/reports/Customer_Item_Sales/113/'" w:xpath="/ns0:NavWordReportXmlPart[1]/ns0:Labels[1]/ns0:TotalLbl[1]" w:storeItemID="{53087D20-42BA-4D3F-9410-12BE32F0401B}"/>
             <w:text/>
           </w:sdtPr>
           <w:sdtContent>
@@ -2692,8 +2692,8 @@
                 <w:cnfStyle w:val="001000000000" w:firstRow="0" w:lastRow="0" w:firstColumn="1" w:lastColumn="0" w:oddVBand="0" w:evenVBand="0" w:oddHBand="0" w:evenHBand="0" w:firstRowFirstColumn="0" w:firstRowLastColumn="0" w:lastRowFirstColumn="0" w:lastRowLastColumn="0"/>
                 <w:tcW w:w="993" w:type="dxa"/>
                 <w:tcBorders>
-                  <w:top w:val="single" w:sz="4" w:space="0" w:color="auto"/>
-                  <w:bottom w:val="single" w:sz="4" w:space="0" w:color="auto"/>
+                  <w:top w:val="single" w:color="auto" w:sz="4" w:space="0"/>
+                  <w:bottom w:val="single" w:color="auto" w:sz="4" w:space="0"/>
                 </w:tcBorders>
                 <w:shd w:val="clear" w:color="auto" w:fill="auto"/>
                 <w:vAlign w:val="center"/>
@@ -2717,8 +2717,8 @@
           <w:tcPr>
             <w:tcW w:w="2976" w:type="dxa"/>
             <w:tcBorders>
-              <w:top w:val="single" w:sz="4" w:space="0" w:color="auto"/>
-              <w:bottom w:val="single" w:sz="4" w:space="0" w:color="auto"/>
+              <w:top w:val="single" w:color="auto" w:sz="4" w:space="0"/>
+              <w:bottom w:val="single" w:color="auto" w:sz="4" w:space="0"/>
             </w:tcBorders>
             <w:shd w:val="clear" w:color="auto" w:fill="auto"/>
           </w:tcPr>
@@ -2732,8 +2732,8 @@
           <w:tcPr>
             <w:tcW w:w="851" w:type="dxa"/>
             <w:tcBorders>
-              <w:top w:val="single" w:sz="4" w:space="0" w:color="auto"/>
-              <w:bottom w:val="single" w:sz="4" w:space="0" w:color="auto"/>
+              <w:top w:val="single" w:color="auto" w:sz="4" w:space="0"/>
+              <w:bottom w:val="single" w:color="auto" w:sz="4" w:space="0"/>
             </w:tcBorders>
             <w:shd w:val="clear" w:color="auto" w:fill="auto"/>
           </w:tcPr>
@@ -2747,8 +2747,8 @@
           <w:tcPr>
             <w:tcW w:w="850" w:type="dxa"/>
             <w:tcBorders>
-              <w:top w:val="single" w:sz="4" w:space="0" w:color="auto"/>
-              <w:bottom w:val="single" w:sz="4" w:space="0" w:color="auto"/>
+              <w:top w:val="single" w:color="auto" w:sz="4" w:space="0"/>
+              <w:bottom w:val="single" w:color="auto" w:sz="4" w:space="0"/>
             </w:tcBorders>
             <w:shd w:val="clear" w:color="auto" w:fill="auto"/>
           </w:tcPr>
@@ -2768,12 +2768,12 @@
               <w:szCs w:val="16"/>
             </w:rPr>
             <w:alias w:val="#Nav: /Totals/Totals_Amount"/>
-            <w:tag w:val="#Nav: FS_YSD_CustomerItemSales/50000"/>
+            <w:tag w:val="#Nav: Customer_Item_Sales/113"/>
             <w:id w:val="2058193276"/>
             <w:placeholder>
               <w:docPart w:val="DefaultPlaceholder_-1854013440"/>
             </w:placeholder>
-            <w:dataBinding w:prefixMappings="xmlns:ns0='urn:microsoft-dynamics-nav/reports/FS_YSD_CustomerItemSales/50000/'" w:xpath="/ns0:NavWordReportXmlPart[1]/ns0:Totals[1]/ns0:Totals_Amount[1]" w:storeItemID="{53087D20-42BA-4D3F-9410-12BE32F0401B}"/>
+            <w:dataBinding w:prefixMappings="xmlns:ns0='urn:microsoft-dynamics-nav/reports/Customer_Item_Sales/113/'" w:xpath="/ns0:NavWordReportXmlPart[1]/ns0:Totals[1]/ns0:Totals_Amount[1]" w:storeItemID="{53087D20-42BA-4D3F-9410-12BE32F0401B}"/>
             <w:text/>
           </w:sdtPr>
           <w:sdtContent>
@@ -2781,8 +2781,8 @@
               <w:tcPr>
                 <w:tcW w:w="1276" w:type="dxa"/>
                 <w:tcBorders>
-                  <w:top w:val="single" w:sz="4" w:space="0" w:color="auto"/>
-                  <w:bottom w:val="single" w:sz="4" w:space="0" w:color="auto"/>
+                  <w:top w:val="single" w:color="auto" w:sz="4" w:space="0"/>
+                  <w:bottom w:val="single" w:color="auto" w:sz="4" w:space="0"/>
                 </w:tcBorders>
                 <w:shd w:val="clear" w:color="auto" w:fill="auto"/>
                 <w:vAlign w:val="center"/>
@@ -2818,12 +2818,12 @@
               <w:szCs w:val="16"/>
             </w:rPr>
             <w:alias w:val="#Nav: /Totals/Totals_DiscountAmount"/>
-            <w:tag w:val="#Nav: FS_YSD_CustomerItemSales/50000"/>
+            <w:tag w:val="#Nav: Customer_Item_Sales/113"/>
             <w:id w:val="1491516891"/>
             <w:placeholder>
               <w:docPart w:val="DefaultPlaceholder_-1854013440"/>
             </w:placeholder>
-            <w:dataBinding w:prefixMappings="xmlns:ns0='urn:microsoft-dynamics-nav/reports/FS_YSD_CustomerItemSales/50000/'" w:xpath="/ns0:NavWordReportXmlPart[1]/ns0:Totals[1]/ns0:Totals_DiscountAmount[1]" w:storeItemID="{53087D20-42BA-4D3F-9410-12BE32F0401B}"/>
+            <w:dataBinding w:prefixMappings="xmlns:ns0='urn:microsoft-dynamics-nav/reports/Customer_Item_Sales/113/'" w:xpath="/ns0:NavWordReportXmlPart[1]/ns0:Totals[1]/ns0:Totals_DiscountAmount[1]" w:storeItemID="{53087D20-42BA-4D3F-9410-12BE32F0401B}"/>
             <w:text/>
           </w:sdtPr>
           <w:sdtContent>
@@ -2831,8 +2831,8 @@
               <w:tcPr>
                 <w:tcW w:w="1276" w:type="dxa"/>
                 <w:tcBorders>
-                  <w:top w:val="single" w:sz="4" w:space="0" w:color="auto"/>
-                  <w:bottom w:val="single" w:sz="4" w:space="0" w:color="auto"/>
+                  <w:top w:val="single" w:color="auto" w:sz="4" w:space="0"/>
+                  <w:bottom w:val="single" w:color="auto" w:sz="4" w:space="0"/>
                 </w:tcBorders>
                 <w:shd w:val="clear" w:color="auto" w:fill="auto"/>
                 <w:vAlign w:val="center"/>
@@ -2868,12 +2868,12 @@
               <w:szCs w:val="16"/>
             </w:rPr>
             <w:alias w:val="#Nav: /Totals/Totals_Profit"/>
-            <w:tag w:val="#Nav: FS_YSD_CustomerItemSales/50000"/>
+            <w:tag w:val="#Nav: Customer_Item_Sales/113"/>
             <w:id w:val="-1090308943"/>
             <w:placeholder>
               <w:docPart w:val="DefaultPlaceholder_-1854013440"/>
             </w:placeholder>
-            <w:dataBinding w:prefixMappings="xmlns:ns0='urn:microsoft-dynamics-nav/reports/FS_YSD_CustomerItemSales/50000/'" w:xpath="/ns0:NavWordReportXmlPart[1]/ns0:Totals[1]/ns0:Totals_Profit[1]" w:storeItemID="{53087D20-42BA-4D3F-9410-12BE32F0401B}"/>
+            <w:dataBinding w:prefixMappings="xmlns:ns0='urn:microsoft-dynamics-nav/reports/Customer_Item_Sales/113/'" w:xpath="/ns0:NavWordReportXmlPart[1]/ns0:Totals[1]/ns0:Totals_Profit[1]" w:storeItemID="{53087D20-42BA-4D3F-9410-12BE32F0401B}"/>
             <w:text/>
           </w:sdtPr>
           <w:sdtContent>
@@ -2881,8 +2881,8 @@
               <w:tcPr>
                 <w:tcW w:w="1276" w:type="dxa"/>
                 <w:tcBorders>
-                  <w:top w:val="single" w:sz="4" w:space="0" w:color="auto"/>
-                  <w:bottom w:val="single" w:sz="4" w:space="0" w:color="auto"/>
+                  <w:top w:val="single" w:color="auto" w:sz="4" w:space="0"/>
+                  <w:bottom w:val="single" w:color="auto" w:sz="4" w:space="0"/>
                 </w:tcBorders>
                 <w:shd w:val="clear" w:color="auto" w:fill="auto"/>
                 <w:vAlign w:val="center"/>
@@ -2918,12 +2918,12 @@
               <w:szCs w:val="16"/>
             </w:rPr>
             <w:alias w:val="#Nav: /Totals/Totals_ProfitPercent"/>
-            <w:tag w:val="#Nav: FS_YSD_CustomerItemSales/50000"/>
+            <w:tag w:val="#Nav: Customer_Item_Sales/113"/>
             <w:id w:val="-1596623820"/>
             <w:placeholder>
               <w:docPart w:val="DefaultPlaceholder_-1854013440"/>
             </w:placeholder>
-            <w:dataBinding w:prefixMappings="xmlns:ns0='urn:microsoft-dynamics-nav/reports/FS_YSD_CustomerItemSales/50000/'" w:xpath="/ns0:NavWordReportXmlPart[1]/ns0:Totals[1]/ns0:Totals_ProfitPercent[1]" w:storeItemID="{53087D20-42BA-4D3F-9410-12BE32F0401B}"/>
+            <w:dataBinding w:prefixMappings="xmlns:ns0='urn:microsoft-dynamics-nav/reports/Customer_Item_Sales/113/'" w:xpath="/ns0:NavWordReportXmlPart[1]/ns0:Totals[1]/ns0:Totals_ProfitPercent[1]" w:storeItemID="{53087D20-42BA-4D3F-9410-12BE32F0401B}"/>
             <w:text/>
           </w:sdtPr>
           <w:sdtContent>
@@ -2931,8 +2931,8 @@
               <w:tcPr>
                 <w:tcW w:w="992" w:type="dxa"/>
                 <w:tcBorders>
-                  <w:top w:val="single" w:sz="4" w:space="0" w:color="auto"/>
-                  <w:bottom w:val="single" w:sz="4" w:space="0" w:color="auto"/>
+                  <w:top w:val="single" w:color="auto" w:sz="4" w:space="0"/>
+                  <w:bottom w:val="single" w:color="auto" w:sz="4" w:space="0"/>
                 </w:tcBorders>
                 <w:shd w:val="clear" w:color="auto" w:fill="auto"/>
                 <w:vAlign w:val="center"/>
@@ -3031,12 +3031,12 @@
       <w:tblStyle w:val="TableGrid"/>
       <w:tblW w:w="10490" w:type="dxa"/>
       <w:tblBorders>
-        <w:top w:val="none" w:sz="0" w:space="0" w:color="auto"/>
-        <w:left w:val="none" w:sz="0" w:space="0" w:color="auto"/>
-        <w:bottom w:val="none" w:sz="0" w:space="0" w:color="auto"/>
-        <w:right w:val="none" w:sz="0" w:space="0" w:color="auto"/>
-        <w:insideH w:val="none" w:sz="0" w:space="0" w:color="auto"/>
-        <w:insideV w:val="none" w:sz="0" w:space="0" w:color="auto"/>
+        <w:top w:val="none" w:color="auto" w:sz="0" w:space="0"/>
+        <w:left w:val="none" w:color="auto" w:sz="0" w:space="0"/>
+        <w:bottom w:val="none" w:color="auto" w:sz="0" w:space="0"/>
+        <w:right w:val="none" w:color="auto" w:sz="0" w:space="0"/>
+        <w:insideH w:val="none" w:color="auto" w:sz="0" w:space="0"/>
+        <w:insideV w:val="none" w:color="auto" w:sz="0" w:space="0"/>
       </w:tblBorders>
       <w:tblLook w:val="04A0" w:firstRow="1" w:lastRow="0" w:firstColumn="1" w:lastColumn="0" w:noHBand="0" w:noVBand="1"/>
     </w:tblPr>
@@ -3059,12 +3059,12 @@
               <w:szCs w:val="28"/>
             </w:rPr>
             <w:alias w:val="#Nav: /Labels/CustomerItemSalesLabel"/>
-            <w:tag w:val="#Nav: FS_YSD_CustomerItemSales/50000"/>
+            <w:tag w:val="#Nav: Customer_Item_Sales/113"/>
             <w:id w:val="1796717761"/>
             <w:placeholder>
               <w:docPart w:val="DefaultPlaceholder_-1854013440"/>
             </w:placeholder>
-            <w:dataBinding w:prefixMappings="xmlns:ns0='urn:microsoft-dynamics-nav/reports/FS_YSD_CustomerItemSales/50000/'" w:xpath="/ns0:NavWordReportXmlPart[1]/ns0:Labels[1]/ns0:CustomerItemSalesLabel[1]" w:storeItemID="{53087D20-42BA-4D3F-9410-12BE32F0401B}"/>
+            <w:dataBinding w:prefixMappings="xmlns:ns0='urn:microsoft-dynamics-nav/reports/Customer_Item_Sales/113/'" w:xpath="/ns0:NavWordReportXmlPart[1]/ns0:Labels[1]/ns0:CustomerItemSalesLabel[1]" w:storeItemID="{53087D20-42BA-4D3F-9410-12BE32F0401B}"/>
             <w:text/>
           </w:sdtPr>
           <w:sdtContent>
@@ -3285,12 +3285,12 @@
                 <w:szCs w:val="16"/>
               </w:rPr>
               <w:alias w:val="#Nav: /BCReportInformation/ReportRequest/UserName"/>
-              <w:tag w:val="#Nav: FS_YSD_CustomerItemSales/50000"/>
+              <w:tag w:val="#Nav: Customer_Item_Sales/113"/>
               <w:id w:val="-249272221"/>
               <w:placeholder>
                 <w:docPart w:val="DefaultPlaceholder_-1854013440"/>
               </w:placeholder>
-              <w:dataBinding w:prefixMappings="xmlns:ns0='urn:microsoft-dynamics-nav/reports/FS_YSD_CustomerItemSales/50000/'" w:xpath="/ns0:NavWordReportXmlPart[1]/ns0:BCReportInformation[1]/ns0:ReportRequest[1]/ns0:UserName[1]" w:storeItemID="{53087D20-42BA-4D3F-9410-12BE32F0401B}"/>
+              <w:dataBinding w:prefixMappings="xmlns:ns0='urn:microsoft-dynamics-nav/reports/Customer_Item_Sales/113/'" w:xpath="/ns0:NavWordReportXmlPart[1]/ns0:BCReportInformation[1]/ns0:ReportRequest[1]/ns0:UserName[1]" w:storeItemID="{53087D20-42BA-4D3F-9410-12BE32F0401B}"/>
               <w:text/>
             </w:sdtPr>
             <w:sdtContent>
@@ -3319,7 +3319,7 @@
     </w:tr>
     <w:tr>
       <w:trPr>
-        <w:trHeight w:hRule="exact" w:val="340"/>
+        <w:trHeight w:val="340" w:hRule="exact"/>
       </w:trPr>
       <w:tc>
         <w:tcPr>
@@ -3333,12 +3333,12 @@
               <w:szCs w:val="16"/>
             </w:rPr>
             <w:alias w:val="#Nav: /Customer/STRSUBSTNO_Text000_PeriodText_"/>
-            <w:tag w:val="#Nav: FS_YSD_CustomerItemSales/50000"/>
+            <w:tag w:val="#Nav: Customer_Item_Sales/113"/>
             <w:id w:val="27695562"/>
             <w:placeholder>
               <w:docPart w:val="D751FF39443B486C94B582E24D40179F"/>
             </w:placeholder>
-            <w:dataBinding w:prefixMappings="xmlns:ns0='urn:microsoft-dynamics-nav/reports/FS_YSD_CustomerItemSales/50000/'" w:xpath="/ns0:NavWordReportXmlPart[1]/ns0:Customer[1]/ns0:STRSUBSTNO_Text000_PeriodText_[1]" w:storeItemID="{53087D20-42BA-4D3F-9410-12BE32F0401B}"/>
+            <w:dataBinding w:prefixMappings="xmlns:ns0='urn:microsoft-dynamics-nav/reports/Customer_Item_Sales/113/'" w:xpath="/ns0:NavWordReportXmlPart[1]/ns0:Customer[1]/ns0:STRSUBSTNO_Text000_PeriodText_[1]" w:storeItemID="{53087D20-42BA-4D3F-9410-12BE32F0401B}"/>
             <w:text/>
           </w:sdtPr>
           <w:sdtContent>
@@ -3381,7 +3381,7 @@
     </w:tr>
     <w:tr>
       <w:trPr>
-        <w:trHeight w:hRule="exact" w:val="340"/>
+        <w:trHeight w:val="340" w:hRule="exact"/>
       </w:trPr>
       <w:sdt>
         <w:sdtPr>
@@ -3391,12 +3391,12 @@
             <w:szCs w:val="16"/>
           </w:rPr>
           <w:alias w:val="#Nav: /BCReportInformation/ReportRequest/CompanyName"/>
-          <w:tag w:val="#Nav: FS_YSD_CustomerItemSales/50000"/>
+          <w:tag w:val="#Nav: Customer_Item_Sales/113"/>
           <w:id w:val="-1641258246"/>
           <w:placeholder>
             <w:docPart w:val="AD9BDF8CDB2B47CFA1D71BA3B7BFD26F"/>
           </w:placeholder>
-          <w:dataBinding w:prefixMappings="xmlns:ns0='urn:microsoft-dynamics-nav/reports/FS_YSD_CustomerItemSales/50000/'" w:xpath="/ns0:NavWordReportXmlPart[1]/ns0:BCReportInformation[1]/ns0:ReportRequest[1]/ns0:CompanyName[1]" w:storeItemID="{53087D20-42BA-4D3F-9410-12BE32F0401B}"/>
+          <w:dataBinding w:prefixMappings="xmlns:ns0='urn:microsoft-dynamics-nav/reports/Customer_Item_Sales/113/'" w:xpath="/ns0:NavWordReportXmlPart[1]/ns0:BCReportInformation[1]/ns0:ReportRequest[1]/ns0:CompanyName[1]" w:storeItemID="{53087D20-42BA-4D3F-9410-12BE32F0401B}"/>
           <w:text/>
         </w:sdtPr>
         <w:sdtContent>
@@ -3433,7 +3433,7 @@
     </w:tr>
     <w:tr>
       <w:trPr>
-        <w:trHeight w:hRule="exact" w:val="340"/>
+        <w:trHeight w:val="340" w:hRule="exact"/>
       </w:trPr>
       <w:sdt>
         <w:sdtPr>
@@ -3443,12 +3443,12 @@
             <w:szCs w:val="16"/>
           </w:rPr>
           <w:alias w:val="#Nav: /Labels/AllAmountsInLCYCaption"/>
-          <w:tag w:val="#Nav: FS_YSD_CustomerItemSales/50000"/>
+          <w:tag w:val="#Nav: Customer_Item_Sales/113"/>
           <w:id w:val="-1347546332"/>
           <w:placeholder>
             <w:docPart w:val="DefaultPlaceholder_-1854013440"/>
           </w:placeholder>
-          <w:dataBinding w:prefixMappings="xmlns:ns0='urn:microsoft-dynamics-nav/reports/FS_YSD_CustomerItemSales/50000/'" w:xpath="/ns0:NavWordReportXmlPart[1]/ns0:Labels[1]/ns0:AllAmountsInLCYCaption[1]" w:storeItemID="{53087D20-42BA-4D3F-9410-12BE32F0401B}"/>
+          <w:dataBinding w:prefixMappings="xmlns:ns0='urn:microsoft-dynamics-nav/reports/Customer_Item_Sales/113/'" w:xpath="/ns0:NavWordReportXmlPart[1]/ns0:Labels[1]/ns0:AllAmountsInLCYCaption[1]" w:storeItemID="{53087D20-42BA-4D3F-9410-12BE32F0401B}"/>
           <w:text/>
         </w:sdtPr>
         <w:sdtContent>
@@ -3492,7 +3492,7 @@
     </w:tr>
     <w:tr>
       <w:trPr>
-        <w:trHeight w:hRule="exact" w:val="340"/>
+        <w:trHeight w:val="340" w:hRule="exact"/>
       </w:trPr>
       <w:sdt>
         <w:sdtPr>
@@ -3502,12 +3502,12 @@
             <w:szCs w:val="16"/>
           </w:rPr>
           <w:alias w:val="#Nav: /Customer/Customer_TABLECAPTION__________CustFilter"/>
-          <w:tag w:val="#Nav: FS_YSD_CustomerItemSales/50000"/>
+          <w:tag w:val="#Nav: Customer_Item_Sales/113"/>
           <w:id w:val="1692183273"/>
           <w:placeholder>
             <w:docPart w:val="7196EE1E2AB1482088EB23E1B2E048EA"/>
           </w:placeholder>
-          <w:dataBinding w:prefixMappings="xmlns:ns0='urn:microsoft-dynamics-nav/reports/FS_YSD_CustomerItemSales/50000/'" w:xpath="/ns0:NavWordReportXmlPart[1]/ns0:Customer[1]/ns0:Customer_TABLECAPTION__________CustFilter[1]" w:storeItemID="{53087D20-42BA-4D3F-9410-12BE32F0401B}"/>
+          <w:dataBinding w:prefixMappings="xmlns:ns0='urn:microsoft-dynamics-nav/reports/Customer_Item_Sales/113/'" w:xpath="/ns0:NavWordReportXmlPart[1]/ns0:Customer[1]/ns0:Customer_TABLECAPTION__________CustFilter[1]" w:storeItemID="{53087D20-42BA-4D3F-9410-12BE32F0401B}"/>
           <w:text/>
         </w:sdtPr>
         <w:sdtContent>
@@ -3545,7 +3545,7 @@
     </w:tr>
     <w:tr>
       <w:trPr>
-        <w:trHeight w:hRule="exact" w:val="340"/>
+        <w:trHeight w:val="340" w:hRule="exact"/>
       </w:trPr>
       <w:sdt>
         <w:sdtPr>
@@ -3555,12 +3555,12 @@
             <w:szCs w:val="16"/>
           </w:rPr>
           <w:alias w:val="#Nav: /Customer/Value_Entry__TABLECAPTION__________ItemLedgEntryFilter"/>
-          <w:tag w:val="#Nav: FS_YSD_CustomerItemSales/50000"/>
+          <w:tag w:val="#Nav: Customer_Item_Sales/113"/>
           <w:id w:val="1743525476"/>
           <w:placeholder>
             <w:docPart w:val="CF7FD81F0C7F41AA8F6758ABD72059EC"/>
           </w:placeholder>
-          <w:dataBinding w:prefixMappings="xmlns:ns0='urn:microsoft-dynamics-nav/reports/FS_YSD_CustomerItemSales/50000/'" w:xpath="/ns0:NavWordReportXmlPart[1]/ns0:Customer[1]/ns0:Value_Entry__TABLECAPTION__________ItemLedgEntryFilter[1]" w:storeItemID="{53087D20-42BA-4D3F-9410-12BE32F0401B}"/>
+          <w:dataBinding w:prefixMappings="xmlns:ns0='urn:microsoft-dynamics-nav/reports/Customer_Item_Sales/113/'" w:xpath="/ns0:NavWordReportXmlPart[1]/ns0:Customer[1]/ns0:Value_Entry__TABLECAPTION__________ItemLedgEntryFilter[1]" w:storeItemID="{53087D20-42BA-4D3F-9410-12BE32F0401B}"/>
           <w:text/>
         </w:sdtPr>
         <w:sdtContent>
@@ -3598,7 +3598,7 @@
     </w:tr>
     <w:tr>
       <w:trPr>
-        <w:trHeight w:hRule="exact" w:val="198"/>
+        <w:trHeight w:val="198" w:hRule="exact"/>
       </w:trPr>
       <w:tc>
         <w:tcPr>
@@ -5462,245 +5462,125 @@
 </we:webextension>
 </file>
 
-<file path=customXml/item1.xml>��< ? x m l   v e r s i o n = " 1 . 0 "   e n c o d i n g = " u t f - 1 6 " ? > < N a v W o r d R e p o r t X m l P a r t   x m l n s = " u r n : m i c r o s o f t - d y n a m i c s - n a v / r e p o r t s / F S _ Y S D _ C u s t o m e r I t e m S a l e s / 5 0 0 0 0 / " > - 
-     < B C R e p o r t I n f o r m a t i o n > - 
-         < R e p o r t M e t a d a t a > - 
-             < E x t e n s i o n I d > E x t e n s i o n   I D < / E x t e n s i o n I d > - 
-             < E x t e n s i o n N a m e > E x t e n s i o n   N a m e < / E x t e n s i o n N a m e > - 
-             < E x t e n s i o n P u b l i s h e r > E x t e n s i o n   P u b l i s h e r < / E x t e n s i o n P u b l i s h e r > - 
-             < E x t e n s i o n V e r s i o n > E x t e n s i o n   V e r s i o n < / E x t e n s i o n V e r s i o n > - 
-             < R e p o r t I d > R e p o r t   I D < / R e p o r t I d > - 
-             < R e p o r t N a m e > R e p o r t   N a m e < / R e p o r t N a m e > - 
-             < A b o u t T h i s R e p o r t T i t l e > A b o u t   T h i s   R e p o r t   T i t l e < / A b o u t T h i s R e p o r t T i t l e > - 
-             < A b o u t T h i s R e p o r t T e x t > A b o u t   T h i s   R e p o r t   T e x t < / A b o u t T h i s R e p o r t T e x t > - 
-             < R e p o r t H e l p L i n k > R e p o r t   H e l p   L i n k < / R e p o r t H e l p L i n k > - 
-         < / R e p o r t M e t a d a t a > - 
-         < R e p o r t R e q u e s t > - 
-             < T e n a n t E n t r a I d > T e n a n t   E n t r a   I d < / T e n a n t E n t r a I d > - 
-             < E n v i r o n m e n t N a m e > E n v i r o n m e n t   N a m e < / E n v i r o n m e n t N a m e > - 
-             < E n v i r o n m e n t T y p e > E n v i r o n m e n t   T y p e < / E n v i r o n m e n t T y p e > - 
-             < C o m p a n y N a m e > C o m p a n y   N a m e < / C o m p a n y N a m e > - 
-             < C o m p a n y D i s p l a y N a m e > C o m p a n y   D i s p l a y   N a m e < / C o m p a n y D i s p l a y N a m e > - 
-             < C o m p a n y I d > C o m p a n y   I D < / C o m p a n y I d > - 
-             < U s e r N a m e > U s e r   N a m e < / U s e r N a m e > - 
-             < D a t e A n d T i m e > D a t e   a n d   T i m e < / D a t e A n d T i m e > - 
-             < L a n g u a g e > L a n g u a g e < / L a n g u a g e > - 
-             < F o r m a t R e g i o n > F o r m a t   R e g i o n < / F o r m a t R e g i o n > - 
-             < D a t e T i m e V a l u e s > - 
-                 < Y e a r > Y e a r < / Y e a r > - 
-                 < M o n t h N u m b e r > M o n t h   N u m b e r < / M o n t h N u m b e r > - 
-                 < D a y N u m b e r > D a y   N u m b e r < / D a y N u m b e r > - 
-                 < H o u r > H o u r < / H o u r > - 
-                 < M i n u t e > M i n u t e < / M i n u t e > - 
-             < / D a t e T i m e V a l u e s > - 
-         < / R e p o r t R e q u e s t > - 
-     < / B C R e p o r t I n f o r m a t i o n > - 
-     < L a b e l s > - 
-         < A b o u t T h e R e p o r t L a b e l > A b o u t T h e R e p o r t L a b e l < / A b o u t T h e R e p o r t L a b e l > - 
-         < A l l A m o u n t s I n L C Y C a p t i o n > A l l A m o u n t s I n L C Y C a p t i o n < / A l l A m o u n t s I n L C Y C a p t i o n > - 
-         < A m o u n t C a p t i o n > A m o u n t C a p t i o n < / A m o u n t C a p t i o n > - 
-         < C o m p a n y L a b e l > C o m p a n y L a b e l < / C o m p a n y L a b e l > - 
-         < C u s t N a m e C a p t i o n > C u s t N a m e C a p t i o n < / C u s t N a m e C a p t i o n > - 
-         < C u s t N o C a p t i o n > C u s t N o C a p t i o n < / C u s t N o C a p t i o n > - 
-         < C u s t o m e r I t e m S a l e s A n a l y s i s > C u s t o m e r I t e m S a l e s A n a l y s i s < / C u s t o m e r I t e m S a l e s A n a l y s i s > - 
-         < C u s t o m e r I t e m S a l e s L a b e l > C u s t o m e r I t e m S a l e s L a b e l < / C u s t o m e r I t e m S a l e s L a b e l > - 
-         < C u s t o m e r I t e m S a l e s P r i n t > C u s t o m e r I t e m S a l e s P r i n t < / C u s t o m e r I t e m S a l e s P r i n t > - 
-         < D a t a R e t r i e v e d > D a t a R e t r i e v e d < / D a t a R e t r i e v e d > - 
-         < D i s c o u n t A m o u n t C a p t i o n > D i s c o u n t A m o u n t C a p t i o n < / D i s c o u n t A m o u n t C a p t i o n > - 
-         < D o c u m e n t a t i o n L a b e l > D o c u m e n t a t i o n L a b e l < / D o c u m e n t a t i o n L a b e l > - 
-         < E n v i r o n m e n t L a b e l > E n v i r o n m e n t L a b e l < / E n v i r o n m e n t L a b e l > - 
-         < I n v o i c e d Q u a n t i t y C a p t i o n > I n v o i c e d Q u a n t i t y C a p t i o n < / I n v o i c e d Q u a n t i t y C a p t i o n > - 
-         < I t e m D e s c C a p t i o n > I t e m D e s c C a p t i o n < / I t e m D e s c C a p t i o n > - 
-         < I t e m N o C a p t i o n > I t e m N o C a p t i o n < / I t e m N o C a p t i o n > - 
-         < P e r i o d C a p t i o n > P e r i o d C a p t i o n < / P e r i o d C a p t i o n > - 
-         < P r o f i t C a p t i o n > P r o f i t C a p t i o n < / P r o f i t C a p t i o n > - 
-         < P r o f i t P e r c e n t C a p t i o n > P r o f i t P e r c e n t C a p t i o n < / P r o f i t P e r c e n t C a p t i o n > - 
-         < R e p o r t N a m e L a b e l > R e p o r t N a m e L a b e l < / R e p o r t N a m e L a b e l > - 
-         < R u n O n L a b e l > R u n O n L a b e l < / R u n O n L a b e l > - 
-         < T o t a l L b l > T o t a l L b l < / T o t a l L b l > - 
-         < U n i t O f M e a s u r e C a p t i o n > U n i t O f M e a s u r e C a p t i o n < / U n i t O f M e a s u r e C a p t i o n > - 
-         < U s e r L a b e l > U s e r L a b e l < / U s e r L a b e l > - 
-     < / L a b e l s > - 
-     < C u s t o m e r > - 
-         < A l l _ a m o u n t s _ a r e _ i n _ L C Y C a p t i o n > A l l _ a m o u n t s _ a r e _ i n _ L C Y C a p t i o n < / A l l _ a m o u n t s _ a r e _ i n _ L C Y C a p t i o n > - 
-         < C O M P A N Y N A M E > C O M P A N Y N A M E < / C O M P A N Y N A M E > - 
-         < C u r r R e p o r t _ P A G E N O C a p t i o n > C u r r R e p o r t _ P A G E N O C a p t i o n < / C u r r R e p o r t _ P A G E N O C a p t i o n > - 
-         < C u s t F i l t e r > C u s t F i l t e r < / C u s t F i l t e r > - 
-         < C u s t o m e r _ I t e m _ S a l e s C a p t i o n > C u s t o m e r _ I t e m _ S a l e s C a p t i o n < / C u s t o m e r _ I t e m _ S a l e s C a p t i o n > - 
-         < C u s t o m e r _ N a m e > C u s t o m e r _ N a m e < / C u s t o m e r _ N a m e > - 
-         < C u s t o m e r _ T A B L E C A P T I O N _ _ _ _ _ _ _ _ _ _ C u s t F i l t e r > C u s t o m e r _ T A B L E C A P T I O N _ _ _ _ _ _ _ _ _ _ C u s t F i l t e r < / C u s t o m e r _ T A B L E C A P T I O N _ _ _ _ _ _ _ _ _ _ C u s t F i l t e r > - 
-         < C u s t o m e r _ _ N o _ _ > C u s t o m e r _ _ N o _ _ < / C u s t o m e r _ _ N o _ _ > - 
-         < C u s t o m e r _ _ P h o n e _ N o _ _ > C u s t o m e r _ _ P h o n e _ N o _ _ < / C u s t o m e r _ _ P h o n e _ N o _ _ > - 
-         < C u s t o m e r _ _ P h o n e _ N o _ _ C a p t i o n > C u s t o m e r _ _ P h o n e _ N o _ _ C a p t i o n < / C u s t o m e r _ _ P h o n e _ N o _ _ C a p t i o n > - 
-         < I t e m L e d g E n t r y F i l t e r > I t e m L e d g E n t r y F i l t e r < / I t e m L e d g E n t r y F i l t e r > - 
-         < I t e m _ D e s c r i p t i o n C a p t i o n > I t e m _ D e s c r i p t i o n C a p t i o n < / I t e m _ D e s c r i p t i o n C a p t i o n > - 
-         < I t e m _ _ B a s e _ U n i t _ o f _ M e a s u r e _ C a p t i o n > I t e m _ _ B a s e _ U n i t _ o f _ M e a s u r e _ C a p t i o n < / I t e m _ _ B a s e _ U n i t _ o f _ M e a s u r e _ C a p t i o n > - 
-         < P r i n t O n l y O n e P e r P a g e > P r i n t O n l y O n e P e r P a g e < / P r i n t O n l y O n e P e r P a g e > - 
-         < P r o f i t > P r o f i t < / P r o f i t > - 
-         < P r o f i t P c t > P r o f i t P c t < / P r o f i t P c t > - 
-         < P r o f i t P c t _ C o n t r o l 4 7 C a p t i o n > P r o f i t P c t _ C o n t r o l 4 7 C a p t i o n < / P r o f i t P c t _ C o n t r o l 4 7 C a p t i o n > - 
-         < P r o f i t _ C o n t r o l 4 6 C a p t i o n > P r o f i t _ C o n t r o l 4 6 C a p t i o n < / P r o f i t _ C o n t r o l 4 6 C a p t i o n > - 
-         < S T R S U B S T N O _ T e x t 0 0 0 _ P e r i o d T e x t _ > S T R S U B S T N O _ T e x t 0 0 0 _ P e r i o d T e x t _ < / S T R S U B S T N O _ T e x t 0 0 0 _ P e r i o d T e x t _ > - 
-         < T o t a l C a p t i o n > T o t a l C a p t i o n < / T o t a l C a p t i o n > - 
-         < V a l u e E n t r y B u f f e r _ _ D i s c o u n t _ A m o u n t _ > V a l u e E n t r y B u f f e r _ _ D i s c o u n t _ A m o u n t _ < / V a l u e E n t r y B u f f e r _ _ D i s c o u n t _ A m o u n t _ > - 
-         < V a l u e E n t r y B u f f e r _ _ D i s c o u n t _ A m o u n t _ _ C o n t r o l 4 5 C a p t i o n > V a l u e E n t r y B u f f e r _ _ D i s c o u n t _ A m o u n t _ _ C o n t r o l 4 5 C a p t i o n < / V a l u e E n t r y B u f f e r _ _ D i s c o u n t _ A m o u n t _ _ C o n t r o l 4 5 C a p t i o n > - 
-         < V a l u e E n t r y B u f f e r _ _ I n v o i c e d _ Q u a n t i t y _ C a p t i o n > V a l u e E n t r y B u f f e r _ _ I n v o i c e d _ Q u a n t i t y _ C a p t i o n < / V a l u e E n t r y B u f f e r _ _ I n v o i c e d _ Q u a n t i t y _ C a p t i o n > - 
-         < V a l u e E n t r y B u f f e r _ _ I t e m _ N o _ _ C a p t i o n > V a l u e E n t r y B u f f e r _ _ I t e m _ N o _ _ C a p t i o n < / V a l u e E n t r y B u f f e r _ _ I t e m _ N o _ _ C a p t i o n > - 
-         < V a l u e E n t r y B u f f e r _ _ S a l e s _ A m o u n t _ _ A c t u a l _ _ > V a l u e E n t r y B u f f e r _ _ S a l e s _ A m o u n t _ _ A c t u a l _ _ < / V a l u e E n t r y B u f f e r _ _ S a l e s _ A m o u n t _ _ A c t u a l _ _ > - 
-         < V a l u e E n t r y B u f f e r _ _ S a l e s _ A m o u n t _ _ A c t u a l _ _ _ C o n t r o l 4 4 C a p t i o n > V a l u e E n t r y B u f f e r _ _ S a l e s _ A m o u n t _ _ A c t u a l _ _ _ C o n t r o l 4 4 C a p t i o n < / V a l u e E n t r y B u f f e r _ _ S a l e s _ A m o u n t _ _ A c t u a l _ _ _ C o n t r o l 4 4 C a p t i o n > - 
-         < V a l u e _ E n t r y _ _ T A B L E C A P T I O N _ _ _ _ _ _ _ _ _ _ I t e m L e d g E n t r y F i l t e r > V a l u e _ E n t r y _ _ T A B L E C A P T I O N _ _ _ _ _ _ _ _ _ _ I t e m L e d g E n t r y F i l t e r < / V a l u e _ E n t r y _ _ T A B L E C A P T I O N _ _ _ _ _ _ _ _ _ _ I t e m L e d g E n t r y F i l t e r > - 
-         < V a l u e _ E n t r y / > - 
-         < I n t e g e r > - 
-             < C u s t N a m e > C u s t N a m e < / C u s t N a m e > - 
-             < C u s t N o > C u s t N o < / C u s t N o > - 
-             < I t e m _ D e s c r i p t i o n > I t e m _ D e s c r i p t i o n < / I t e m _ D e s c r i p t i o n > - 
-             < I t e m _ _ B a s e _ U n i t _ o f _ M e a s u r e _ > I t e m _ _ B a s e _ U n i t _ o f _ M e a s u r e _ < / I t e m _ _ B a s e _ U n i t _ o f _ M e a s u r e _ > - 
-             < P r o f i t P c t _ C o n t r o l 4 7 > P r o f i t P c t _ C o n t r o l 4 7 < / P r o f i t P c t _ C o n t r o l 4 7 > - 
-             < P r o f i t _ C o n t r o l 4 6 > P r o f i t _ C o n t r o l 4 6 < / P r o f i t _ C o n t r o l 4 6 > - 
-             < V a l u e E n t r y B u f f e r _ _ D i s c o u n t _ A m o u n t _ _ C o n t r o l 4 5 > V a l u e E n t r y B u f f e r _ _ D i s c o u n t _ A m o u n t _ _ C o n t r o l 4 5 < / V a l u e E n t r y B u f f e r _ _ D i s c o u n t _ A m o u n t _ _ C o n t r o l 4 5 > - 
-             < V a l u e E n t r y B u f f e r _ _ I n v o i c e d _ Q u a n t i t y _ > V a l u e E n t r y B u f f e r _ _ I n v o i c e d _ Q u a n t i t y _ < / V a l u e E n t r y B u f f e r _ _ I n v o i c e d _ Q u a n t i t y _ > - 
-             < V a l u e E n t r y B u f f e r _ _ I t e m _ N o _ _ > V a l u e E n t r y B u f f e r _ _ I t e m _ N o _ _ < / V a l u e E n t r y B u f f e r _ _ I t e m _ N o _ _ > - 
-             < V a l u e E n t r y B u f f e r _ _ S a l e s _ A m o u n t _ _ A c t u a l _ _ _ C o n t r o l 4 4 > V a l u e E n t r y B u f f e r _ _ S a l e s _ A m o u n t _ _ A c t u a l _ _ _ C o n t r o l 4 4 < / V a l u e E n t r y B u f f e r _ _ S a l e s _ A m o u n t _ _ A c t u a l _ _ _ C o n t r o l 4 4 > - 
-         < / I n t e g e r > - 
-         < S u b t o t a l s > - 
-             < S u b t o t a l s _ A m o u n t > S u b t o t a l s _ A m o u n t < / S u b t o t a l s _ A m o u n t > - 
-             < S u b t o t a l s _ D i s c o u n t A m o u n t > S u b t o t a l s _ D i s c o u n t A m o u n t < / S u b t o t a l s _ D i s c o u n t A m o u n t > - 
-             < S u b t o t a l s _ P r o f i t > S u b t o t a l s _ P r o f i t < / S u b t o t a l s _ P r o f i t > - 
-             < S u b t o t a l s _ P r o f i t P e r c e n t > S u b t o t a l s _ P r o f i t P e r c e n t < / S u b t o t a l s _ P r o f i t P e r c e n t > - 
-         < / S u b t o t a l s > - 
-     < / C u s t o m e r > - 
-     < T o t a l s > - 
-         < T o t a l s _ A m o u n t > T o t a l s _ A m o u n t < / T o t a l s _ A m o u n t > - 
-         < T o t a l s _ D i s c o u n t A m o u n t > T o t a l s _ D i s c o u n t A m o u n t < / T o t a l s _ D i s c o u n t A m o u n t > - 
-         < T o t a l s _ P r o f i t > T o t a l s _ P r o f i t < / T o t a l s _ P r o f i t > - 
-         < T o t a l s _ P r o f i t P e r c e n t > T o t a l s _ P r o f i t P e r c e n t < / T o t a l s _ P r o f i t P e r c e n t > - 
-     < / T o t a l s > - 
- < / N a v W o r d R e p o r t X m l P a r t > 
-</file>
-
 <file path=customXml/item2.xml><?xml version="1.0" encoding="utf-8"?>
 <b:Sources xmlns:b="http://schemas.openxmlformats.org/officeDocument/2006/bibliography" xmlns="http://schemas.openxmlformats.org/officeDocument/2006/bibliography" SelectedStyle="\APASixthEditionOfficeOnline.xsl" StyleName="APA" Version="6"/>
 </file>
 
-<file path=customXml/itemProps1.xml><?xml version="1.0" encoding="utf-8"?>
-<ds:datastoreItem xmlns:ds="http://schemas.openxmlformats.org/officeDocument/2006/customXml" ds:itemID="{53087D20-42BA-4D3F-9410-12BE32F0401B}">
-  <ds:schemaRefs>
-    <ds:schemaRef ds:uri="urn:microsoft-dynamics-nav/reports/FS_YSD_CustomerItemSales/50000/"/>
-  </ds:schemaRefs>
-</ds:datastoreItem>
+<file path=customXml/item3.xml><?xml version="1.0" encoding="utf-8"?>
+<NavWordReportXmlPart xmlns="urn:microsoft-dynamics-nav/reports/Customer_Item_Sales/113/">
+  <BCReportInformation>
+    <ReportMetadata>
+      <ExtensionId>Extension ID</ExtensionId>
+      <ExtensionName>Extension Name</ExtensionName>
+      <ExtensionPublisher>Extension Publisher</ExtensionPublisher>
+      <ExtensionVersion>Extension Version</ExtensionVersion>
+      <ReportId>Report ID</ReportId>
+      <ReportName>Report Name</ReportName>
+      <AboutThisReportTitle>About This Report Title</AboutThisReportTitle>
+      <AboutThisReportText>About This Report Text</AboutThisReportText>
+      <ReportHelpLink>Report Help Link</ReportHelpLink>
+    </ReportMetadata>
+    <ReportRequest>
+      <TenantEntraId>Tenant Entra Id</TenantEntraId>
+      <EnvironmentName>Environment Name</EnvironmentName>
+      <EnvironmentType>Environment Type</EnvironmentType>
+      <CompanyName>Company Name</CompanyName>
+      <CompanyDisplayName>Company Display Name</CompanyDisplayName>
+      <CompanyId>Company ID</CompanyId>
+      <UserName>User Name</UserName>
+      <DateAndTime>Date and Time</DateAndTime>
+      <Language>Language</Language>
+      <FormatRegion>Format Region</FormatRegion>
+      <DateTimeValues>
+        <Year>Year</Year>
+        <MonthNumber>Month Number</MonthNumber>
+        <DayNumber>Day Number</DayNumber>
+        <Hour>Hour</Hour>
+        <Minute>Minute</Minute>
+      </DateTimeValues>
+    </ReportRequest>
+  </BCReportInformation>
+  <Labels>
+    <AboutTheReportLabel>AboutTheReportLabel</AboutTheReportLabel>
+    <AllAmountsInLCYCaption>AllAmountsInLCYCaption</AllAmountsInLCYCaption>
+    <AmountCaption>AmountCaption</AmountCaption>
+    <CompanyLabel>CompanyLabel</CompanyLabel>
+    <CustNameCaption>CustNameCaption</CustNameCaption>
+    <CustNoCaption>CustNoCaption</CustNoCaption>
+    <CustomerItemSalesAnalysis>CustomerItemSalesAnalysis</CustomerItemSalesAnalysis>
+    <CustomerItemSalesLabel>CustomerItemSalesLabel</CustomerItemSalesLabel>
+    <CustomerItemSalesPrint>CustomerItemSalesPrint</CustomerItemSalesPrint>
+    <DataRetrieved>DataRetrieved</DataRetrieved>
+    <DiscountAmountCaption>DiscountAmountCaption</DiscountAmountCaption>
+    <DocumentationLabel>DocumentationLabel</DocumentationLabel>
+    <EnvironmentLabel>EnvironmentLabel</EnvironmentLabel>
+    <InvoicedQuantityCaption>InvoicedQuantityCaption</InvoicedQuantityCaption>
+    <ItemDescCaption>ItemDescCaption</ItemDescCaption>
+    <ItemNoCaption>ItemNoCaption</ItemNoCaption>
+    <PeriodCaption>PeriodCaption</PeriodCaption>
+    <ProfitCaption>ProfitCaption</ProfitCaption>
+    <ProfitPercentCaption>ProfitPercentCaption</ProfitPercentCaption>
+    <ReportNameLabel>ReportNameLabel</ReportNameLabel>
+    <RunOnLabel>RunOnLabel</RunOnLabel>
+    <TotalLbl>TotalLbl</TotalLbl>
+    <UnitOfMeasureCaption>UnitOfMeasureCaption</UnitOfMeasureCaption>
+    <UserLabel>UserLabel</UserLabel>
+  </Labels>
+  <Customer>
+    <All_amounts_are_in_LCYCaption>All_amounts_are_in_LCYCaption</All_amounts_are_in_LCYCaption>
+    <COMPANYNAME>COMPANYNAME</COMPANYNAME>
+    <CurrReport_PAGENOCaption>CurrReport_PAGENOCaption</CurrReport_PAGENOCaption>
+    <CustFilter>CustFilter</CustFilter>
+    <Customer_Item_SalesCaption>Customer_Item_SalesCaption</Customer_Item_SalesCaption>
+    <Customer_Name>Customer_Name</Customer_Name>
+    <Customer_TABLECAPTION__________CustFilter>Customer_TABLECAPTION__________CustFilter</Customer_TABLECAPTION__________CustFilter>
+    <Customer__No__>Customer__No__</Customer__No__>
+    <Customer__Phone_No__>Customer__Phone_No__</Customer__Phone_No__>
+    <Customer__Phone_No__Caption>Customer__Phone_No__Caption</Customer__Phone_No__Caption>
+    <ItemLedgEntryFilter>ItemLedgEntryFilter</ItemLedgEntryFilter>
+    <Item_DescriptionCaption>Item_DescriptionCaption</Item_DescriptionCaption>
+    <Item__Base_Unit_of_Measure_Caption>Item__Base_Unit_of_Measure_Caption</Item__Base_Unit_of_Measure_Caption>
+    <PrintOnlyOnePerPage>PrintOnlyOnePerPage</PrintOnlyOnePerPage>
+    <Profit>Profit</Profit>
+    <ProfitPct>ProfitPct</ProfitPct>
+    <ProfitPct_Control47Caption>ProfitPct_Control47Caption</ProfitPct_Control47Caption>
+    <Profit_Control46Caption>Profit_Control46Caption</Profit_Control46Caption>
+    <STRSUBSTNO_Text000_PeriodText_>STRSUBSTNO_Text000_PeriodText_</STRSUBSTNO_Text000_PeriodText_>
+    <TotalCaption>TotalCaption</TotalCaption>
+    <ValueEntryBuffer__Discount_Amount_>ValueEntryBuffer__Discount_Amount_</ValueEntryBuffer__Discount_Amount_>
+    <ValueEntryBuffer__Discount_Amount__Control45Caption>ValueEntryBuffer__Discount_Amount__Control45Caption</ValueEntryBuffer__Discount_Amount__Control45Caption>
+    <ValueEntryBuffer__Invoiced_Quantity_Caption>ValueEntryBuffer__Invoiced_Quantity_Caption</ValueEntryBuffer__Invoiced_Quantity_Caption>
+    <ValueEntryBuffer__Item_No__Caption>ValueEntryBuffer__Item_No__Caption</ValueEntryBuffer__Item_No__Caption>
+    <ValueEntryBuffer__Sales_Amount__Actual__>ValueEntryBuffer__Sales_Amount__Actual__</ValueEntryBuffer__Sales_Amount__Actual__>
+    <ValueEntryBuffer__Sales_Amount__Actual___Control44Caption>ValueEntryBuffer__Sales_Amount__Actual___Control44Caption</ValueEntryBuffer__Sales_Amount__Actual___Control44Caption>
+    <Value_Entry__TABLECAPTION__________ItemLedgEntryFilter>Value_Entry__TABLECAPTION__________ItemLedgEntryFilter</Value_Entry__TABLECAPTION__________ItemLedgEntryFilter>
+    <Value_Entry/>
+    <Integer>
+      <CustName>CustName</CustName>
+      <CustNo>CustNo</CustNo>
+      <Item_Description>Item_Description</Item_Description>
+      <Item__Base_Unit_of_Measure_>Item__Base_Unit_of_Measure_</Item__Base_Unit_of_Measure_>
+      <ProfitPct_Control47>ProfitPct_Control47</ProfitPct_Control47>
+      <Profit_Control46>Profit_Control46</Profit_Control46>
+      <ValueEntryBuffer__Discount_Amount__Control45>ValueEntryBuffer__Discount_Amount__Control45</ValueEntryBuffer__Discount_Amount__Control45>
+      <ValueEntryBuffer__Invoiced_Quantity_>ValueEntryBuffer__Invoiced_Quantity_</ValueEntryBuffer__Invoiced_Quantity_>
+      <ValueEntryBuffer__Item_No__>ValueEntryBuffer__Item_No__</ValueEntryBuffer__Item_No__>
+      <ValueEntryBuffer__Sales_Amount__Actual___Control44>ValueEntryBuffer__Sales_Amount__Actual___Control44</ValueEntryBuffer__Sales_Amount__Actual___Control44>
+    </Integer>
+    <Subtotals>
+      <Subtotals_Amount>Subtotals_Amount</Subtotals_Amount>
+      <Subtotals_DiscountAmount>Subtotals_DiscountAmount</Subtotals_DiscountAmount>
+      <Subtotals_Profit>Subtotals_Profit</Subtotals_Profit>
+      <Subtotals_ProfitPercent>Subtotals_ProfitPercent</Subtotals_ProfitPercent>
+    </Subtotals>
+  </Customer>
+  <Totals>
+    <Totals_Amount>Totals_Amount</Totals_Amount>
+    <Totals_DiscountAmount>Totals_DiscountAmount</Totals_DiscountAmount>
+    <Totals_Profit>Totals_Profit</Totals_Profit>
+    <Totals_ProfitPercent>Totals_ProfitPercent</Totals_ProfitPercent>
+  </Totals>
+</NavWordReportXmlPart>
 </file>
 
 <file path=customXml/itemProps2.xml><?xml version="1.0" encoding="utf-8"?>

--- a/src/Layers/W1/BaseApp/Sales/Reports/CustomerItemSales.docx
+++ b/src/Layers/W1/BaseApp/Sales/Reports/CustomerItemSales.docx
@@ -5466,121 +5466,674 @@
 <b:Sources xmlns:b="http://schemas.openxmlformats.org/officeDocument/2006/bibliography" xmlns="http://schemas.openxmlformats.org/officeDocument/2006/bibliography" SelectedStyle="\APASixthEditionOfficeOnline.xsl" StyleName="APA" Version="6"/>
 </file>
 
-<file path=customXml/item3.xml><?xml version="1.0" encoding="utf-8"?>
-<NavWordReportXmlPart xmlns="urn:microsoft-dynamics-nav/reports/Customer_Item_Sales/113/">
-  <BCReportInformation>
-    <ReportMetadata>
-      <ExtensionId>Extension ID</ExtensionId>
-      <ExtensionName>Extension Name</ExtensionName>
-      <ExtensionPublisher>Extension Publisher</ExtensionPublisher>
-      <ExtensionVersion>Extension Version</ExtensionVersion>
-      <ReportId>Report ID</ReportId>
-      <ReportName>Report Name</ReportName>
-      <AboutThisReportTitle>About This Report Title</AboutThisReportTitle>
-      <AboutThisReportText>About This Report Text</AboutThisReportText>
-      <ReportHelpLink>Report Help Link</ReportHelpLink>
-    </ReportMetadata>
-    <ReportRequest>
-      <TenantEntraId>Tenant Entra Id</TenantEntraId>
-      <EnvironmentName>Environment Name</EnvironmentName>
-      <EnvironmentType>Environment Type</EnvironmentType>
-      <CompanyName>Company Name</CompanyName>
-      <CompanyDisplayName>Company Display Name</CompanyDisplayName>
-      <CompanyId>Company ID</CompanyId>
-      <UserName>User Name</UserName>
-      <DateAndTime>Date and Time</DateAndTime>
-      <Language>Language</Language>
-      <FormatRegion>Format Region</FormatRegion>
-      <DateTimeValues>
-        <Year>Year</Year>
-        <MonthNumber>Month Number</MonthNumber>
-        <DayNumber>Day Number</DayNumber>
-        <Hour>Hour</Hour>
-        <Minute>Minute</Minute>
-      </DateTimeValues>
-    </ReportRequest>
-  </BCReportInformation>
-  <Labels>
-    <AboutTheReportLabel>AboutTheReportLabel</AboutTheReportLabel>
-    <AllAmountsInLCYCaption>AllAmountsInLCYCaption</AllAmountsInLCYCaption>
-    <AmountCaption>AmountCaption</AmountCaption>
-    <CompanyLabel>CompanyLabel</CompanyLabel>
-    <CustNameCaption>CustNameCaption</CustNameCaption>
-    <CustNoCaption>CustNoCaption</CustNoCaption>
-    <CustomerItemSalesAnalysis>CustomerItemSalesAnalysis</CustomerItemSalesAnalysis>
-    <CustomerItemSalesLabel>CustomerItemSalesLabel</CustomerItemSalesLabel>
-    <CustomerItemSalesPrint>CustomerItemSalesPrint</CustomerItemSalesPrint>
-    <DataRetrieved>DataRetrieved</DataRetrieved>
-    <DiscountAmountCaption>DiscountAmountCaption</DiscountAmountCaption>
-    <DocumentationLabel>DocumentationLabel</DocumentationLabel>
-    <EnvironmentLabel>EnvironmentLabel</EnvironmentLabel>
-    <InvoicedQuantityCaption>InvoicedQuantityCaption</InvoicedQuantityCaption>
-    <ItemDescCaption>ItemDescCaption</ItemDescCaption>
-    <ItemNoCaption>ItemNoCaption</ItemNoCaption>
-    <PeriodCaption>PeriodCaption</PeriodCaption>
-    <ProfitCaption>ProfitCaption</ProfitCaption>
-    <ProfitPercentCaption>ProfitPercentCaption</ProfitPercentCaption>
-    <ReportNameLabel>ReportNameLabel</ReportNameLabel>
-    <RunOnLabel>RunOnLabel</RunOnLabel>
-    <TotalLbl>TotalLbl</TotalLbl>
-    <UnitOfMeasureCaption>UnitOfMeasureCaption</UnitOfMeasureCaption>
-    <UserLabel>UserLabel</UserLabel>
-  </Labels>
-  <Customer>
-    <All_amounts_are_in_LCYCaption>All_amounts_are_in_LCYCaption</All_amounts_are_in_LCYCaption>
-    <COMPANYNAME>COMPANYNAME</COMPANYNAME>
-    <CurrReport_PAGENOCaption>CurrReport_PAGENOCaption</CurrReport_PAGENOCaption>
-    <CustFilter>CustFilter</CustFilter>
-    <Customer_Item_SalesCaption>Customer_Item_SalesCaption</Customer_Item_SalesCaption>
-    <Customer_Name>Customer_Name</Customer_Name>
-    <Customer_TABLECAPTION__________CustFilter>Customer_TABLECAPTION__________CustFilter</Customer_TABLECAPTION__________CustFilter>
-    <Customer__No__>Customer__No__</Customer__No__>
-    <Customer__Phone_No__>Customer__Phone_No__</Customer__Phone_No__>
-    <Customer__Phone_No__Caption>Customer__Phone_No__Caption</Customer__Phone_No__Caption>
-    <ItemLedgEntryFilter>ItemLedgEntryFilter</ItemLedgEntryFilter>
-    <Item_DescriptionCaption>Item_DescriptionCaption</Item_DescriptionCaption>
-    <Item__Base_Unit_of_Measure_Caption>Item__Base_Unit_of_Measure_Caption</Item__Base_Unit_of_Measure_Caption>
-    <PrintOnlyOnePerPage>PrintOnlyOnePerPage</PrintOnlyOnePerPage>
-    <Profit>Profit</Profit>
-    <ProfitPct>ProfitPct</ProfitPct>
-    <ProfitPct_Control47Caption>ProfitPct_Control47Caption</ProfitPct_Control47Caption>
-    <Profit_Control46Caption>Profit_Control46Caption</Profit_Control46Caption>
-    <STRSUBSTNO_Text000_PeriodText_>STRSUBSTNO_Text000_PeriodText_</STRSUBSTNO_Text000_PeriodText_>
-    <TotalCaption>TotalCaption</TotalCaption>
-    <ValueEntryBuffer__Discount_Amount_>ValueEntryBuffer__Discount_Amount_</ValueEntryBuffer__Discount_Amount_>
-    <ValueEntryBuffer__Discount_Amount__Control45Caption>ValueEntryBuffer__Discount_Amount__Control45Caption</ValueEntryBuffer__Discount_Amount__Control45Caption>
-    <ValueEntryBuffer__Invoiced_Quantity_Caption>ValueEntryBuffer__Invoiced_Quantity_Caption</ValueEntryBuffer__Invoiced_Quantity_Caption>
-    <ValueEntryBuffer__Item_No__Caption>ValueEntryBuffer__Item_No__Caption</ValueEntryBuffer__Item_No__Caption>
-    <ValueEntryBuffer__Sales_Amount__Actual__>ValueEntryBuffer__Sales_Amount__Actual__</ValueEntryBuffer__Sales_Amount__Actual__>
-    <ValueEntryBuffer__Sales_Amount__Actual___Control44Caption>ValueEntryBuffer__Sales_Amount__Actual___Control44Caption</ValueEntryBuffer__Sales_Amount__Actual___Control44Caption>
-    <Value_Entry__TABLECAPTION__________ItemLedgEntryFilter>Value_Entry__TABLECAPTION__________ItemLedgEntryFilter</Value_Entry__TABLECAPTION__________ItemLedgEntryFilter>
-    <Value_Entry/>
-    <Integer>
-      <CustName>CustName</CustName>
-      <CustNo>CustNo</CustNo>
-      <Item_Description>Item_Description</Item_Description>
-      <Item__Base_Unit_of_Measure_>Item__Base_Unit_of_Measure_</Item__Base_Unit_of_Measure_>
-      <ProfitPct_Control47>ProfitPct_Control47</ProfitPct_Control47>
-      <Profit_Control46>Profit_Control46</Profit_Control46>
-      <ValueEntryBuffer__Discount_Amount__Control45>ValueEntryBuffer__Discount_Amount__Control45</ValueEntryBuffer__Discount_Amount__Control45>
-      <ValueEntryBuffer__Invoiced_Quantity_>ValueEntryBuffer__Invoiced_Quantity_</ValueEntryBuffer__Invoiced_Quantity_>
-      <ValueEntryBuffer__Item_No__>ValueEntryBuffer__Item_No__</ValueEntryBuffer__Item_No__>
-      <ValueEntryBuffer__Sales_Amount__Actual___Control44>ValueEntryBuffer__Sales_Amount__Actual___Control44</ValueEntryBuffer__Sales_Amount__Actual___Control44>
-    </Integer>
-    <Subtotals>
-      <Subtotals_Amount>Subtotals_Amount</Subtotals_Amount>
-      <Subtotals_DiscountAmount>Subtotals_DiscountAmount</Subtotals_DiscountAmount>
-      <Subtotals_Profit>Subtotals_Profit</Subtotals_Profit>
-      <Subtotals_ProfitPercent>Subtotals_ProfitPercent</Subtotals_ProfitPercent>
-    </Subtotals>
-  </Customer>
-  <Totals>
-    <Totals_Amount>Totals_Amount</Totals_Amount>
-    <Totals_DiscountAmount>Totals_DiscountAmount</Totals_DiscountAmount>
-    <Totals_Profit>Totals_Profit</Totals_Profit>
-    <Totals_ProfitPercent>Totals_ProfitPercent</Totals_ProfitPercent>
-  </Totals>
-</NavWordReportXmlPart>
+<file path=customXml/item3.xml>��< ? x m l   v e r s i o n = " 1 . 0 "   e n c o d i n g = " u t f - 1 6 " ? > + 
+ < N a v W o r d R e p o r t X m l P a r t   x m l n s = " u r n : m i c r o s o f t - d y n a m i c s - n a v / r e p o r t s / C u s t o m e r _ I t e m _ S a l e s / 1 1 3 / " > + 
+     < B C R e p o r t I n f o r m a t i o n > + 
+         < R e p o r t M e t a d a t a > + 
+             < E x t e n s i o n I d > E x t e n s i o n   I D < / E x t e n s i o n I d > + 
+             < E x t e n s i o n N a m e > E x t e n s i o n   N a m e < / E x t e n s i o n N a m e > + 
+             < E x t e n s i o n P u b l i s h e r > E x t e n s i o n   P u b l i s h e r < / E x t e n s i o n P u b l i s h e r > + 
+             < E x t e n s i o n V e r s i o n > E x t e n s i o n   V e r s i o n < / E x t e n s i o n V e r s i o n > + 
+             < R e p o r t I d > R e p o r t   I D < / R e p o r t I d > + 
+             < R e p o r t N a m e > R e p o r t   N a m e < / R e p o r t N a m e > + 
+             < A b o u t T h i s R e p o r t T i t l e > A b o u t   T h i s   R e p o r t   T i t l e < / A b o u t T h i s R e p o r t T i t l e > + 
+             < A b o u t T h i s R e p o r t T e x t > A b o u t   T h i s   R e p o r t   T e x t < / A b o u t T h i s R e p o r t T e x t > + 
+             < R e p o r t H e l p L i n k > R e p o r t   H e l p   L i n k < / R e p o r t H e l p L i n k > + 
+         < / R e p o r t M e t a d a t a > + 
+         < R e p o r t R e q u e s t > + 
+             < T e n a n t E n t r a I d > T e n a n t   E n t r a   I d < / T e n a n t E n t r a I d > + 
+             < E n v i r o n m e n t N a m e > E n v i r o n m e n t   N a m e < / E n v i r o n m e n t N a m e > + 
+             < E n v i r o n m e n t T y p e > E n v i r o n m e n t   T y p e < / E n v i r o n m e n t T y p e > + 
+             < C o m p a n y N a m e > C o m p a n y   N a m e < / C o m p a n y N a m e > + 
+             < C o m p a n y D i s p l a y N a m e > C o m p a n y   D i s p l a y   N a m e < / C o m p a n y D i s p l a y N a m e > + 
+             < C o m p a n y I d > C o m p a n y   I D < / C o m p a n y I d > + 
+             < U s e r N a m e > U s e r   N a m e < / U s e r N a m e > + 
+             < D a t e A n d T i m e > D a t e   a n d   T i m e < / D a t e A n d T i m e > + 
+             < L a n g u a g e > L a n g u a g e < / L a n g u a g e > + 
+             < F o r m a t R e g i o n > F o r m a t   R e g i o n < / F o r m a t R e g i o n > + 
+             < D a t e T i m e V a l u e s > + 
+                 < Y e a r > Y e a r < / Y e a r > + 
+                 < M o n t h N u m b e r > M o n t h   N u m b e r < / M o n t h N u m b e r > + 
+                 < D a y N u m b e r > D a y   N u m b e r < / D a y N u m b e r > + 
+                 < H o u r > H o u r < / H o u r > + 
+                 < M i n u t e > M i n u t e < / M i n u t e > + 
+             < / D a t e T i m e V a l u e s > + 
+         < / R e p o r t R e q u e s t > + 
+         < C o m p a n y M e t a d a t a > + 
+             < C o m p a n y N a m e > C o m p a n y   N a m e < / C o m p a n y N a m e > + 
+             < C o m p a n y D i s p l a y N a m e > C o m p a n y   D i s p l a y   N a m e < / C o m p a n y D i s p l a y N a m e > + 
+             < C o m p a n y A d d r e s s L i n e s > + 
+                 < C o m p a n y A d d r e s s L i n e > C o m p a n y   A d d r e s s   L i n e   1 < / C o m p a n y A d d r e s s L i n e > + 
+                 < C o m p a n y A d d r e s s L i n e > C o m p a n y   A d d r e s s   L i n e   2 < / C o m p a n y A d d r e s s L i n e > + 
+                 < C o m p a n y A d d r e s s L i n e > C o m p a n y   A d d r e s s   L i n e   3 < / C o m p a n y A d d r e s s L i n e > + 
+                 < C o m p a n y A d d r e s s L i n e > C o m p a n y   A d d r e s s   L i n e   4 < / C o m p a n y A d d r e s s L i n e > + 
+                 < C o m p a n y A d d r e s s L i n e > C o m p a n y   A d d r e s s   L i n e   5 < / C o m p a n y A d d r e s s L i n e > + 
+                 < C o m p a n y A d d r e s s L i n e > C o m p a n y   A d d r e s s   L i n e   6 < / C o m p a n y A d d r e s s L i n e > + 
+                 < C o m p a n y A d d r e s s L i n e > C o m p a n y   A d d r e s s   L i n e   7 < / C o m p a n y A d d r e s s L i n e > + 
+                 < C o m p a n y A d d r e s s L i n e > C o m p a n y   A d d r e s s   L i n e   8 < / C o m p a n y A d d r e s s L i n e > + 
+             < / C o m p a n y A d d r e s s L i n e s > + 
+             < C o m p a n y P h o n e > C o m p a n y   P h o n e < / C o m p a n y P h o n e > + 
+             < C o m p a n y P h o n e C a p t i o n > C o m p a n y   P h o n e   C a p t i o n < / C o m p a n y P h o n e C a p t i o n > + 
+             < C o m p a n y F a x N o > C o m p a n y   F a x   N o . < / C o m p a n y F a x N o > + 
+             < C o m p a n y F a x N o C a p t i o n > C o m p a n y   F a x   N o .   C a p t i o n < / C o m p a n y F a x N o C a p t i o n > + 
+             < C o m p a n y E m a i l > C o m p a n y   E m a i l < / C o m p a n y E m a i l > + 
+             < C o m p a n y E m a i l C a p t i o n > C o m p a n y   E m a i l   C a p t i o n < / C o m p a n y E m a i l C a p t i o n > + 
+             < C o m p a n y H o m e P a g e > C o m p a n y   H o m e   P a g e < / C o m p a n y H o m e P a g e > + 
+             < C o m p a n y H o m e P a g e C a p t i o n > C o m p a n y   H o m e   P a g e   C a p t i o n < / C o m p a n y H o m e P a g e C a p t i o n > + 
+             < C o m p a n y L o g o > C o m p a n y   L o g o < / C o m p a n y L o g o > + 
+             < C o m p a n y V A T R e g i s t r a t i o n N o > C o m p a n y   V A T   R e g i s t r a t i o n   N o . < / C o m p a n y V A T R e g i s t r a t i o n N o > + 
+             < C o m p a n y V A T R e g i s t r a t i o n N o C a p t i o n > C o m p a n y   V A T   R e g i s t r a t i o n   N o .   C a p t i o n < / C o m p a n y V A T R e g i s t r a t i o n N o C a p t i o n > + 
+             < C o m p a n y R e g i s t r a t i o n N o > C o m p a n y   R e g i s t r a t i o n   N o . < / C o m p a n y R e g i s t r a t i o n N o > + 
+             < C o m p a n y R e g i s t r a t i o n N o C a p t i o n > C o m p a n y   R e g i s t r a t i o n   N o .   C a p t i o n < / C o m p a n y R e g i s t r a t i o n N o C a p t i o n > + 
+             < C o m p a n y B a n k N a m e > C o m p a n y   B a n k   N a m e < / C o m p a n y B a n k N a m e > + 
+             < C o m p a n y B a n k N a m e C a p t i o n > C o m p a n y   B a n k   N a m e   C a p t i o n < / C o m p a n y B a n k N a m e C a p t i o n > + 
+             < C o m p a n y B a n k A c c o u n t N o > C o m p a n y   B a n k   A c c o u n t   N o . < / C o m p a n y B a n k A c c o u n t N o > + 
+             < C o m p a n y B a n k A c c o u n t N o C a p t i o n > C o m p a n y   B a n k   A c c o u n t   N o .   C a p t i o n < / C o m p a n y B a n k A c c o u n t N o C a p t i o n > + 
+             < C o m p a n y B a n k B r a n c h N o > C o m p a n y   B a n k   B r a n c h   N o . < / C o m p a n y B a n k B r a n c h N o > + 
+             < C o m p a n y B a n k B r a n c h N o C a p t i o n > C o m p a n y   B a n k   B r a n c h   N o .   C a p t i o n < / C o m p a n y B a n k B r a n c h N o C a p t i o n > + 
+             < C o m p a n y I B A N > C o m p a n y   I B A N < / C o m p a n y I B A N > + 
+             < C o m p a n y I B A N C a p t i o n > C o m p a n y   I B A N   C a p t i o n < / C o m p a n y I B A N C a p t i o n > + 
+             < C o m p a n y B a n k S W I F T > C o m p a n y   B a n k   S W I F T < / C o m p a n y B a n k S W I F T > + 
+             < C o m p a n y B a n k S W I F T C a p t i o n > C o m p a n y   B a n k   S W I F T   C a p t i o n < / C o m p a n y B a n k S W I F T C a p t i o n > + 
+             < C o m p a n y G i r o N o > C o m p a n y   G i r o   N o . < / C o m p a n y G i r o N o > + 
+             < C o m p a n y G i r o N o C a p t i o n > C o m p a n y   G i r o   N o .   C a p t i o n < / C o m p a n y G i r o N o C a p t i o n > + 
+         < / C o m p a n y M e t a d a t a > + 
+     < / B C R e p o r t I n f o r m a t i o n > + 
+     < L a b e l s > + 
+         < A b o u t T h e R e p o r t L a b e l > A b o u t T h e R e p o r t L a b e l < / A b o u t T h e R e p o r t L a b e l > + 
+         < A l l A m o u n t s I n L C Y C a p t i o n > A l l A m o u n t s I n L C Y C a p t i o n < / A l l A m o u n t s I n L C Y C a p t i o n > + 
+         < A m o u n t C a p t i o n > A m o u n t C a p t i o n < / A m o u n t C a p t i o n > + 
+         < C o m p a n y L a b e l > C o m p a n y L a b e l < / C o m p a n y L a b e l > + 
+         < C u s t N a m e C a p t i o n > C u s t N a m e C a p t i o n < / C u s t N a m e C a p t i o n > + 
+         < C u s t N o C a p t i o n > C u s t N o C a p t i o n < / C u s t N o C a p t i o n > + 
+         < C u s t o m e r I t e m S a l e s A n a l y s i s > C u s t o m e r I t e m S a l e s A n a l y s i s < / C u s t o m e r I t e m S a l e s A n a l y s i s > + 
+         < C u s t o m e r I t e m S a l e s L a b e l > C u s t o m e r I t e m S a l e s L a b e l < / C u s t o m e r I t e m S a l e s L a b e l > + 
+         < C u s t o m e r I t e m S a l e s P r i n t > C u s t o m e r I t e m S a l e s P r i n t < / C u s t o m e r I t e m S a l e s P r i n t > + 
+         < D a t a R e t r i e v e d > D a t a R e t r i e v e d < / D a t a R e t r i e v e d > + 
+         < D i s c o u n t A m o u n t C a p t i o n > D i s c o u n t A m o u n t C a p t i o n < / D i s c o u n t A m o u n t C a p t i o n > + 
+         < D o c u m e n t a t i o n L a b e l > D o c u m e n t a t i o n L a b e l < / D o c u m e n t a t i o n L a b e l > + 
+         < E n v i r o n m e n t L a b e l > E n v i r o n m e n t L a b e l < / E n v i r o n m e n t L a b e l > + 
+         < I n v o i c e d Q u a n t i t y C a p t i o n > I n v o i c e d Q u a n t i t y C a p t i o n < / I n v o i c e d Q u a n t i t y C a p t i o n > + 
+         < I t e m D e s c C a p t i o n > I t e m D e s c C a p t i o n < / I t e m D e s c C a p t i o n > + 
+         < I t e m N o C a p t i o n > I t e m N o C a p t i o n < / I t e m N o C a p t i o n > + 
+         < P e r i o d C a p t i o n > P e r i o d C a p t i o n < / P e r i o d C a p t i o n > + 
+         < P r o f i t C a p t i o n > P r o f i t C a p t i o n < / P r o f i t C a p t i o n > + 
+         < P r o f i t P e r c e n t C a p t i o n > P r o f i t P e r c e n t C a p t i o n < / P r o f i t P e r c e n t C a p t i o n > + 
+         < R e p o r t N a m e L a b e l > R e p o r t N a m e L a b e l < / R e p o r t N a m e L a b e l > + 
+         < R u n O n L a b e l > R u n O n L a b e l < / R u n O n L a b e l > + 
+         < T o t a l L b l > T o t a l L b l < / T o t a l L b l > + 
+         < U n i t O f M e a s u r e C a p t i o n > U n i t O f M e a s u r e C a p t i o n < / U n i t O f M e a s u r e C a p t i o n > + 
+         < U s e r L a b e l > U s e r L a b e l < / U s e r L a b e l > + 
+     < / L a b e l s > + 
+     < C u s t o m e r > + 
+         < A l l _ a m o u n t s _ a r e _ i n _ L C Y C a p t i o n > A l l _ a m o u n t s _ a r e _ i n _ L C Y C a p t i o n < / A l l _ a m o u n t s _ a r e _ i n _ L C Y C a p t i o n > + 
+         < C O M P A N Y N A M E > C O M P A N Y N A M E < / C O M P A N Y N A M E > + 
+         < C u r r R e p o r t _ P A G E N O C a p t i o n > C u r r R e p o r t _ P A G E N O C a p t i o n < / C u r r R e p o r t _ P A G E N O C a p t i o n > + 
+         < C u s t F i l t e r > C u s t F i l t e r < / C u s t F i l t e r > + 
+         < C u s t o m e r _ I t e m _ S a l e s C a p t i o n > C u s t o m e r _ I t e m _ S a l e s C a p t i o n < / C u s t o m e r _ I t e m _ S a l e s C a p t i o n > + 
+         < C u s t o m e r _ N a m e > C u s t o m e r _ N a m e < / C u s t o m e r _ N a m e > + 
+         < C u s t o m e r _ T A B L E C A P T I O N _ _ _ _ _ _ _ _ _ _ C u s t F i l t e r > C u s t o m e r _ T A B L E C A P T I O N _ _ _ _ _ _ _ _ _ _ C u s t F i l t e r < / C u s t o m e r _ T A B L E C A P T I O N _ _ _ _ _ _ _ _ _ _ C u s t F i l t e r > + 
+         < C u s t o m e r _ _ N o _ _ > C u s t o m e r _ _ N o _ _ < / C u s t o m e r _ _ N o _ _ > + 
+         < C u s t o m e r _ _ P h o n e _ N o _ _ > C u s t o m e r _ _ P h o n e _ N o _ _ < / C u s t o m e r _ _ P h o n e _ N o _ _ > + 
+         < C u s t o m e r _ _ P h o n e _ N o _ _ C a p t i o n > C u s t o m e r _ _ P h o n e _ N o _ _ C a p t i o n < / C u s t o m e r _ _ P h o n e _ N o _ _ C a p t i o n > + 
+         < I t e m L e d g E n t r y F i l t e r > I t e m L e d g E n t r y F i l t e r < / I t e m L e d g E n t r y F i l t e r > + 
+         < I t e m _ D e s c r i p t i o n C a p t i o n > I t e m _ D e s c r i p t i o n C a p t i o n < / I t e m _ D e s c r i p t i o n C a p t i o n > + 
+         < I t e m _ _ B a s e _ U n i t _ o f _ M e a s u r e _ C a p t i o n > I t e m _ _ B a s e _ U n i t _ o f _ M e a s u r e _ C a p t i o n < / I t e m _ _ B a s e _ U n i t _ o f _ M e a s u r e _ C a p t i o n > + 
+         < P r i n t O n l y O n e P e r P a g e > P r i n t O n l y O n e P e r P a g e < / P r i n t O n l y O n e P e r P a g e > + 
+         < P r o f i t > P r o f i t < / P r o f i t > + 
+         < P r o f i t P c t > P r o f i t P c t < / P r o f i t P c t > + 
+         < P r o f i t P c t _ C o n t r o l 4 7 C a p t i o n > P r o f i t P c t _ C o n t r o l 4 7 C a p t i o n < / P r o f i t P c t _ C o n t r o l 4 7 C a p t i o n > + 
+         < P r o f i t _ C o n t r o l 4 6 C a p t i o n > P r o f i t _ C o n t r o l 4 6 C a p t i o n < / P r o f i t _ C o n t r o l 4 6 C a p t i o n > + 
+         < S T R S U B S T N O _ T e x t 0 0 0 _ P e r i o d T e x t _ > S T R S U B S T N O _ T e x t 0 0 0 _ P e r i o d T e x t _ < / S T R S U B S T N O _ T e x t 0 0 0 _ P e r i o d T e x t _ > + 
+         < T o t a l C a p t i o n > T o t a l C a p t i o n < / T o t a l C a p t i o n > + 
+         < V a l u e E n t r y B u f f e r _ _ D i s c o u n t _ A m o u n t _ > V a l u e E n t r y B u f f e r _ _ D i s c o u n t _ A m o u n t _ < / V a l u e E n t r y B u f f e r _ _ D i s c o u n t _ A m o u n t _ > + 
+         < V a l u e E n t r y B u f f e r _ _ D i s c o u n t _ A m o u n t _ _ C o n t r o l 4 5 C a p t i o n > V a l u e E n t r y B u f f e r _ _ D i s c o u n t _ A m o u n t _ _ C o n t r o l 4 5 C a p t i o n < / V a l u e E n t r y B u f f e r _ _ D i s c o u n t _ A m o u n t _ _ C o n t r o l 4 5 C a p t i o n > + 
+         < V a l u e E n t r y B u f f e r _ _ I n v o i c e d _ Q u a n t i t y _ C a p t i o n > V a l u e E n t r y B u f f e r _ _ I n v o i c e d _ Q u a n t i t y _ C a p t i o n < / V a l u e E n t r y B u f f e r _ _ I n v o i c e d _ Q u a n t i t y _ C a p t i o n > + 
+         < V a l u e E n t r y B u f f e r _ _ I t e m _ N o _ _ C a p t i o n > V a l u e E n t r y B u f f e r _ _ I t e m _ N o _ _ C a p t i o n < / V a l u e E n t r y B u f f e r _ _ I t e m _ N o _ _ C a p t i o n > + 
+         < V a l u e E n t r y B u f f e r _ _ S a l e s _ A m o u n t _ _ A c t u a l _ _ > V a l u e E n t r y B u f f e r _ _ S a l e s _ A m o u n t _ _ A c t u a l _ _ < / V a l u e E n t r y B u f f e r _ _ S a l e s _ A m o u n t _ _ A c t u a l _ _ > + 
+         < V a l u e E n t r y B u f f e r _ _ S a l e s _ A m o u n t _ _ A c t u a l _ _ _ C o n t r o l 4 4 C a p t i o n > V a l u e E n t r y B u f f e r _ _ S a l e s _ A m o u n t _ _ A c t u a l _ _ _ C o n t r o l 4 4 C a p t i o n < / V a l u e E n t r y B u f f e r _ _ S a l e s _ A m o u n t _ _ A c t u a l _ _ _ C o n t r o l 4 4 C a p t i o n > + 
+         < V a l u e _ E n t r y _ _ T A B L E C A P T I O N _ _ _ _ _ _ _ _ _ _ I t e m L e d g E n t r y F i l t e r > V a l u e _ E n t r y _ _ T A B L E C A P T I O N _ _ _ _ _ _ _ _ _ _ I t e m L e d g E n t r y F i l t e r < / V a l u e _ E n t r y _ _ T A B L E C A P T I O N _ _ _ _ _ _ _ _ _ _ I t e m L e d g E n t r y F i l t e r > + 
+         < V a l u e _ E n t r y   / > + 
+         < I n t e g e r > + 
+             < C u s t N a m e > C u s t N a m e < / C u s t N a m e > + 
+             < C u s t N o > C u s t N o < / C u s t N o > + 
+             < I t e m _ D e s c r i p t i o n > I t e m _ D e s c r i p t i o n < / I t e m _ D e s c r i p t i o n > + 
+             < I t e m _ _ B a s e _ U n i t _ o f _ M e a s u r e _ > I t e m _ _ B a s e _ U n i t _ o f _ M e a s u r e _ < / I t e m _ _ B a s e _ U n i t _ o f _ M e a s u r e _ > + 
+             < P r o f i t P c t _ C o n t r o l 4 7 > P r o f i t P c t _ C o n t r o l 4 7 < / P r o f i t P c t _ C o n t r o l 4 7 > + 
+             < P r o f i t _ C o n t r o l 4 6 > P r o f i t _ C o n t r o l 4 6 < / P r o f i t _ C o n t r o l 4 6 > + 
+             < V a l u e E n t r y B u f f e r _ _ D i s c o u n t _ A m o u n t _ _ C o n t r o l 4 5 > V a l u e E n t r y B u f f e r _ _ D i s c o u n t _ A m o u n t _ _ C o n t r o l 4 5 < / V a l u e E n t r y B u f f e r _ _ D i s c o u n t _ A m o u n t _ _ C o n t r o l 4 5 > + 
+             < V a l u e E n t r y B u f f e r _ _ I n v o i c e d _ Q u a n t i t y _ > V a l u e E n t r y B u f f e r _ _ I n v o i c e d _ Q u a n t i t y _ < / V a l u e E n t r y B u f f e r _ _ I n v o i c e d _ Q u a n t i t y _ > + 
+             < V a l u e E n t r y B u f f e r _ _ I t e m _ N o _ _ > V a l u e E n t r y B u f f e r _ _ I t e m _ N o _ _ < / V a l u e E n t r y B u f f e r _ _ I t e m _ N o _ _ > + 
+             < V a l u e E n t r y B u f f e r _ _ S a l e s _ A m o u n t _ _ A c t u a l _ _ _ C o n t r o l 4 4 > V a l u e E n t r y B u f f e r _ _ S a l e s _ A m o u n t _ _ A c t u a l _ _ _ C o n t r o l 4 4 < / V a l u e E n t r y B u f f e r _ _ S a l e s _ A m o u n t _ _ A c t u a l _ _ _ C o n t r o l 4 4 > + 
+         < / I n t e g e r > + 
+         < S u b t o t a l s > + 
+             < S u b t o t a l s _ A m o u n t > S u b t o t a l s _ A m o u n t < / S u b t o t a l s _ A m o u n t > + 
+             < S u b t o t a l s _ D i s c o u n t A m o u n t > S u b t o t a l s _ D i s c o u n t A m o u n t < / S u b t o t a l s _ D i s c o u n t A m o u n t > + 
+             < S u b t o t a l s _ P r o f i t > S u b t o t a l s _ P r o f i t < / S u b t o t a l s _ P r o f i t > + 
+             < S u b t o t a l s _ P r o f i t P e r c e n t > S u b t o t a l s _ P r o f i t P e r c e n t < / S u b t o t a l s _ P r o f i t P e r c e n t > + 
+         < / S u b t o t a l s > + 
+     < / C u s t o m e r > + 
+     < T o t a l s > + 
+         < T o t a l s _ A m o u n t > T o t a l s _ A m o u n t < / T o t a l s _ A m o u n t > + 
+         < T o t a l s _ D i s c o u n t A m o u n t > T o t a l s _ D i s c o u n t A m o u n t < / T o t a l s _ D i s c o u n t A m o u n t > + 
+         < T o t a l s _ P r o f i t > T o t a l s _ P r o f i t < / T o t a l s _ P r o f i t > + 
+         < T o t a l s _ P r o f i t P e r c e n t > T o t a l s _ P r o f i t P e r c e n t < / T o t a l s _ P r o f i t P e r c e n t > + 
+     < / T o t a l s > + 
+ < / N a v W o r d R e p o r t X m l P a r t > 
+</file>
+
+<file path=customXml/item4.xml>��< ? x m l   v e r s i o n = " 1 . 0 "   e n c o d i n g = " u t f - 1 6 " ? > + 
+ < N a v W o r d R e p o r t X m l P a r t   x m l n s = " u r n : m i c r o s o f t - d y n a m i c s - b u s i n e s s c e n t r a l / i n t e r n a l / e x t e n d e d / r e p o r t s / C u s t o m e r _ I t e m _ S a l e s / 1 1 3 / " > + 
+     < B C R e p o r t I n f o r m a t i o n > + 
+         < R e p o r t M e t a d a t a > + 
+             < E x t e n s i o n I d > E x t e n s i o n   I D < / E x t e n s i o n I d > + 
+             < E x t e n s i o n N a m e > E x t e n s i o n   N a m e < / E x t e n s i o n N a m e > + 
+             < E x t e n s i o n P u b l i s h e r > E x t e n s i o n   P u b l i s h e r < / E x t e n s i o n P u b l i s h e r > + 
+             < E x t e n s i o n V e r s i o n > E x t e n s i o n   V e r s i o n < / E x t e n s i o n V e r s i o n > + 
+             < R e p o r t I d > R e p o r t   I D < / R e p o r t I d > + 
+             < R e p o r t N a m e > R e p o r t   N a m e < / R e p o r t N a m e > + 
+             < A b o u t T h i s R e p o r t T i t l e > A b o u t   T h i s   R e p o r t   T i t l e < / A b o u t T h i s R e p o r t T i t l e > + 
+             < A b o u t T h i s R e p o r t T e x t > A b o u t   T h i s   R e p o r t   T e x t < / A b o u t T h i s R e p o r t T e x t > + 
+             < R e p o r t H e l p L i n k > R e p o r t   H e l p   L i n k < / R e p o r t H e l p L i n k > + 
+         < / R e p o r t M e t a d a t a > + 
+         < R e p o r t R e q u e s t > + 
+             < T e n a n t E n t r a I d > T e n a n t   E n t r a   I d < / T e n a n t E n t r a I d > + 
+             < E n v i r o n m e n t N a m e > E n v i r o n m e n t   N a m e < / E n v i r o n m e n t N a m e > + 
+             < E n v i r o n m e n t T y p e > E n v i r o n m e n t   T y p e < / E n v i r o n m e n t T y p e > + 
+             < C o m p a n y N a m e > C o m p a n y   N a m e < / C o m p a n y N a m e > + 
+             < C o m p a n y D i s p l a y N a m e > C o m p a n y   D i s p l a y   N a m e < / C o m p a n y D i s p l a y N a m e > + 
+             < C o m p a n y I d > C o m p a n y   I D < / C o m p a n y I d > + 
+             < U s e r N a m e > U s e r   N a m e < / U s e r N a m e > + 
+             < D a t e A n d T i m e > D a t e   a n d   T i m e < / D a t e A n d T i m e > + 
+             < L a n g u a g e > L a n g u a g e < / L a n g u a g e > + 
+             < F o r m a t R e g i o n > F o r m a t   R e g i o n < / F o r m a t R e g i o n > + 
+             < D a t e T i m e V a l u e s > + 
+                 < Y e a r > Y e a r < / Y e a r > + 
+                 < M o n t h N u m b e r > M o n t h   N u m b e r < / M o n t h N u m b e r > + 
+                 < D a y N u m b e r > D a y   N u m b e r < / D a y N u m b e r > + 
+                 < H o u r > H o u r < / H o u r > + 
+                 < M i n u t e > M i n u t e < / M i n u t e > + 
+             < / D a t e T i m e V a l u e s > + 
+         < / R e p o r t R e q u e s t > + 
+         < C o m p a n y M e t a d a t a > + 
+             < C o m p a n y N a m e > C o m p a n y   N a m e < / C o m p a n y N a m e > + 
+             < C o m p a n y D i s p l a y N a m e > C o m p a n y   D i s p l a y   N a m e < / C o m p a n y D i s p l a y N a m e > + 
+             < C o m p a n y A d d r e s s L i n e s > + 
+                 < C o m p a n y A d d r e s s L i n e > C o m p a n y   A d d r e s s   L i n e   1 < / C o m p a n y A d d r e s s L i n e > + 
+                 < C o m p a n y A d d r e s s L i n e > C o m p a n y   A d d r e s s   L i n e   2 < / C o m p a n y A d d r e s s L i n e > + 
+                 < C o m p a n y A d d r e s s L i n e > C o m p a n y   A d d r e s s   L i n e   3 < / C o m p a n y A d d r e s s L i n e > + 
+                 < C o m p a n y A d d r e s s L i n e > C o m p a n y   A d d r e s s   L i n e   4 < / C o m p a n y A d d r e s s L i n e > + 
+                 < C o m p a n y A d d r e s s L i n e > C o m p a n y   A d d r e s s   L i n e   5 < / C o m p a n y A d d r e s s L i n e > + 
+                 < C o m p a n y A d d r e s s L i n e > C o m p a n y   A d d r e s s   L i n e   6 < / C o m p a n y A d d r e s s L i n e > + 
+                 < C o m p a n y A d d r e s s L i n e > C o m p a n y   A d d r e s s   L i n e   7 < / C o m p a n y A d d r e s s L i n e > + 
+                 < C o m p a n y A d d r e s s L i n e > C o m p a n y   A d d r e s s   L i n e   8 < / C o m p a n y A d d r e s s L i n e > + 
+             < / C o m p a n y A d d r e s s L i n e s > + 
+             < C o m p a n y P h o n e > C o m p a n y   P h o n e < / C o m p a n y P h o n e > + 
+             < C o m p a n y P h o n e C a p t i o n > C o m p a n y   P h o n e   C a p t i o n < / C o m p a n y P h o n e C a p t i o n > + 
+             < C o m p a n y F a x N o > C o m p a n y   F a x   N o . < / C o m p a n y F a x N o > + 
+             < C o m p a n y F a x N o C a p t i o n > C o m p a n y   F a x   N o .   C a p t i o n < / C o m p a n y F a x N o C a p t i o n > + 
+             < C o m p a n y E m a i l > C o m p a n y   E m a i l < / C o m p a n y E m a i l > + 
+             < C o m p a n y E m a i l C a p t i o n > C o m p a n y   E m a i l   C a p t i o n < / C o m p a n y E m a i l C a p t i o n > + 
+             < C o m p a n y H o m e P a g e > C o m p a n y   H o m e   P a g e < / C o m p a n y H o m e P a g e > + 
+             < C o m p a n y H o m e P a g e C a p t i o n > C o m p a n y   H o m e   P a g e   C a p t i o n < / C o m p a n y H o m e P a g e C a p t i o n > + 
+             < C o m p a n y L o g o > C o m p a n y   L o g o < / C o m p a n y L o g o > + 
+             < C o m p a n y V A T R e g i s t r a t i o n N o > C o m p a n y   V A T   R e g i s t r a t i o n   N o . < / C o m p a n y V A T R e g i s t r a t i o n N o > + 
+             < C o m p a n y V A T R e g i s t r a t i o n N o C a p t i o n > C o m p a n y   V A T   R e g i s t r a t i o n   N o .   C a p t i o n < / C o m p a n y V A T R e g i s t r a t i o n N o C a p t i o n > + 
+             < C o m p a n y R e g i s t r a t i o n N o > C o m p a n y   R e g i s t r a t i o n   N o . < / C o m p a n y R e g i s t r a t i o n N o > + 
+             < C o m p a n y R e g i s t r a t i o n N o C a p t i o n > C o m p a n y   R e g i s t r a t i o n   N o .   C a p t i o n < / C o m p a n y R e g i s t r a t i o n N o C a p t i o n > + 
+             < C o m p a n y B a n k N a m e > C o m p a n y   B a n k   N a m e < / C o m p a n y B a n k N a m e > + 
+             < C o m p a n y B a n k N a m e C a p t i o n > C o m p a n y   B a n k   N a m e   C a p t i o n < / C o m p a n y B a n k N a m e C a p t i o n > + 
+             < C o m p a n y B a n k A c c o u n t N o > C o m p a n y   B a n k   A c c o u n t   N o . < / C o m p a n y B a n k A c c o u n t N o > + 
+             < C o m p a n y B a n k A c c o u n t N o C a p t i o n > C o m p a n y   B a n k   A c c o u n t   N o .   C a p t i o n < / C o m p a n y B a n k A c c o u n t N o C a p t i o n > + 
+             < C o m p a n y B a n k B r a n c h N o > C o m p a n y   B a n k   B r a n c h   N o . < / C o m p a n y B a n k B r a n c h N o > + 
+             < C o m p a n y B a n k B r a n c h N o C a p t i o n > C o m p a n y   B a n k   B r a n c h   N o .   C a p t i o n < / C o m p a n y B a n k B r a n c h N o C a p t i o n > + 
+             < C o m p a n y I B A N > C o m p a n y   I B A N < / C o m p a n y I B A N > + 
+             < C o m p a n y I B A N C a p t i o n > C o m p a n y   I B A N   C a p t i o n < / C o m p a n y I B A N C a p t i o n > + 
+             < C o m p a n y B a n k S W I F T > C o m p a n y   B a n k   S W I F T < / C o m p a n y B a n k S W I F T > + 
+             < C o m p a n y B a n k S W I F T C a p t i o n > C o m p a n y   B a n k   S W I F T   C a p t i o n < / C o m p a n y B a n k S W I F T C a p t i o n > + 
+             < C o m p a n y G i r o N o > C o m p a n y   G i r o   N o . < / C o m p a n y G i r o N o > + 
+             < C o m p a n y G i r o N o C a p t i o n > C o m p a n y   G i r o   N o .   C a p t i o n < / C o m p a n y G i r o N o C a p t i o n > + 
+         < / C o m p a n y M e t a d a t a > + 
+     < / B C R e p o r t I n f o r m a t i o n > + 
+     < L a b e l s > + 
+         < A b o u t T h e R e p o r t L a b e l   E l e m e n t T y p e = " P a r a m e t e r "   E l e m e n t I d = " 1 6 7 7 9 2 0 0 1 "   D a t a T y p e = " S t r i n g " > A b o u t T h e R e p o r t L a b e l < / A b o u t T h e R e p o r t L a b e l > + 
+         < A l l A m o u n t s I n L C Y C a p t i o n   E l e m e n t T y p e = " P a r a m e t e r "   E l e m e n t I d = " 6 5 3 8 8 9 9 6 "   D a t a T y p e = " S t r i n g " > A l l A m o u n t s I n L C Y C a p t i o n < / A l l A m o u n t s I n L C Y C a p t i o n > + 
+         < A m o u n t C a p t i o n   E l e m e n t T y p e = " P a r a m e t e r "   E l e m e n t I d = " 1 6 5 0 3 7 7 5 "   D a t a T y p e = " S t r i n g " > A m o u n t C a p t i o n < / A m o u n t C a p t i o n > + 
+         < C o m p a n y L a b e l   E l e m e n t T y p e = " P a r a m e t e r "   E l e m e n t I d = " 3 4 6 7 6 0 3 4 8 "   D a t a T y p e = " S t r i n g " > C o m p a n y L a b e l < / C o m p a n y L a b e l > + 
+         < C u s t N a m e C a p t i o n   E l e m e n t T y p e = " P a r a m e t e r "   E l e m e n t I d = " 1 0 7 7 8 2 0 7 4 9 "   D a t a T y p e = " S t r i n g " > C u s t N a m e C a p t i o n < / C u s t N a m e C a p t i o n > + 
+         < C u s t N o C a p t i o n   E l e m e n t T y p e = " P a r a m e t e r "   E l e m e n t I d = " 7 6 2 1 0 8 2 8 5 "   D a t a T y p e = " S t r i n g " > C u s t N o C a p t i o n < / C u s t N o C a p t i o n > + 
+         < C u s t o m e r I t e m S a l e s A n a l y s i s   E l e m e n t T y p e = " P a r a m e t e r "   E l e m e n t I d = " 1 9 0 6 5 6 3 2 6 "   D a t a T y p e = " S t r i n g " > C u s t o m e r I t e m S a l e s A n a l y s i s < / C u s t o m e r I t e m S a l e s A n a l y s i s > + 
+         < C u s t o m e r I t e m S a l e s L a b e l   E l e m e n t T y p e = " P a r a m e t e r "   E l e m e n t I d = " 1 5 3 6 6 1 4 9 7 8 "   D a t a T y p e = " S t r i n g " > C u s t o m e r I t e m S a l e s L a b e l < / C u s t o m e r I t e m S a l e s L a b e l > + 
+         < C u s t o m e r I t e m S a l e s P r i n t   E l e m e n t T y p e = " P a r a m e t e r "   E l e m e n t I d = " 1 2 9 1 0 1 0 0 1 3 "   D a t a T y p e = " S t r i n g " > C u s t o m e r I t e m S a l e s P r i n t < / C u s t o m e r I t e m S a l e s P r i n t > + 
+         < D a t a R e t r i e v e d   E l e m e n t T y p e = " P a r a m e t e r "   E l e m e n t I d = " 2 9 1 9 1 1 8 0 7 "   D a t a T y p e = " S t r i n g " > D a t a R e t r i e v e d < / D a t a R e t r i e v e d > + 
+         < D i s c o u n t A m o u n t C a p t i o n   E l e m e n t T y p e = " P a r a m e t e r "   E l e m e n t I d = " 1 7 7 1 3 9 6 9 4 6 "   D a t a T y p e = " S t r i n g " > D i s c o u n t A m o u n t C a p t i o n < / D i s c o u n t A m o u n t C a p t i o n > + 
+         < D o c u m e n t a t i o n L a b e l   E l e m e n t T y p e = " P a r a m e t e r "   E l e m e n t I d = " 1 7 3 8 9 2 4 8 1 5 "   D a t a T y p e = " S t r i n g " > D o c u m e n t a t i o n L a b e l < / D o c u m e n t a t i o n L a b e l > + 
+         < E n v i r o n m e n t L a b e l   E l e m e n t T y p e = " P a r a m e t e r "   E l e m e n t I d = " 8 1 8 8 1 6 5 9 0 "   D a t a T y p e = " S t r i n g " > E n v i r o n m e n t L a b e l < / E n v i r o n m e n t L a b e l > + 
+         < I n v o i c e d Q u a n t i t y C a p t i o n   E l e m e n t T y p e = " P a r a m e t e r "   E l e m e n t I d = " 7 3 1 6 7 5 8 9 3 "   D a t a T y p e = " S t r i n g " > I n v o i c e d Q u a n t i t y C a p t i o n < / I n v o i c e d Q u a n t i t y C a p t i o n > + 
+         < I t e m D e s c C a p t i o n   E l e m e n t T y p e = " P a r a m e t e r "   E l e m e n t I d = " 1 8 8 2 7 0 3 4 5 7 "   D a t a T y p e = " S t r i n g " > I t e m D e s c C a p t i o n < / I t e m D e s c C a p t i o n > + 
+         < I t e m N o C a p t i o n   E l e m e n t T y p e = " P a r a m e t e r "   E l e m e n t I d = " 1 2 0 5 1 8 0 9 1 9 "   D a t a T y p e = " S t r i n g " > I t e m N o C a p t i o n < / I t e m N o C a p t i o n > + 
+         < P e r i o d C a p t i o n   E l e m e n t T y p e = " P a r a m e t e r "   E l e m e n t I d = " 1 4 7 8 2 5 3 4 2 2 "   D a t a T y p e = " S t r i n g " > P e r i o d C a p t i o n < / P e r i o d C a p t i o n > + 
+         < P r o f i t C a p t i o n   E l e m e n t T y p e = " P a r a m e t e r "   E l e m e n t I d = " 1 8 9 6 2 6 5 0 9 9 "   D a t a T y p e = " S t r i n g " > P r o f i t C a p t i o n < / P r o f i t C a p t i o n > + 
+         < P r o f i t P e r c e n t C a p t i o n   E l e m e n t T y p e = " P a r a m e t e r "   E l e m e n t I d = " 9 7 8 3 2 5 4 5 0 "   D a t a T y p e = " S t r i n g " > P r o f i t P e r c e n t C a p t i o n < / P r o f i t P e r c e n t C a p t i o n > + 
+         < R e p o r t N a m e L a b e l   E l e m e n t T y p e = " P a r a m e t e r "   E l e m e n t I d = " 1 0 2 2 2 9 2 9 8 2 "   D a t a T y p e = " S t r i n g " > R e p o r t N a m e L a b e l < / R e p o r t N a m e L a b e l > + 
+         < R u n O n L a b e l   E l e m e n t T y p e = " P a r a m e t e r "   E l e m e n t I d = " 1 1 1 9 0 3 7 5 9 5 "   D a t a T y p e = " S t r i n g " > R u n O n L a b e l < / R u n O n L a b e l > + 
+         < T o t a l L b l   E l e m e n t T y p e = " P a r a m e t e r "   E l e m e n t I d = " 2 6 2 6 5 4 8 3 7 "   D a t a T y p e = " S t r i n g " > T o t a l L b l < / T o t a l L b l > + 
+         < U n i t O f M e a s u r e C a p t i o n   E l e m e n t T y p e = " P a r a m e t e r "   E l e m e n t I d = " 8 8 7 5 4 0 2 4 4 "   D a t a T y p e = " S t r i n g " > U n i t O f M e a s u r e C a p t i o n < / U n i t O f M e a s u r e C a p t i o n > + 
+         < U s e r L a b e l   E l e m e n t T y p e = " P a r a m e t e r "   E l e m e n t I d = " 8 4 8 8 1 6 7 9 4 "   D a t a T y p e = " S t r i n g " > U s e r L a b e l < / U s e r L a b e l > + 
+     < / L a b e l s > + 
+     < T o o l t i p s > + 
+         < T o o l t i p   c o l u m n = " C u s t o m e r _ _ N o _ _ "   E l e m e n t I d = " 1 4 2 2 9 9 3 1 1 2 " > + 
+             < T o o l t i p T e x t   l a n g = " e n - U S " > S p e c i f i e s   t h e   n u m b e r   o f   t h e   c u s t o m e r .   T h e   f i e l d   i s   e i t h e r   f i l l e d   a u t o m a t i c a l l y   f r o m   a   d e f i n e d   n u m b e r   s e r i e s ,   o r   y o u   e n t e r   t h e   n u m b e r   m a n u a l l y   b e c a u s e   y o u   h a v e   e n a b l e d   m a n u a l   n u m b e r   e n t r y   i n   t h e   n u m b e r - s e r i e s   s e t u p . < / T o o l t i p T e x t > + 
+         < / T o o l t i p > + 
+         < T o o l t i p   c o l u m n = " C u s t o m e r _ N a m e "   E l e m e n t I d = " 3 3 0 4 2 2 7 6 1 " > + 
+             < T o o l t i p T e x t   l a n g = " e n - U S " > S p e c i f i e s   t h e   c u s t o m e r ' s   n a m e   t h a t   a p p e a r s   o n   a l l   r e l a t e d   d o c u m e n t s .   F o r   c o m p a n i e s ,   s p e c i f y   t h e   c o m p a n y ' s   n a m e   h e r e ,   a n d   t h e n   a d d   t h e   r e l e v a n t   p e o p l e   a s   c o n t a c t s   t h a t   y o u   l i n k   t o   t h i s   c u s t o m e r . < / T o o l t i p T e x t > + 
+         < / T o o l t i p > + 
+         < T o o l t i p   c o l u m n = " C u s t o m e r _ _ P h o n e _ N o _ _ "   E l e m e n t I d = " 7 2 1 3 1 6 5 0 9 " > + 
+             < T o o l t i p T e x t   l a n g = " e n - U S " > S p e c i f i e s   t h e   c u s t o m e r ' s   t e l e p h o n e   n u m b e r . < / T o o l t i p T e x t > + 
+         < / T o o l t i p > + 
+         < T o o l t i p   c o l u m n = " C u s t N o "   E l e m e n t I d = " 1 4 5 9 3 2 3 0 9 3 " > + 
+             < T o o l t i p T e x t   l a n g = " e n - U S " > S p e c i f i e s   t h e   n u m b e r   o f   t h e   c u s t o m e r .   T h e   f i e l d   i s   e i t h e r   f i l l e d   a u t o m a t i c a l l y   f r o m   a   d e f i n e d   n u m b e r   s e r i e s ,   o r   y o u   e n t e r   t h e   n u m b e r   m a n u a l l y   b e c a u s e   y o u   h a v e   e n a b l e d   m a n u a l   n u m b e r   e n t r y   i n   t h e   n u m b e r - s e r i e s   s e t u p . < / T o o l t i p T e x t > + 
+         < / T o o l t i p > + 
+         < T o o l t i p   c o l u m n = " C u s t N a m e "   E l e m e n t I d = " 9 5 6 5 5 0 1 8 1 " > + 
+             < T o o l t i p T e x t   l a n g = " e n - U S " > S p e c i f i e s   t h e   c u s t o m e r ' s   n a m e   t h a t   a p p e a r s   o n   a l l   r e l a t e d   d o c u m e n t s .   F o r   c o m p a n i e s ,   s p e c i f y   t h e   c o m p a n y ' s   n a m e   h e r e ,   a n d   t h e n   a d d   t h e   r e l e v a n t   p e o p l e   a s   c o n t a c t s   t h a t   y o u   l i n k   t o   t h i s   c u s t o m e r . < / T o o l t i p T e x t > + 
+         < / T o o l t i p > + 
+         < T o o l t i p   c o l u m n = " V a l u e E n t r y B u f f e r _ _ I t e m _ N o _ _ "   E l e m e n t I d = " 1 5 5 6 3 5 4 4 5 7 " > + 
+             < T o o l t i p T e x t   l a n g = " e n - U S " > S p e c i f i e s   t h e   n u m b e r   o f   t h e   i t e m   t h a t   t h i s   v a l u e   e n t r y   i s   l i n k e d   t o . < / T o o l t i p T e x t > + 
+         < / T o o l t i p > + 
+         < T o o l t i p   c o l u m n = " I t e m _ D e s c r i p t i o n "   E l e m e n t I d = " 1 9 7 0 5 8 8 1 6 1 " > + 
+             < T o o l t i p T e x t   l a n g = " e n - U S " > S p e c i f i e s   a   d e s c r i p t i o n   o f   t h e   i t e m . < / T o o l t i p T e x t > + 
+         < / T o o l t i p > + 
+         < T o o l t i p   c o l u m n = " I t e m _ _ B a s e _ U n i t _ o f _ M e a s u r e _ "   E l e m e n t I d = " 8 5 0 4 4 8 4 5 8 " > + 
+             < T o o l t i p T e x t   l a n g = " e n - U S " > S p e c i f i e s   t h e   b a s e   u n i t   u s e d   t o   m e a s u r e   t h e   i t e m ,   s u c h   a s   p i e c e ,   b o x ,   o r   p a l l e t .   T h e   b a s e   u n i t   o f   m e a s u r e   a l s o   s e r v e s   a s   t h e   c o n v e r s i o n   b a s i s   f o r   a l t e r n a t e   u n i t s   o f   m e a s u r e . < / T o o l t i p T e x t > + 
+         < / T o o l t i p > + 
+     < / T o o l t i p s > + 
+     < C u s t o m e r   E l e m e n t T y p e = " D a t a I t e m "   E l e m e n t I d = " 1 5 2 5 1 9 1 9 9 " > + 
+         < A l l _ a m o u n t s _ a r e _ i n _ L C Y C a p t i o n   E l e m e n t T y p e = " C o l u m n "   E l e m e n t I d = " 6 9 7 4 8 4 8 0 2 "   D a t a T y p e = " L a b e l "   O b s o l e t e S t a t e = " P e n d i n g " > A l l _ a m o u n t s _ a r e _ i n _ L C Y C a p t i o n < / A l l _ a m o u n t s _ a r e _ i n _ L C Y C a p t i o n > + 
+         < C O M P A N Y N A M E   E l e m e n t T y p e = " C o l u m n "   E l e m e n t I d = " 1 7 5 3 0 1 5 1 5 5 "   D a t a T y p e = " S t r i n g "   O b s o l e t e S t a t e = " P e n d i n g " > C O M P A N Y N A M E < / C O M P A N Y N A M E > + 
+         < C u r r R e p o r t _ P A G E N O C a p t i o n   E l e m e n t T y p e = " C o l u m n "   E l e m e n t I d = " 1 8 4 6 2 6 2 1 5 8 "   D a t a T y p e = " L a b e l "   O b s o l e t e S t a t e = " P e n d i n g " > C u r r R e p o r t _ P A G E N O C a p t i o n < / C u r r R e p o r t _ P A G E N O C a p t i o n > + 
+         < C u s t F i l t e r   E l e m e n t T y p e = " C o l u m n "   E l e m e n t I d = " 2 3 9 4 8 9 4 8 4 "   D a t a T y p e = " T e x t "   O b s o l e t e S t a t e = " P e n d i n g " > C u s t F i l t e r < / C u s t F i l t e r > + 
+         < C u s t o m e r _ I t e m _ S a l e s C a p t i o n   E l e m e n t T y p e = " C o l u m n "   E l e m e n t I d = " 1 1 9 1 8 6 6 0 2 "   D a t a T y p e = " L a b e l "   O b s o l e t e S t a t e = " P e n d i n g " > C u s t o m e r _ I t e m _ S a l e s C a p t i o n < / C u s t o m e r _ I t e m _ S a l e s C a p t i o n > + 
+         < C u s t o m e r _ N a m e   E l e m e n t T y p e = " C o l u m n "   E l e m e n t I d = " 3 3 0 4 2 2 7 6 1 "   D a t a T y p e = " T e x t " > C u s t o m e r _ N a m e < / C u s t o m e r _ N a m e > + 
+         < C u s t o m e r _ T A B L E C A P T I O N _ _ _ _ _ _ _ _ _ _ C u s t F i l t e r   E l e m e n t T y p e = " C o l u m n "   E l e m e n t I d = " 2 0 8 7 9 4 7 8 3 9 "   D a t a T y p e = " T e x t " > C u s t o m e r _ T A B L E C A P T I O N _ _ _ _ _ _ _ _ _ _ C u s t F i l t e r < / C u s t o m e r _ T A B L E C A P T I O N _ _ _ _ _ _ _ _ _ _ C u s t F i l t e r > + 
+         < C u s t o m e r _ _ N o _ _   E l e m e n t T y p e = " C o l u m n "   E l e m e n t I d = " 1 4 2 2 9 9 3 1 1 2 "   D a t a T y p e = " C o d e " > C u s t o m e r _ _ N o _ _ < / C u s t o m e r _ _ N o _ _ > + 
+         < C u s t o m e r _ _ P h o n e _ N o _ _   E l e m e n t T y p e = " C o l u m n "   E l e m e n t I d = " 7 2 1 3 1 6 5 0 9 "   D a t a T y p e = " T e x t " > C u s t o m e r _ _ P h o n e _ N o _ _ < / C u s t o m e r _ _ P h o n e _ N o _ _ > + 
+         < C u s t o m e r _ _ P h o n e _ N o _ _ C a p t i o n   E l e m e n t T y p e = " C o l u m n "   E l e m e n t I d = " 2 0 6 4 2 9 4 9 "   D a t a T y p e = " S t r i n g "   O b s o l e t e S t a t e = " P e n d i n g " > C u s t o m e r _ _ P h o n e _ N o _ _ C a p t i o n < / C u s t o m e r _ _ P h o n e _ N o _ _ C a p t i o n > + 
+         < I t e m L e d g E n t r y F i l t e r   E l e m e n t T y p e = " C o l u m n "   E l e m e n t I d = " 2 1 1 1 8 9 1 8 5 4 "   D a t a T y p e = " T e x t "   O b s o l e t e S t a t e = " P e n d i n g " > I t e m L e d g E n t r y F i l t e r < / I t e m L e d g E n t r y F i l t e r > + 
+         < I t e m _ D e s c r i p t i o n C a p t i o n   E l e m e n t T y p e = " C o l u m n "   E l e m e n t I d = " 1 9 1 5 3 6 5 0 1 5 "   D a t a T y p e = " L a b e l "   O b s o l e t e S t a t e = " P e n d i n g " > I t e m _ D e s c r i p t i o n C a p t i o n < / I t e m _ D e s c r i p t i o n C a p t i o n > + 
+         < I t e m _ _ B a s e _ U n i t _ o f _ M e a s u r e _ C a p t i o n   E l e m e n t T y p e = " C o l u m n "   E l e m e n t I d = " 6 6 3 9 7 7 1 6 "   D a t a T y p e = " L a b e l "   O b s o l e t e S t a t e = " P e n d i n g " > I t e m _ _ B a s e _ U n i t _ o f _ M e a s u r e _ C a p t i o n < / I t e m _ _ B a s e _ U n i t _ o f _ M e a s u r e _ C a p t i o n > + 
+         < P r i n t O n l y O n e P e r P a g e   E l e m e n t T y p e = " C o l u m n "   E l e m e n t I d = " 3 8 8 5 2 6 5 3 6 "   D a t a T y p e = " B o o l e a n "   O b s o l e t e S t a t e = " P e n d i n g " > P r i n t O n l y O n e P e r P a g e < / P r i n t O n l y O n e P e r P a g e > + 
+         < P r o f i t   E l e m e n t T y p e = " C o l u m n "   E l e m e n t I d = " 1 3 5 1 8 3 1 1 4 9 "   D a t a T y p e = " D e c i m a l " > P r o f i t < / P r o f i t > + 
+         < P r o f i t P c t   E l e m e n t T y p e = " C o l u m n "   E l e m e n t I d = " 2 6 0 9 8 9 4 2 8 "   D a t a T y p e = " D e c i m a l " > P r o f i t P c t < / P r o f i t P c t > + 
+         < P r o f i t P c t _ C o n t r o l 4 7 C a p t i o n   E l e m e n t T y p e = " C o l u m n "   E l e m e n t I d = " 5 6 4 3 6 3 6 9 7 "   D a t a T y p e = " L a b e l "   O b s o l e t e S t a t e = " P e n d i n g " > P r o f i t P c t _ C o n t r o l 4 7 C a p t i o n < / P r o f i t P c t _ C o n t r o l 4 7 C a p t i o n > + 
+         < P r o f i t _ C o n t r o l 4 6 C a p t i o n   E l e m e n t T y p e = " C o l u m n "   E l e m e n t I d = " 4 5 7 8 2 0 7 1 "   D a t a T y p e = " L a b e l "   O b s o l e t e S t a t e = " P e n d i n g " > P r o f i t _ C o n t r o l 4 6 C a p t i o n < / P r o f i t _ C o n t r o l 4 6 C a p t i o n > + 
+         < S T R S U B S T N O _ T e x t 0 0 0 _ P e r i o d T e x t _   E l e m e n t T y p e = " C o l u m n "   E l e m e n t I d = " 7 2 2 9 9 1 7 0 4 "   D a t a T y p e = " S t r i n g " > S T R S U B S T N O _ T e x t 0 0 0 _ P e r i o d T e x t _ < / S T R S U B S T N O _ T e x t 0 0 0 _ P e r i o d T e x t _ > + 
+         < T o t a l C a p t i o n   E l e m e n t T y p e = " C o l u m n "   E l e m e n t I d = " 7 0 7 1 0 2 6 9 5 "   D a t a T y p e = " L a b e l "   O b s o l e t e S t a t e = " P e n d i n g " > T o t a l C a p t i o n < / T o t a l C a p t i o n > + 
+         < V a l u e E n t r y B u f f e r _ _ D i s c o u n t _ A m o u n t _   E l e m e n t T y p e = " C o l u m n "   E l e m e n t I d = " 1 4 4 7 1 6 6 1 4 9 "   D a t a T y p e = " D e c i m a l " > V a l u e E n t r y B u f f e r _ _ D i s c o u n t _ A m o u n t _ < / V a l u e E n t r y B u f f e r _ _ D i s c o u n t _ A m o u n t _ > + 
+         < V a l u e E n t r y B u f f e r _ _ D i s c o u n t _ A m o u n t _ _ C o n t r o l 4 5 C a p t i o n   E l e m e n t T y p e = " C o l u m n "   E l e m e n t I d = " 1 2 3 3 2 7 1 9 0 0 "   D a t a T y p e = " L a b e l "   O b s o l e t e S t a t e = " P e n d i n g " > V a l u e E n t r y B u f f e r _ _ D i s c o u n t _ A m o u n t _ _ C o n t r o l 4 5 C a p t i o n < / V a l u e E n t r y B u f f e r _ _ D i s c o u n t _ A m o u n t _ _ C o n t r o l 4 5 C a p t i o n > + 
+         < V a l u e E n t r y B u f f e r _ _ I n v o i c e d _ Q u a n t i t y _ C a p t i o n   E l e m e n t T y p e = " C o l u m n "   E l e m e n t I d = " 1 5 9 4 7 5 5 4 1 0 "   D a t a T y p e = " L a b e l "   O b s o l e t e S t a t e = " P e n d i n g " > V a l u e E n t r y B u f f e r _ _ I n v o i c e d _ Q u a n t i t y _ C a p t i o n < / V a l u e E n t r y B u f f e r _ _ I n v o i c e d _ Q u a n t i t y _ C a p t i o n > + 
+         < V a l u e E n t r y B u f f e r _ _ I t e m _ N o _ _ C a p t i o n   E l e m e n t T y p e = " C o l u m n "   E l e m e n t I d = " 6 2 7 4 3 3 9 1 9 "   D a t a T y p e = " L a b e l "   O b s o l e t e S t a t e = " P e n d i n g " > V a l u e E n t r y B u f f e r _ _ I t e m _ N o _ _ C a p t i o n < / V a l u e E n t r y B u f f e r _ _ I t e m _ N o _ _ C a p t i o n > + 
+         < V a l u e E n t r y B u f f e r _ _ S a l e s _ A m o u n t _ _ A c t u a l _ _   E l e m e n t T y p e = " C o l u m n "   E l e m e n t I d = " 1 3 4 7 5 2 3 3 9 9 "   D a t a T y p e = " D e c i m a l " > V a l u e E n t r y B u f f e r _ _ S a l e s _ A m o u n t _ _ A c t u a l _ _ < / V a l u e E n t r y B u f f e r _ _ S a l e s _ A m o u n t _ _ A c t u a l _ _ > + 
+         < V a l u e E n t r y B u f f e r _ _ S a l e s _ A m o u n t _ _ A c t u a l _ _ _ C o n t r o l 4 4 C a p t i o n   E l e m e n t T y p e = " C o l u m n "   E l e m e n t I d = " 1 5 9 1 1 1 8 1 4 5 "   D a t a T y p e = " L a b e l "   O b s o l e t e S t a t e = " P e n d i n g " > V a l u e E n t r y B u f f e r _ _ S a l e s _ A m o u n t _ _ A c t u a l _ _ _ C o n t r o l 4 4 C a p t i o n < / V a l u e E n t r y B u f f e r _ _ S a l e s _ A m o u n t _ _ A c t u a l _ _ _ C o n t r o l 4 4 C a p t i o n > + 
+         < V a l u e _ E n t r y _ _ T A B L E C A P T I O N _ _ _ _ _ _ _ _ _ _ I t e m L e d g E n t r y F i l t e r   E l e m e n t T y p e = " C o l u m n "   E l e m e n t I d = " 6 6 1 1 0 8 3 2 6 "   D a t a T y p e = " T e x t " > V a l u e _ E n t r y _ _ T A B L E C A P T I O N _ _ _ _ _ _ _ _ _ _ I t e m L e d g E n t r y F i l t e r < / V a l u e _ E n t r y _ _ T A B L E C A P T I O N _ _ _ _ _ _ _ _ _ _ I t e m L e d g E n t r y F i l t e r > + 
+         < V a l u e _ E n t r y   E l e m e n t T y p e = " D a t a I t e m "   E l e m e n t I d = " 1 4 7 2 6 5 1 0 7 7 "   / > + 
+         < I n t e g e r   E l e m e n t T y p e = " D a t a I t e m "   E l e m e n t I d = " 1 7 3 5 6 9 8 6 1 9 " > + 
+             < C u s t N a m e   E l e m e n t T y p e = " C o l u m n "   E l e m e n t I d = " 9 5 6 5 5 0 1 8 1 "   D a t a T y p e = " T e x t " > C u s t N a m e < / C u s t N a m e > + 
+             < C u s t N o   E l e m e n t T y p e = " C o l u m n "   E l e m e n t I d = " 1 4 5 9 3 2 3 0 9 3 "   D a t a T y p e = " C o d e " > C u s t N o < / C u s t N o > + 
+             < I t e m _ D e s c r i p t i o n   E l e m e n t T y p e = " C o l u m n "   E l e m e n t I d = " 1 9 7 0 5 8 8 1 6 1 "   D a t a T y p e = " T e x t " > I t e m _ D e s c r i p t i o n < / I t e m _ D e s c r i p t i o n > + 
+             < I t e m _ _ B a s e _ U n i t _ o f _ M e a s u r e _   E l e m e n t T y p e = " C o l u m n "   E l e m e n t I d = " 8 5 0 4 4 8 4 5 8 "   D a t a T y p e = " C o d e " > I t e m _ _ B a s e _ U n i t _ o f _ M e a s u r e _ < / I t e m _ _ B a s e _ U n i t _ o f _ M e a s u r e _ > + 
+             < P r o f i t P c t _ C o n t r o l 4 7   E l e m e n t T y p e = " C o l u m n "   E l e m e n t I d = " 6 0 0 2 1 8 1 2 1 "   D a t a T y p e = " D e c i m a l " > P r o f i t P c t _ C o n t r o l 4 7 < / P r o f i t P c t _ C o n t r o l 4 7 > + 
+             < P r o f i t _ C o n t r o l 4 6   E l e m e n t T y p e = " C o l u m n "   E l e m e n t I d = " 1 2 1 0 4 5 2 0 6 3 "   D a t a T y p e = " D e c i m a l " > P r o f i t _ C o n t r o l 4 6 < / P r o f i t _ C o n t r o l 4 6 > + 
+             < V a l u e E n t r y B u f f e r _ _ D i s c o u n t _ A m o u n t _ _ C o n t r o l 4 5   E l e m e n t T y p e = " C o l u m n "   E l e m e n t I d = " 1 9 6 2 7 7 0 4 6 2 "   D a t a T y p e = " D e c i m a l " > V a l u e E n t r y B u f f e r _ _ D i s c o u n t _ A m o u n t _ _ C o n t r o l 4 5 < / V a l u e E n t r y B u f f e r _ _ D i s c o u n t _ A m o u n t _ _ C o n t r o l 4 5 > + 
+             < V a l u e E n t r y B u f f e r _ _ I n v o i c e d _ Q u a n t i t y _   E l e m e n t T y p e = " C o l u m n "   E l e m e n t I d = " 2 0 4 7 2 9 0 8 8 4 "   D a t a T y p e = " D e c i m a l " > V a l u e E n t r y B u f f e r _ _ I n v o i c e d _ Q u a n t i t y _ < / V a l u e E n t r y B u f f e r _ _ I n v o i c e d _ Q u a n t i t y _ > + 
+             < V a l u e E n t r y B u f f e r _ _ I t e m _ N o _ _   E l e m e n t T y p e = " C o l u m n "   E l e m e n t I d = " 1 5 5 6 3 5 4 4 5 7 "   D a t a T y p e = " C o d e " > V a l u e E n t r y B u f f e r _ _ I t e m _ N o _ _ < / V a l u e E n t r y B u f f e r _ _ I t e m _ N o _ _ > + 
+             < V a l u e E n t r y B u f f e r _ _ S a l e s _ A m o u n t _ _ A c t u a l _ _ _ C o n t r o l 4 4   E l e m e n t T y p e = " C o l u m n "   E l e m e n t I d = " 6 5 4 7 0 5 9 7 7 "   D a t a T y p e = " D e c i m a l " > V a l u e E n t r y B u f f e r _ _ S a l e s _ A m o u n t _ _ A c t u a l _ _ _ C o n t r o l 4 4 < / V a l u e E n t r y B u f f e r _ _ S a l e s _ A m o u n t _ _ A c t u a l _ _ _ C o n t r o l 4 4 > + 
+         < / I n t e g e r > + 
+         < S u b t o t a l s   E l e m e n t T y p e = " D a t a I t e m "   E l e m e n t I d = " 8 3 8 6 9 3 5 6 0 " > + 
+             < S u b t o t a l s _ A m o u n t   E l e m e n t T y p e = " C o l u m n "   E l e m e n t I d = " 1 2 6 2 5 6 5 5 7 "   D a t a T y p e = " D e c i m a l " > S u b t o t a l s _ A m o u n t < / S u b t o t a l s _ A m o u n t > + 
+             < S u b t o t a l s _ D i s c o u n t A m o u n t   E l e m e n t T y p e = " C o l u m n "   E l e m e n t I d = " 1 2 4 7 3 8 6 7 7 8 "   D a t a T y p e = " D e c i m a l " > S u b t o t a l s _ D i s c o u n t A m o u n t < / S u b t o t a l s _ D i s c o u n t A m o u n t > + 
+             < S u b t o t a l s _ P r o f i t   E l e m e n t T y p e = " C o l u m n "   E l e m e n t I d = " 2 4 1 5 0 0 6 9 7 "   D a t a T y p e = " D e c i m a l " > S u b t o t a l s _ P r o f i t < / S u b t o t a l s _ P r o f i t > + 
+             < S u b t o t a l s _ P r o f i t P e r c e n t   E l e m e n t T y p e = " C o l u m n "   E l e m e n t I d = " 1 4 1 7 7 5 0 3 3 4 "   D a t a T y p e = " D e c i m a l " > S u b t o t a l s _ P r o f i t P e r c e n t < / S u b t o t a l s _ P r o f i t P e r c e n t > + 
+         < / S u b t o t a l s > + 
+     < / C u s t o m e r > + 
+     < T o t a l s   E l e m e n t T y p e = " D a t a I t e m "   E l e m e n t I d = " 1 8 2 3 9 5 0 0 4 4 " > + 
+         < T o t a l s _ A m o u n t   E l e m e n t T y p e = " C o l u m n "   E l e m e n t I d = " 4 7 9 1 3 7 8 3 1 "   D a t a T y p e = " D e c i m a l " > T o t a l s _ A m o u n t < / T o t a l s _ A m o u n t > + 
+         < T o t a l s _ D i s c o u n t A m o u n t   E l e m e n t T y p e = " C o l u m n "   E l e m e n t I d = " 1 7 7 4 7 6 0 9 4 2 "   D a t a T y p e = " D e c i m a l " > T o t a l s _ D i s c o u n t A m o u n t < / T o t a l s _ D i s c o u n t A m o u n t > + 
+         < T o t a l s _ P r o f i t   E l e m e n t T y p e = " C o l u m n "   E l e m e n t I d = " 6 4 6 2 9 5 2 1 9 "   D a t a T y p e = " D e c i m a l " > T o t a l s _ P r o f i t < / T o t a l s _ P r o f i t > + 
+         < T o t a l s _ P r o f i t P e r c e n t   E l e m e n t T y p e = " C o l u m n "   E l e m e n t I d = " 1 6 1 3 7 4 5 2 7 0 "   D a t a T y p e = " D e c i m a l " > T o t a l s _ P r o f i t P e r c e n t < / T o t a l s _ P r o f i t P e r c e n t > + 
+     < / T o t a l s > + 
+ < / N a v W o r d R e p o r t X m l P a r t > 
 </file>
 
 <file path=customXml/itemProps2.xml><?xml version="1.0" encoding="utf-8"?>

--- a/src/Layers/W1/BaseApp/Sales/Reports/CustomerItemSales.docx
+++ b/src/Layers/W1/BaseApp/Sales/Reports/CustomerItemSales.docx
@@ -5486,6 +5486,8 @@
  
              < R e p o r t N a m e > R e p o r t   N a m e < / R e p o r t N a m e >   
+             < R e p o r t C a p t i o n > R e p o r t   C a p t i o n < / R e p o r t C a p t i o n > + 
              < A b o u t T h i s R e p o r t T i t l e > A b o u t   T h i s   R e p o r t   T i t l e < / A b o u t T h i s R e p o r t T i t l e >   
              < A b o u t T h i s R e p o r t T e x t > A b o u t   T h i s   R e p o r t   T e x t < / A b o u t T h i s R e p o r t T e x t > @@ -5540,21 +5542,21 @@
  
              < C o m p a n y A d d r e s s L i n e s >   
-                 < C o m p a n y A d d r e s s L i n e > C o m p a n y   A d d r e s s   L i n e   1 < / C o m p a n y A d d r e s s L i n e > - 
-                 < C o m p a n y A d d r e s s L i n e > C o m p a n y   A d d r e s s   L i n e   2 < / C o m p a n y A d d r e s s L i n e > - 
-                 < C o m p a n y A d d r e s s L i n e > C o m p a n y   A d d r e s s   L i n e   3 < / C o m p a n y A d d r e s s L i n e > - 
-                 < C o m p a n y A d d r e s s L i n e > C o m p a n y   A d d r e s s   L i n e   4 < / C o m p a n y A d d r e s s L i n e > - 
-                 < C o m p a n y A d d r e s s L i n e > C o m p a n y   A d d r e s s   L i n e   5 < / C o m p a n y A d d r e s s L i n e > - 
-                 < C o m p a n y A d d r e s s L i n e > C o m p a n y   A d d r e s s   L i n e   6 < / C o m p a n y A d d r e s s L i n e > - 
-                 < C o m p a n y A d d r e s s L i n e > C o m p a n y   A d d r e s s   L i n e   7 < / C o m p a n y A d d r e s s L i n e > - 
-                 < C o m p a n y A d d r e s s L i n e > C o m p a n y   A d d r e s s   L i n e   8 < / C o m p a n y A d d r e s s L i n e > +                 < C o m p a n y A d d r e s s L i n e 1 > C o m p a n y   A d d r e s s   L i n e   1 < / C o m p a n y A d d r e s s L i n e 1 > + 
+                 < C o m p a n y A d d r e s s L i n e 2 > C o m p a n y   A d d r e s s   L i n e   2 < / C o m p a n y A d d r e s s L i n e 2 > + 
+                 < C o m p a n y A d d r e s s L i n e 3 > C o m p a n y   A d d r e s s   L i n e   3 < / C o m p a n y A d d r e s s L i n e 3 > + 
+                 < C o m p a n y A d d r e s s L i n e 4 > C o m p a n y   A d d r e s s   L i n e   4 < / C o m p a n y A d d r e s s L i n e 4 > + 
+                 < C o m p a n y A d d r e s s L i n e 5 > C o m p a n y   A d d r e s s   L i n e   5 < / C o m p a n y A d d r e s s L i n e 5 > + 
+                 < C o m p a n y A d d r e s s L i n e 6 > C o m p a n y   A d d r e s s   L i n e   6 < / C o m p a n y A d d r e s s L i n e 6 > + 
+                 < C o m p a n y A d d r e s s L i n e 7 > C o m p a n y   A d d r e s s   L i n e   7 < / C o m p a n y A d d r e s s L i n e 7 > + 
+                 < C o m p a n y A d d r e s s L i n e 8 > C o m p a n y   A d d r e s s   L i n e   8 < / C o m p a n y A d d r e s s L i n e 8 >   
              < / C o m p a n y A d d r e s s L i n e s >   
@@ -5795,6 +5797,8 @@
  
              < R e p o r t N a m e > R e p o r t   N a m e < / R e p o r t N a m e >   
+             < R e p o r t C a p t i o n > R e p o r t   C a p t i o n < / R e p o r t C a p t i o n > + 
              < A b o u t T h i s R e p o r t T i t l e > A b o u t   T h i s   R e p o r t   T i t l e < / A b o u t T h i s R e p o r t T i t l e >   
              < A b o u t T h i s R e p o r t T e x t > A b o u t   T h i s   R e p o r t   T e x t < / A b o u t T h i s R e p o r t T e x t > @@ -5849,21 +5853,21 @@
  
              < C o m p a n y A d d r e s s L i n e s >   
-                 < C o m p a n y A d d r e s s L i n e > C o m p a n y   A d d r e s s   L i n e   1 < / C o m p a n y A d d r e s s L i n e > - 
-                 < C o m p a n y A d d r e s s L i n e > C o m p a n y   A d d r e s s   L i n e   2 < / C o m p a n y A d d r e s s L i n e > - 
-                 < C o m p a n y A d d r e s s L i n e > C o m p a n y   A d d r e s s   L i n e   3 < / C o m p a n y A d d r e s s L i n e > - 
-                 < C o m p a n y A d d r e s s L i n e > C o m p a n y   A d d r e s s   L i n e   4 < / C o m p a n y A d d r e s s L i n e > - 
-                 < C o m p a n y A d d r e s s L i n e > C o m p a n y   A d d r e s s   L i n e   5 < / C o m p a n y A d d r e s s L i n e > - 
-                 < C o m p a n y A d d r e s s L i n e > C o m p a n y   A d d r e s s   L i n e   6 < / C o m p a n y A d d r e s s L i n e > - 
-                 < C o m p a n y A d d r e s s L i n e > C o m p a n y   A d d r e s s   L i n e   7 < / C o m p a n y A d d r e s s L i n e > - 
-                 < C o m p a n y A d d r e s s L i n e > C o m p a n y   A d d r e s s   L i n e   8 < / C o m p a n y A d d r e s s L i n e > +                 < C o m p a n y A d d r e s s L i n e 1 > C o m p a n y   A d d r e s s   L i n e   1 < / C o m p a n y A d d r e s s L i n e 1 > + 
+                 < C o m p a n y A d d r e s s L i n e 2 > C o m p a n y   A d d r e s s   L i n e   2 < / C o m p a n y A d d r e s s L i n e 2 > + 
+                 < C o m p a n y A d d r e s s L i n e 3 > C o m p a n y   A d d r e s s   L i n e   3 < / C o m p a n y A d d r e s s L i n e 3 > + 
+                 < C o m p a n y A d d r e s s L i n e 4 > C o m p a n y   A d d r e s s   L i n e   4 < / C o m p a n y A d d r e s s L i n e 4 > + 
+                 < C o m p a n y A d d r e s s L i n e 5 > C o m p a n y   A d d r e s s   L i n e   5 < / C o m p a n y A d d r e s s L i n e 5 > + 
+                 < C o m p a n y A d d r e s s L i n e 6 > C o m p a n y   A d d r e s s   L i n e   6 < / C o m p a n y A d d r e s s L i n e 6 > + 
+                 < C o m p a n y A d d r e s s L i n e 7 > C o m p a n y   A d d r e s s   L i n e   7 < / C o m p a n y A d d r e s s L i n e 7 > + 
+                 < C o m p a n y A d d r e s s L i n e 8 > C o m p a n y   A d d r e s s   L i n e   8 < / C o m p a n y A d d r e s s L i n e 8 >   
              < / C o m p a n y A d d r e s s L i n e s >   

--- a/src/Layers/W1/BaseApp/Sales/Reports/CustomerItemSales.docx
+++ b/src/Layers/W1/BaseApp/Sales/Reports/CustomerItemSales.docx
@@ -5466,678 +5466,121 @@
 <b:Sources xmlns:b="http://schemas.openxmlformats.org/officeDocument/2006/bibliography" xmlns="http://schemas.openxmlformats.org/officeDocument/2006/bibliography" SelectedStyle="\APASixthEditionOfficeOnline.xsl" StyleName="APA" Version="6"/>
 </file>
 
-<file path=customXml/item3.xml>��< ? x m l   v e r s i o n = " 1 . 0 "   e n c o d i n g = " u t f - 1 6 " ? > - 
- < N a v W o r d R e p o r t X m l P a r t   x m l n s = " u r n : m i c r o s o f t - d y n a m i c s - n a v / r e p o r t s / C u s t o m e r _ I t e m _ S a l e s / 1 1 3 / " > - 
-     < B C R e p o r t I n f o r m a t i o n > - 
-         < R e p o r t M e t a d a t a > - 
-             < E x t e n s i o n I d > E x t e n s i o n   I D < / E x t e n s i o n I d > - 
-             < E x t e n s i o n N a m e > E x t e n s i o n   N a m e < / E x t e n s i o n N a m e > - 
-             < E x t e n s i o n P u b l i s h e r > E x t e n s i o n   P u b l i s h e r < / E x t e n s i o n P u b l i s h e r > - 
-             < E x t e n s i o n V e r s i o n > E x t e n s i o n   V e r s i o n < / E x t e n s i o n V e r s i o n > - 
-             < R e p o r t I d > R e p o r t   I D < / R e p o r t I d > - 
-             < R e p o r t N a m e > R e p o r t   N a m e < / R e p o r t N a m e > - 
-             < R e p o r t C a p t i o n > R e p o r t   C a p t i o n < / R e p o r t C a p t i o n > - 
-             < A b o u t T h i s R e p o r t T i t l e > A b o u t   T h i s   R e p o r t   T i t l e < / A b o u t T h i s R e p o r t T i t l e > - 
-             < A b o u t T h i s R e p o r t T e x t > A b o u t   T h i s   R e p o r t   T e x t < / A b o u t T h i s R e p o r t T e x t > - 
-             < R e p o r t H e l p L i n k > R e p o r t   H e l p   L i n k < / R e p o r t H e l p L i n k > - 
-         < / R e p o r t M e t a d a t a > - 
-         < R e p o r t R e q u e s t > - 
-             < T e n a n t E n t r a I d > T e n a n t   E n t r a   I d < / T e n a n t E n t r a I d > - 
-             < E n v i r o n m e n t N a m e > E n v i r o n m e n t   N a m e < / E n v i r o n m e n t N a m e > - 
-             < E n v i r o n m e n t T y p e > E n v i r o n m e n t   T y p e < / E n v i r o n m e n t T y p e > - 
-             < C o m p a n y N a m e > C o m p a n y   N a m e < / C o m p a n y N a m e > - 
-             < C o m p a n y D i s p l a y N a m e > C o m p a n y   D i s p l a y   N a m e < / C o m p a n y D i s p l a y N a m e > - 
-             < C o m p a n y I d > C o m p a n y   I D < / C o m p a n y I d > - 
-             < U s e r N a m e > U s e r   N a m e < / U s e r N a m e > - 
-             < D a t e A n d T i m e > D a t e   a n d   T i m e < / D a t e A n d T i m e > - 
-             < L a n g u a g e > L a n g u a g e < / L a n g u a g e > - 
-             < F o r m a t R e g i o n > F o r m a t   R e g i o n < / F o r m a t R e g i o n > - 
-             < D a t e T i m e V a l u e s > - 
-                 < Y e a r > Y e a r < / Y e a r > - 
-                 < M o n t h N u m b e r > M o n t h   N u m b e r < / M o n t h N u m b e r > - 
-                 < D a y N u m b e r > D a y   N u m b e r < / D a y N u m b e r > - 
-                 < H o u r > H o u r < / H o u r > - 
-                 < M i n u t e > M i n u t e < / M i n u t e > - 
-             < / D a t e T i m e V a l u e s > - 
-         < / R e p o r t R e q u e s t > - 
-         < C o m p a n y M e t a d a t a > - 
-             < C o m p a n y N a m e > C o m p a n y   N a m e < / C o m p a n y N a m e > - 
-             < C o m p a n y D i s p l a y N a m e > C o m p a n y   D i s p l a y   N a m e < / C o m p a n y D i s p l a y N a m e > - 
-             < C o m p a n y A d d r e s s L i n e s > - 
-                 < C o m p a n y A d d r e s s L i n e 1 > C o m p a n y   A d d r e s s   L i n e   1 < / C o m p a n y A d d r e s s L i n e 1 > - 
-                 < C o m p a n y A d d r e s s L i n e 2 > C o m p a n y   A d d r e s s   L i n e   2 < / C o m p a n y A d d r e s s L i n e 2 > - 
-                 < C o m p a n y A d d r e s s L i n e 3 > C o m p a n y   A d d r e s s   L i n e   3 < / C o m p a n y A d d r e s s L i n e 3 > - 
-                 < C o m p a n y A d d r e s s L i n e 4 > C o m p a n y   A d d r e s s   L i n e   4 < / C o m p a n y A d d r e s s L i n e 4 > - 
-                 < C o m p a n y A d d r e s s L i n e 5 > C o m p a n y   A d d r e s s   L i n e   5 < / C o m p a n y A d d r e s s L i n e 5 > - 
-                 < C o m p a n y A d d r e s s L i n e 6 > C o m p a n y   A d d r e s s   L i n e   6 < / C o m p a n y A d d r e s s L i n e 6 > - 
-                 < C o m p a n y A d d r e s s L i n e 7 > C o m p a n y   A d d r e s s   L i n e   7 < / C o m p a n y A d d r e s s L i n e 7 > - 
-                 < C o m p a n y A d d r e s s L i n e 8 > C o m p a n y   A d d r e s s   L i n e   8 < / C o m p a n y A d d r e s s L i n e 8 > - 
-             < / C o m p a n y A d d r e s s L i n e s > - 
-             < C o m p a n y P h o n e > C o m p a n y   P h o n e < / C o m p a n y P h o n e > - 
-             < C o m p a n y P h o n e C a p t i o n > C o m p a n y   P h o n e   C a p t i o n < / C o m p a n y P h o n e C a p t i o n > - 
-             < C o m p a n y F a x N o > C o m p a n y   F a x   N o . < / C o m p a n y F a x N o > - 
-             < C o m p a n y F a x N o C a p t i o n > C o m p a n y   F a x   N o .   C a p t i o n < / C o m p a n y F a x N o C a p t i o n > - 
-             < C o m p a n y E m a i l > C o m p a n y   E m a i l < / C o m p a n y E m a i l > - 
-             < C o m p a n y E m a i l C a p t i o n > C o m p a n y   E m a i l   C a p t i o n < / C o m p a n y E m a i l C a p t i o n > - 
-             < C o m p a n y H o m e P a g e > C o m p a n y   H o m e   P a g e < / C o m p a n y H o m e P a g e > - 
-             < C o m p a n y H o m e P a g e C a p t i o n > C o m p a n y   H o m e   P a g e   C a p t i o n < / C o m p a n y H o m e P a g e C a p t i o n > - 
-             < C o m p a n y L o g o > C o m p a n y   L o g o < / C o m p a n y L o g o > - 
-             < C o m p a n y V A T R e g i s t r a t i o n N o > C o m p a n y   V A T   R e g i s t r a t i o n   N o . < / C o m p a n y V A T R e g i s t r a t i o n N o > - 
-             < C o m p a n y V A T R e g i s t r a t i o n N o C a p t i o n > C o m p a n y   V A T   R e g i s t r a t i o n   N o .   C a p t i o n < / C o m p a n y V A T R e g i s t r a t i o n N o C a p t i o n > - 
-             < C o m p a n y R e g i s t r a t i o n N o > C o m p a n y   R e g i s t r a t i o n   N o . < / C o m p a n y R e g i s t r a t i o n N o > - 
-             < C o m p a n y R e g i s t r a t i o n N o C a p t i o n > C o m p a n y   R e g i s t r a t i o n   N o .   C a p t i o n < / C o m p a n y R e g i s t r a t i o n N o C a p t i o n > - 
-             < C o m p a n y B a n k N a m e > C o m p a n y   B a n k   N a m e < / C o m p a n y B a n k N a m e > - 
-             < C o m p a n y B a n k N a m e C a p t i o n > C o m p a n y   B a n k   N a m e   C a p t i o n < / C o m p a n y B a n k N a m e C a p t i o n > - 
-             < C o m p a n y B a n k A c c o u n t N o > C o m p a n y   B a n k   A c c o u n t   N o . < / C o m p a n y B a n k A c c o u n t N o > - 
-             < C o m p a n y B a n k A c c o u n t N o C a p t i o n > C o m p a n y   B a n k   A c c o u n t   N o .   C a p t i o n < / C o m p a n y B a n k A c c o u n t N o C a p t i o n > - 
-             < C o m p a n y B a n k B r a n c h N o > C o m p a n y   B a n k   B r a n c h   N o . < / C o m p a n y B a n k B r a n c h N o > - 
-             < C o m p a n y B a n k B r a n c h N o C a p t i o n > C o m p a n y   B a n k   B r a n c h   N o .   C a p t i o n < / C o m p a n y B a n k B r a n c h N o C a p t i o n > - 
-             < C o m p a n y I B A N > C o m p a n y   I B A N < / C o m p a n y I B A N > - 
-             < C o m p a n y I B A N C a p t i o n > C o m p a n y   I B A N   C a p t i o n < / C o m p a n y I B A N C a p t i o n > - 
-             < C o m p a n y B a n k S W I F T > C o m p a n y   B a n k   S W I F T < / C o m p a n y B a n k S W I F T > - 
-             < C o m p a n y B a n k S W I F T C a p t i o n > C o m p a n y   B a n k   S W I F T   C a p t i o n < / C o m p a n y B a n k S W I F T C a p t i o n > - 
-             < C o m p a n y G i r o N o > C o m p a n y   G i r o   N o . < / C o m p a n y G i r o N o > - 
-             < C o m p a n y G i r o N o C a p t i o n > C o m p a n y   G i r o   N o .   C a p t i o n < / C o m p a n y G i r o N o C a p t i o n > - 
-         < / C o m p a n y M e t a d a t a > - 
-     < / B C R e p o r t I n f o r m a t i o n > - 
-     < L a b e l s > - 
-         < A b o u t T h e R e p o r t L a b e l > A b o u t T h e R e p o r t L a b e l < / A b o u t T h e R e p o r t L a b e l > - 
-         < A l l A m o u n t s I n L C Y C a p t i o n > A l l A m o u n t s I n L C Y C a p t i o n < / A l l A m o u n t s I n L C Y C a p t i o n > - 
-         < A m o u n t C a p t i o n > A m o u n t C a p t i o n < / A m o u n t C a p t i o n > - 
-         < C o m p a n y L a b e l > C o m p a n y L a b e l < / C o m p a n y L a b e l > - 
-         < C u s t N a m e C a p t i o n > C u s t N a m e C a p t i o n < / C u s t N a m e C a p t i o n > - 
-         < C u s t N o C a p t i o n > C u s t N o C a p t i o n < / C u s t N o C a p t i o n > - 
-         < C u s t o m e r I t e m S a l e s A n a l y s i s > C u s t o m e r I t e m S a l e s A n a l y s i s < / C u s t o m e r I t e m S a l e s A n a l y s i s > - 
-         < C u s t o m e r I t e m S a l e s L a b e l > C u s t o m e r I t e m S a l e s L a b e l < / C u s t o m e r I t e m S a l e s L a b e l > - 
-         < C u s t o m e r I t e m S a l e s P r i n t > C u s t o m e r I t e m S a l e s P r i n t < / C u s t o m e r I t e m S a l e s P r i n t > - 
-         < D a t a R e t r i e v e d > D a t a R e t r i e v e d < / D a t a R e t r i e v e d > - 
-         < D i s c o u n t A m o u n t C a p t i o n > D i s c o u n t A m o u n t C a p t i o n < / D i s c o u n t A m o u n t C a p t i o n > - 
-         < D o c u m e n t a t i o n L a b e l > D o c u m e n t a t i o n L a b e l < / D o c u m e n t a t i o n L a b e l > - 
-         < E n v i r o n m e n t L a b e l > E n v i r o n m e n t L a b e l < / E n v i r o n m e n t L a b e l > - 
-         < I n v o i c e d Q u a n t i t y C a p t i o n > I n v o i c e d Q u a n t i t y C a p t i o n < / I n v o i c e d Q u a n t i t y C a p t i o n > - 
-         < I t e m D e s c C a p t i o n > I t e m D e s c C a p t i o n < / I t e m D e s c C a p t i o n > - 
-         < I t e m N o C a p t i o n > I t e m N o C a p t i o n < / I t e m N o C a p t i o n > - 
-         < P e r i o d C a p t i o n > P e r i o d C a p t i o n < / P e r i o d C a p t i o n > - 
-         < P r o f i t C a p t i o n > P r o f i t C a p t i o n < / P r o f i t C a p t i o n > - 
-         < P r o f i t P e r c e n t C a p t i o n > P r o f i t P e r c e n t C a p t i o n < / P r o f i t P e r c e n t C a p t i o n > - 
-         < R e p o r t N a m e L a b e l > R e p o r t N a m e L a b e l < / R e p o r t N a m e L a b e l > - 
-         < R u n O n L a b e l > R u n O n L a b e l < / R u n O n L a b e l > - 
-         < T o t a l L b l > T o t a l L b l < / T o t a l L b l > - 
-         < U n i t O f M e a s u r e C a p t i o n > U n i t O f M e a s u r e C a p t i o n < / U n i t O f M e a s u r e C a p t i o n > - 
-         < U s e r L a b e l > U s e r L a b e l < / U s e r L a b e l > - 
-     < / L a b e l s > - 
-     < C u s t o m e r > - 
-         < A l l _ a m o u n t s _ a r e _ i n _ L C Y C a p t i o n > A l l _ a m o u n t s _ a r e _ i n _ L C Y C a p t i o n < / A l l _ a m o u n t s _ a r e _ i n _ L C Y C a p t i o n > - 
-         < C O M P A N Y N A M E > C O M P A N Y N A M E < / C O M P A N Y N A M E > - 
-         < C u r r R e p o r t _ P A G E N O C a p t i o n > C u r r R e p o r t _ P A G E N O C a p t i o n < / C u r r R e p o r t _ P A G E N O C a p t i o n > - 
-         < C u s t F i l t e r > C u s t F i l t e r < / C u s t F i l t e r > - 
-         < C u s t o m e r _ I t e m _ S a l e s C a p t i o n > C u s t o m e r _ I t e m _ S a l e s C a p t i o n < / C u s t o m e r _ I t e m _ S a l e s C a p t i o n > - 
-         < C u s t o m e r _ N a m e > C u s t o m e r _ N a m e < / C u s t o m e r _ N a m e > - 
-         < C u s t o m e r _ T A B L E C A P T I O N _ _ _ _ _ _ _ _ _ _ C u s t F i l t e r > C u s t o m e r _ T A B L E C A P T I O N _ _ _ _ _ _ _ _ _ _ C u s t F i l t e r < / C u s t o m e r _ T A B L E C A P T I O N _ _ _ _ _ _ _ _ _ _ C u s t F i l t e r > - 
-         < C u s t o m e r _ _ N o _ _ > C u s t o m e r _ _ N o _ _ < / C u s t o m e r _ _ N o _ _ > - 
-         < C u s t o m e r _ _ P h o n e _ N o _ _ > C u s t o m e r _ _ P h o n e _ N o _ _ < / C u s t o m e r _ _ P h o n e _ N o _ _ > - 
-         < C u s t o m e r _ _ P h o n e _ N o _ _ C a p t i o n > C u s t o m e r _ _ P h o n e _ N o _ _ C a p t i o n < / C u s t o m e r _ _ P h o n e _ N o _ _ C a p t i o n > - 
-         < I t e m L e d g E n t r y F i l t e r > I t e m L e d g E n t r y F i l t e r < / I t e m L e d g E n t r y F i l t e r > - 
-         < I t e m _ D e s c r i p t i o n C a p t i o n > I t e m _ D e s c r i p t i o n C a p t i o n < / I t e m _ D e s c r i p t i o n C a p t i o n > - 
-         < I t e m _ _ B a s e _ U n i t _ o f _ M e a s u r e _ C a p t i o n > I t e m _ _ B a s e _ U n i t _ o f _ M e a s u r e _ C a p t i o n < / I t e m _ _ B a s e _ U n i t _ o f _ M e a s u r e _ C a p t i o n > - 
-         < P r i n t O n l y O n e P e r P a g e > P r i n t O n l y O n e P e r P a g e < / P r i n t O n l y O n e P e r P a g e > - 
-         < P r o f i t > P r o f i t < / P r o f i t > - 
-         < P r o f i t P c t > P r o f i t P c t < / P r o f i t P c t > - 
-         < P r o f i t P c t _ C o n t r o l 4 7 C a p t i o n > P r o f i t P c t _ C o n t r o l 4 7 C a p t i o n < / P r o f i t P c t _ C o n t r o l 4 7 C a p t i o n > - 
-         < P r o f i t _ C o n t r o l 4 6 C a p t i o n > P r o f i t _ C o n t r o l 4 6 C a p t i o n < / P r o f i t _ C o n t r o l 4 6 C a p t i o n > - 
-         < S T R S U B S T N O _ T e x t 0 0 0 _ P e r i o d T e x t _ > S T R S U B S T N O _ T e x t 0 0 0 _ P e r i o d T e x t _ < / S T R S U B S T N O _ T e x t 0 0 0 _ P e r i o d T e x t _ > - 
-         < T o t a l C a p t i o n > T o t a l C a p t i o n < / T o t a l C a p t i o n > - 
-         < V a l u e E n t r y B u f f e r _ _ D i s c o u n t _ A m o u n t _ > V a l u e E n t r y B u f f e r _ _ D i s c o u n t _ A m o u n t _ < / V a l u e E n t r y B u f f e r _ _ D i s c o u n t _ A m o u n t _ > - 
-         < V a l u e E n t r y B u f f e r _ _ D i s c o u n t _ A m o u n t _ _ C o n t r o l 4 5 C a p t i o n > V a l u e E n t r y B u f f e r _ _ D i s c o u n t _ A m o u n t _ _ C o n t r o l 4 5 C a p t i o n < / V a l u e E n t r y B u f f e r _ _ D i s c o u n t _ A m o u n t _ _ C o n t r o l 4 5 C a p t i o n > - 
-         < V a l u e E n t r y B u f f e r _ _ I n v o i c e d _ Q u a n t i t y _ C a p t i o n > V a l u e E n t r y B u f f e r _ _ I n v o i c e d _ Q u a n t i t y _ C a p t i o n < / V a l u e E n t r y B u f f e r _ _ I n v o i c e d _ Q u a n t i t y _ C a p t i o n > - 
-         < V a l u e E n t r y B u f f e r _ _ I t e m _ N o _ _ C a p t i o n > V a l u e E n t r y B u f f e r _ _ I t e m _ N o _ _ C a p t i o n < / V a l u e E n t r y B u f f e r _ _ I t e m _ N o _ _ C a p t i o n > - 
-         < V a l u e E n t r y B u f f e r _ _ S a l e s _ A m o u n t _ _ A c t u a l _ _ > V a l u e E n t r y B u f f e r _ _ S a l e s _ A m o u n t _ _ A c t u a l _ _ < / V a l u e E n t r y B u f f e r _ _ S a l e s _ A m o u n t _ _ A c t u a l _ _ > - 
-         < V a l u e E n t r y B u f f e r _ _ S a l e s _ A m o u n t _ _ A c t u a l _ _ _ C o n t r o l 4 4 C a p t i o n > V a l u e E n t r y B u f f e r _ _ S a l e s _ A m o u n t _ _ A c t u a l _ _ _ C o n t r o l 4 4 C a p t i o n < / V a l u e E n t r y B u f f e r _ _ S a l e s _ A m o u n t _ _ A c t u a l _ _ _ C o n t r o l 4 4 C a p t i o n > - 
-         < V a l u e _ E n t r y _ _ T A B L E C A P T I O N _ _ _ _ _ _ _ _ _ _ I t e m L e d g E n t r y F i l t e r > V a l u e _ E n t r y _ _ T A B L E C A P T I O N _ _ _ _ _ _ _ _ _ _ I t e m L e d g E n t r y F i l t e r < / V a l u e _ E n t r y _ _ T A B L E C A P T I O N _ _ _ _ _ _ _ _ _ _ I t e m L e d g E n t r y F i l t e r > - 
-         < V a l u e _ E n t r y   / > - 
-         < I n t e g e r > - 
-             < C u s t N a m e > C u s t N a m e < / C u s t N a m e > - 
-             < C u s t N o > C u s t N o < / C u s t N o > - 
-             < I t e m _ D e s c r i p t i o n > I t e m _ D e s c r i p t i o n < / I t e m _ D e s c r i p t i o n > - 
-             < I t e m _ _ B a s e _ U n i t _ o f _ M e a s u r e _ > I t e m _ _ B a s e _ U n i t _ o f _ M e a s u r e _ < / I t e m _ _ B a s e _ U n i t _ o f _ M e a s u r e _ > - 
-             < P r o f i t P c t _ C o n t r o l 4 7 > P r o f i t P c t _ C o n t r o l 4 7 < / P r o f i t P c t _ C o n t r o l 4 7 > - 
-             < P r o f i t _ C o n t r o l 4 6 > P r o f i t _ C o n t r o l 4 6 < / P r o f i t _ C o n t r o l 4 6 > - 
-             < V a l u e E n t r y B u f f e r _ _ D i s c o u n t _ A m o u n t _ _ C o n t r o l 4 5 > V a l u e E n t r y B u f f e r _ _ D i s c o u n t _ A m o u n t _ _ C o n t r o l 4 5 < / V a l u e E n t r y B u f f e r _ _ D i s c o u n t _ A m o u n t _ _ C o n t r o l 4 5 > - 
-             < V a l u e E n t r y B u f f e r _ _ I n v o i c e d _ Q u a n t i t y _ > V a l u e E n t r y B u f f e r _ _ I n v o i c e d _ Q u a n t i t y _ < / V a l u e E n t r y B u f f e r _ _ I n v o i c e d _ Q u a n t i t y _ > - 
-             < V a l u e E n t r y B u f f e r _ _ I t e m _ N o _ _ > V a l u e E n t r y B u f f e r _ _ I t e m _ N o _ _ < / V a l u e E n t r y B u f f e r _ _ I t e m _ N o _ _ > - 
-             < V a l u e E n t r y B u f f e r _ _ S a l e s _ A m o u n t _ _ A c t u a l _ _ _ C o n t r o l 4 4 > V a l u e E n t r y B u f f e r _ _ S a l e s _ A m o u n t _ _ A c t u a l _ _ _ C o n t r o l 4 4 < / V a l u e E n t r y B u f f e r _ _ S a l e s _ A m o u n t _ _ A c t u a l _ _ _ C o n t r o l 4 4 > - 
-         < / I n t e g e r > - 
-         < S u b t o t a l s > - 
-             < S u b t o t a l s _ A m o u n t > S u b t o t a l s _ A m o u n t < / S u b t o t a l s _ A m o u n t > - 
-             < S u b t o t a l s _ D i s c o u n t A m o u n t > S u b t o t a l s _ D i s c o u n t A m o u n t < / S u b t o t a l s _ D i s c o u n t A m o u n t > - 
-             < S u b t o t a l s _ P r o f i t > S u b t o t a l s _ P r o f i t < / S u b t o t a l s _ P r o f i t > - 
-             < S u b t o t a l s _ P r o f i t P e r c e n t > S u b t o t a l s _ P r o f i t P e r c e n t < / S u b t o t a l s _ P r o f i t P e r c e n t > - 
-         < / S u b t o t a l s > - 
-     < / C u s t o m e r > - 
-     < T o t a l s > - 
-         < T o t a l s _ A m o u n t > T o t a l s _ A m o u n t < / T o t a l s _ A m o u n t > - 
-         < T o t a l s _ D i s c o u n t A m o u n t > T o t a l s _ D i s c o u n t A m o u n t < / T o t a l s _ D i s c o u n t A m o u n t > - 
-         < T o t a l s _ P r o f i t > T o t a l s _ P r o f i t < / T o t a l s _ P r o f i t > - 
-         < T o t a l s _ P r o f i t P e r c e n t > T o t a l s _ P r o f i t P e r c e n t < / T o t a l s _ P r o f i t P e r c e n t > - 
-     < / T o t a l s > - 
- < / N a v W o r d R e p o r t X m l P a r t > 
-</file>
-
-<file path=customXml/item4.xml>��< ? x m l   v e r s i o n = " 1 . 0 "   e n c o d i n g = " u t f - 1 6 " ? > - 
- < N a v W o r d R e p o r t X m l P a r t   x m l n s = " u r n : m i c r o s o f t - d y n a m i c s - b u s i n e s s c e n t r a l / i n t e r n a l / e x t e n d e d / r e p o r t s / C u s t o m e r _ I t e m _ S a l e s / 1 1 3 / " > - 
-     < B C R e p o r t I n f o r m a t i o n > - 
-         < R e p o r t M e t a d a t a > - 
-             < E x t e n s i o n I d > E x t e n s i o n   I D < / E x t e n s i o n I d > - 
-             < E x t e n s i o n N a m e > E x t e n s i o n   N a m e < / E x t e n s i o n N a m e > - 
-             < E x t e n s i o n P u b l i s h e r > E x t e n s i o n   P u b l i s h e r < / E x t e n s i o n P u b l i s h e r > - 
-             < E x t e n s i o n V e r s i o n > E x t e n s i o n   V e r s i o n < / E x t e n s i o n V e r s i o n > - 
-             < R e p o r t I d > R e p o r t   I D < / R e p o r t I d > - 
-             < R e p o r t N a m e > R e p o r t   N a m e < / R e p o r t N a m e > - 
-             < R e p o r t C a p t i o n > R e p o r t   C a p t i o n < / R e p o r t C a p t i o n > - 
-             < A b o u t T h i s R e p o r t T i t l e > A b o u t   T h i s   R e p o r t   T i t l e < / A b o u t T h i s R e p o r t T i t l e > - 
-             < A b o u t T h i s R e p o r t T e x t > A b o u t   T h i s   R e p o r t   T e x t < / A b o u t T h i s R e p o r t T e x t > - 
-             < R e p o r t H e l p L i n k > R e p o r t   H e l p   L i n k < / R e p o r t H e l p L i n k > - 
-         < / R e p o r t M e t a d a t a > - 
-         < R e p o r t R e q u e s t > - 
-             < T e n a n t E n t r a I d > T e n a n t   E n t r a   I d < / T e n a n t E n t r a I d > - 
-             < E n v i r o n m e n t N a m e > E n v i r o n m e n t   N a m e < / E n v i r o n m e n t N a m e > - 
-             < E n v i r o n m e n t T y p e > E n v i r o n m e n t   T y p e < / E n v i r o n m e n t T y p e > - 
-             < C o m p a n y N a m e > C o m p a n y   N a m e < / C o m p a n y N a m e > - 
-             < C o m p a n y D i s p l a y N a m e > C o m p a n y   D i s p l a y   N a m e < / C o m p a n y D i s p l a y N a m e > - 
-             < C o m p a n y I d > C o m p a n y   I D < / C o m p a n y I d > - 
-             < U s e r N a m e > U s e r   N a m e < / U s e r N a m e > - 
-             < D a t e A n d T i m e > D a t e   a n d   T i m e < / D a t e A n d T i m e > - 
-             < L a n g u a g e > L a n g u a g e < / L a n g u a g e > - 
-             < F o r m a t R e g i o n > F o r m a t   R e g i o n < / F o r m a t R e g i o n > - 
-             < D a t e T i m e V a l u e s > - 
-                 < Y e a r > Y e a r < / Y e a r > - 
-                 < M o n t h N u m b e r > M o n t h   N u m b e r < / M o n t h N u m b e r > - 
-                 < D a y N u m b e r > D a y   N u m b e r < / D a y N u m b e r > - 
-                 < H o u r > H o u r < / H o u r > - 
-                 < M i n u t e > M i n u t e < / M i n u t e > - 
-             < / D a t e T i m e V a l u e s > - 
-         < / R e p o r t R e q u e s t > - 
-         < C o m p a n y M e t a d a t a > - 
-             < C o m p a n y N a m e > C o m p a n y   N a m e < / C o m p a n y N a m e > - 
-             < C o m p a n y D i s p l a y N a m e > C o m p a n y   D i s p l a y   N a m e < / C o m p a n y D i s p l a y N a m e > - 
-             < C o m p a n y A d d r e s s L i n e s > - 
-                 < C o m p a n y A d d r e s s L i n e 1 > C o m p a n y   A d d r e s s   L i n e   1 < / C o m p a n y A d d r e s s L i n e 1 > - 
-                 < C o m p a n y A d d r e s s L i n e 2 > C o m p a n y   A d d r e s s   L i n e   2 < / C o m p a n y A d d r e s s L i n e 2 > - 
-                 < C o m p a n y A d d r e s s L i n e 3 > C o m p a n y   A d d r e s s   L i n e   3 < / C o m p a n y A d d r e s s L i n e 3 > - 
-                 < C o m p a n y A d d r e s s L i n e 4 > C o m p a n y   A d d r e s s   L i n e   4 < / C o m p a n y A d d r e s s L i n e 4 > - 
-                 < C o m p a n y A d d r e s s L i n e 5 > C o m p a n y   A d d r e s s   L i n e   5 < / C o m p a n y A d d r e s s L i n e 5 > - 
-                 < C o m p a n y A d d r e s s L i n e 6 > C o m p a n y   A d d r e s s   L i n e   6 < / C o m p a n y A d d r e s s L i n e 6 > - 
-                 < C o m p a n y A d d r e s s L i n e 7 > C o m p a n y   A d d r e s s   L i n e   7 < / C o m p a n y A d d r e s s L i n e 7 > - 
-                 < C o m p a n y A d d r e s s L i n e 8 > C o m p a n y   A d d r e s s   L i n e   8 < / C o m p a n y A d d r e s s L i n e 8 > - 
-             < / C o m p a n y A d d r e s s L i n e s > - 
-             < C o m p a n y P h o n e > C o m p a n y   P h o n e < / C o m p a n y P h o n e > - 
-             < C o m p a n y P h o n e C a p t i o n > C o m p a n y   P h o n e   C a p t i o n < / C o m p a n y P h o n e C a p t i o n > - 
-             < C o m p a n y F a x N o > C o m p a n y   F a x   N o . < / C o m p a n y F a x N o > - 
-             < C o m p a n y F a x N o C a p t i o n > C o m p a n y   F a x   N o .   C a p t i o n < / C o m p a n y F a x N o C a p t i o n > - 
-             < C o m p a n y E m a i l > C o m p a n y   E m a i l < / C o m p a n y E m a i l > - 
-             < C o m p a n y E m a i l C a p t i o n > C o m p a n y   E m a i l   C a p t i o n < / C o m p a n y E m a i l C a p t i o n > - 
-             < C o m p a n y H o m e P a g e > C o m p a n y   H o m e   P a g e < / C o m p a n y H o m e P a g e > - 
-             < C o m p a n y H o m e P a g e C a p t i o n > C o m p a n y   H o m e   P a g e   C a p t i o n < / C o m p a n y H o m e P a g e C a p t i o n > - 
-             < C o m p a n y L o g o > C o m p a n y   L o g o < / C o m p a n y L o g o > - 
-             < C o m p a n y V A T R e g i s t r a t i o n N o > C o m p a n y   V A T   R e g i s t r a t i o n   N o . < / C o m p a n y V A T R e g i s t r a t i o n N o > - 
-             < C o m p a n y V A T R e g i s t r a t i o n N o C a p t i o n > C o m p a n y   V A T   R e g i s t r a t i o n   N o .   C a p t i o n < / C o m p a n y V A T R e g i s t r a t i o n N o C a p t i o n > - 
-             < C o m p a n y R e g i s t r a t i o n N o > C o m p a n y   R e g i s t r a t i o n   N o . < / C o m p a n y R e g i s t r a t i o n N o > - 
-             < C o m p a n y R e g i s t r a t i o n N o C a p t i o n > C o m p a n y   R e g i s t r a t i o n   N o .   C a p t i o n < / C o m p a n y R e g i s t r a t i o n N o C a p t i o n > - 
-             < C o m p a n y B a n k N a m e > C o m p a n y   B a n k   N a m e < / C o m p a n y B a n k N a m e > - 
-             < C o m p a n y B a n k N a m e C a p t i o n > C o m p a n y   B a n k   N a m e   C a p t i o n < / C o m p a n y B a n k N a m e C a p t i o n > - 
-             < C o m p a n y B a n k A c c o u n t N o > C o m p a n y   B a n k   A c c o u n t   N o . < / C o m p a n y B a n k A c c o u n t N o > - 
-             < C o m p a n y B a n k A c c o u n t N o C a p t i o n > C o m p a n y   B a n k   A c c o u n t   N o .   C a p t i o n < / C o m p a n y B a n k A c c o u n t N o C a p t i o n > - 
-             < C o m p a n y B a n k B r a n c h N o > C o m p a n y   B a n k   B r a n c h   N o . < / C o m p a n y B a n k B r a n c h N o > - 
-             < C o m p a n y B a n k B r a n c h N o C a p t i o n > C o m p a n y   B a n k   B r a n c h   N o .   C a p t i o n < / C o m p a n y B a n k B r a n c h N o C a p t i o n > - 
-             < C o m p a n y I B A N > C o m p a n y   I B A N < / C o m p a n y I B A N > - 
-             < C o m p a n y I B A N C a p t i o n > C o m p a n y   I B A N   C a p t i o n < / C o m p a n y I B A N C a p t i o n > - 
-             < C o m p a n y B a n k S W I F T > C o m p a n y   B a n k   S W I F T < / C o m p a n y B a n k S W I F T > - 
-             < C o m p a n y B a n k S W I F T C a p t i o n > C o m p a n y   B a n k   S W I F T   C a p t i o n < / C o m p a n y B a n k S W I F T C a p t i o n > - 
-             < C o m p a n y G i r o N o > C o m p a n y   G i r o   N o . < / C o m p a n y G i r o N o > - 
-             < C o m p a n y G i r o N o C a p t i o n > C o m p a n y   G i r o   N o .   C a p t i o n < / C o m p a n y G i r o N o C a p t i o n > - 
-         < / C o m p a n y M e t a d a t a > - 
-     < / B C R e p o r t I n f o r m a t i o n > - 
-     < L a b e l s > - 
-         < A b o u t T h e R e p o r t L a b e l   E l e m e n t T y p e = " P a r a m e t e r "   E l e m e n t I d = " 1 6 7 7 9 2 0 0 1 "   D a t a T y p e = " S t r i n g " > A b o u t T h e R e p o r t L a b e l < / A b o u t T h e R e p o r t L a b e l > - 
-         < A l l A m o u n t s I n L C Y C a p t i o n   E l e m e n t T y p e = " P a r a m e t e r "   E l e m e n t I d = " 6 5 3 8 8 9 9 6 "   D a t a T y p e = " S t r i n g " > A l l A m o u n t s I n L C Y C a p t i o n < / A l l A m o u n t s I n L C Y C a p t i o n > - 
-         < A m o u n t C a p t i o n   E l e m e n t T y p e = " P a r a m e t e r "   E l e m e n t I d = " 1 6 5 0 3 7 7 5 "   D a t a T y p e = " S t r i n g " > A m o u n t C a p t i o n < / A m o u n t C a p t i o n > - 
-         < C o m p a n y L a b e l   E l e m e n t T y p e = " P a r a m e t e r "   E l e m e n t I d = " 3 4 6 7 6 0 3 4 8 "   D a t a T y p e = " S t r i n g " > C o m p a n y L a b e l < / C o m p a n y L a b e l > - 
-         < C u s t N a m e C a p t i o n   E l e m e n t T y p e = " P a r a m e t e r "   E l e m e n t I d = " 1 0 7 7 8 2 0 7 4 9 "   D a t a T y p e = " S t r i n g " > C u s t N a m e C a p t i o n < / C u s t N a m e C a p t i o n > - 
-         < C u s t N o C a p t i o n   E l e m e n t T y p e = " P a r a m e t e r "   E l e m e n t I d = " 7 6 2 1 0 8 2 8 5 "   D a t a T y p e = " S t r i n g " > C u s t N o C a p t i o n < / C u s t N o C a p t i o n > - 
-         < C u s t o m e r I t e m S a l e s A n a l y s i s   E l e m e n t T y p e = " P a r a m e t e r "   E l e m e n t I d = " 1 9 0 6 5 6 3 2 6 "   D a t a T y p e = " S t r i n g " > C u s t o m e r I t e m S a l e s A n a l y s i s < / C u s t o m e r I t e m S a l e s A n a l y s i s > - 
-         < C u s t o m e r I t e m S a l e s L a b e l   E l e m e n t T y p e = " P a r a m e t e r "   E l e m e n t I d = " 1 5 3 6 6 1 4 9 7 8 "   D a t a T y p e = " S t r i n g " > C u s t o m e r I t e m S a l e s L a b e l < / C u s t o m e r I t e m S a l e s L a b e l > - 
-         < C u s t o m e r I t e m S a l e s P r i n t   E l e m e n t T y p e = " P a r a m e t e r "   E l e m e n t I d = " 1 2 9 1 0 1 0 0 1 3 "   D a t a T y p e = " S t r i n g " > C u s t o m e r I t e m S a l e s P r i n t < / C u s t o m e r I t e m S a l e s P r i n t > - 
-         < D a t a R e t r i e v e d   E l e m e n t T y p e = " P a r a m e t e r "   E l e m e n t I d = " 2 9 1 9 1 1 8 0 7 "   D a t a T y p e = " S t r i n g " > D a t a R e t r i e v e d < / D a t a R e t r i e v e d > - 
-         < D i s c o u n t A m o u n t C a p t i o n   E l e m e n t T y p e = " P a r a m e t e r "   E l e m e n t I d = " 1 7 7 1 3 9 6 9 4 6 "   D a t a T y p e = " S t r i n g " > D i s c o u n t A m o u n t C a p t i o n < / D i s c o u n t A m o u n t C a p t i o n > - 
-         < D o c u m e n t a t i o n L a b e l   E l e m e n t T y p e = " P a r a m e t e r "   E l e m e n t I d = " 1 7 3 8 9 2 4 8 1 5 "   D a t a T y p e = " S t r i n g " > D o c u m e n t a t i o n L a b e l < / D o c u m e n t a t i o n L a b e l > - 
-         < E n v i r o n m e n t L a b e l   E l e m e n t T y p e = " P a r a m e t e r "   E l e m e n t I d = " 8 1 8 8 1 6 5 9 0 "   D a t a T y p e = " S t r i n g " > E n v i r o n m e n t L a b e l < / E n v i r o n m e n t L a b e l > - 
-         < I n v o i c e d Q u a n t i t y C a p t i o n   E l e m e n t T y p e = " P a r a m e t e r "   E l e m e n t I d = " 7 3 1 6 7 5 8 9 3 "   D a t a T y p e = " S t r i n g " > I n v o i c e d Q u a n t i t y C a p t i o n < / I n v o i c e d Q u a n t i t y C a p t i o n > - 
-         < I t e m D e s c C a p t i o n   E l e m e n t T y p e = " P a r a m e t e r "   E l e m e n t I d = " 1 8 8 2 7 0 3 4 5 7 "   D a t a T y p e = " S t r i n g " > I t e m D e s c C a p t i o n < / I t e m D e s c C a p t i o n > - 
-         < I t e m N o C a p t i o n   E l e m e n t T y p e = " P a r a m e t e r "   E l e m e n t I d = " 1 2 0 5 1 8 0 9 1 9 "   D a t a T y p e = " S t r i n g " > I t e m N o C a p t i o n < / I t e m N o C a p t i o n > - 
-         < P e r i o d C a p t i o n   E l e m e n t T y p e = " P a r a m e t e r "   E l e m e n t I d = " 1 4 7 8 2 5 3 4 2 2 "   D a t a T y p e = " S t r i n g " > P e r i o d C a p t i o n < / P e r i o d C a p t i o n > - 
-         < P r o f i t C a p t i o n   E l e m e n t T y p e = " P a r a m e t e r "   E l e m e n t I d = " 1 8 9 6 2 6 5 0 9 9 "   D a t a T y p e = " S t r i n g " > P r o f i t C a p t i o n < / P r o f i t C a p t i o n > - 
-         < P r o f i t P e r c e n t C a p t i o n   E l e m e n t T y p e = " P a r a m e t e r "   E l e m e n t I d = " 9 7 8 3 2 5 4 5 0 "   D a t a T y p e = " S t r i n g " > P r o f i t P e r c e n t C a p t i o n < / P r o f i t P e r c e n t C a p t i o n > - 
-         < R e p o r t N a m e L a b e l   E l e m e n t T y p e = " P a r a m e t e r "   E l e m e n t I d = " 1 0 2 2 2 9 2 9 8 2 "   D a t a T y p e = " S t r i n g " > R e p o r t N a m e L a b e l < / R e p o r t N a m e L a b e l > - 
-         < R u n O n L a b e l   E l e m e n t T y p e = " P a r a m e t e r "   E l e m e n t I d = " 1 1 1 9 0 3 7 5 9 5 "   D a t a T y p e = " S t r i n g " > R u n O n L a b e l < / R u n O n L a b e l > - 
-         < T o t a l L b l   E l e m e n t T y p e = " P a r a m e t e r "   E l e m e n t I d = " 2 6 2 6 5 4 8 3 7 "   D a t a T y p e = " S t r i n g " > T o t a l L b l < / T o t a l L b l > - 
-         < U n i t O f M e a s u r e C a p t i o n   E l e m e n t T y p e = " P a r a m e t e r "   E l e m e n t I d = " 8 8 7 5 4 0 2 4 4 "   D a t a T y p e = " S t r i n g " > U n i t O f M e a s u r e C a p t i o n < / U n i t O f M e a s u r e C a p t i o n > - 
-         < U s e r L a b e l   E l e m e n t T y p e = " P a r a m e t e r "   E l e m e n t I d = " 8 4 8 8 1 6 7 9 4 "   D a t a T y p e = " S t r i n g " > U s e r L a b e l < / U s e r L a b e l > - 
-     < / L a b e l s > - 
-     < T o o l t i p s > - 
-         < T o o l t i p   c o l u m n = " C u s t o m e r _ _ N o _ _ "   E l e m e n t I d = " 1 4 2 2 9 9 3 1 1 2 " > - 
-             < T o o l t i p T e x t   l a n g = " e n - U S " > S p e c i f i e s   t h e   n u m b e r   o f   t h e   c u s t o m e r .   T h e   f i e l d   i s   e i t h e r   f i l l e d   a u t o m a t i c a l l y   f r o m   a   d e f i n e d   n u m b e r   s e r i e s ,   o r   y o u   e n t e r   t h e   n u m b e r   m a n u a l l y   b e c a u s e   y o u   h a v e   e n a b l e d   m a n u a l   n u m b e r   e n t r y   i n   t h e   n u m b e r - s e r i e s   s e t u p . < / T o o l t i p T e x t > - 
-         < / T o o l t i p > - 
-         < T o o l t i p   c o l u m n = " C u s t o m e r _ N a m e "   E l e m e n t I d = " 3 3 0 4 2 2 7 6 1 " > - 
-             < T o o l t i p T e x t   l a n g = " e n - U S " > S p e c i f i e s   t h e   c u s t o m e r ' s   n a m e   t h a t   a p p e a r s   o n   a l l   r e l a t e d   d o c u m e n t s .   F o r   c o m p a n i e s ,   s p e c i f y   t h e   c o m p a n y ' s   n a m e   h e r e ,   a n d   t h e n   a d d   t h e   r e l e v a n t   p e o p l e   a s   c o n t a c t s   t h a t   y o u   l i n k   t o   t h i s   c u s t o m e r . < / T o o l t i p T e x t > - 
-         < / T o o l t i p > - 
-         < T o o l t i p   c o l u m n = " C u s t o m e r _ _ P h o n e _ N o _ _ "   E l e m e n t I d = " 7 2 1 3 1 6 5 0 9 " > - 
-             < T o o l t i p T e x t   l a n g = " e n - U S " > S p e c i f i e s   t h e   c u s t o m e r ' s   t e l e p h o n e   n u m b e r . < / T o o l t i p T e x t > - 
-         < / T o o l t i p > - 
-         < T o o l t i p   c o l u m n = " C u s t N o "   E l e m e n t I d = " 1 4 5 9 3 2 3 0 9 3 " > - 
-             < T o o l t i p T e x t   l a n g = " e n - U S " > S p e c i f i e s   t h e   n u m b e r   o f   t h e   c u s t o m e r .   T h e   f i e l d   i s   e i t h e r   f i l l e d   a u t o m a t i c a l l y   f r o m   a   d e f i n e d   n u m b e r   s e r i e s ,   o r   y o u   e n t e r   t h e   n u m b e r   m a n u a l l y   b e c a u s e   y o u   h a v e   e n a b l e d   m a n u a l   n u m b e r   e n t r y   i n   t h e   n u m b e r - s e r i e s   s e t u p . < / T o o l t i p T e x t > - 
-         < / T o o l t i p > - 
-         < T o o l t i p   c o l u m n = " C u s t N a m e "   E l e m e n t I d = " 9 5 6 5 5 0 1 8 1 " > - 
-             < T o o l t i p T e x t   l a n g = " e n - U S " > S p e c i f i e s   t h e   c u s t o m e r ' s   n a m e   t h a t   a p p e a r s   o n   a l l   r e l a t e d   d o c u m e n t s .   F o r   c o m p a n i e s ,   s p e c i f y   t h e   c o m p a n y ' s   n a m e   h e r e ,   a n d   t h e n   a d d   t h e   r e l e v a n t   p e o p l e   a s   c o n t a c t s   t h a t   y o u   l i n k   t o   t h i s   c u s t o m e r . < / T o o l t i p T e x t > - 
-         < / T o o l t i p > - 
-         < T o o l t i p   c o l u m n = " V a l u e E n t r y B u f f e r _ _ I t e m _ N o _ _ "   E l e m e n t I d = " 1 5 5 6 3 5 4 4 5 7 " > - 
-             < T o o l t i p T e x t   l a n g = " e n - U S " > S p e c i f i e s   t h e   n u m b e r   o f   t h e   i t e m   t h a t   t h i s   v a l u e   e n t r y   i s   l i n k e d   t o . < / T o o l t i p T e x t > - 
-         < / T o o l t i p > - 
-         < T o o l t i p   c o l u m n = " I t e m _ D e s c r i p t i o n "   E l e m e n t I d = " 1 9 7 0 5 8 8 1 6 1 " > - 
-             < T o o l t i p T e x t   l a n g = " e n - U S " > S p e c i f i e s   a   d e s c r i p t i o n   o f   t h e   i t e m . < / T o o l t i p T e x t > - 
-         < / T o o l t i p > - 
-         < T o o l t i p   c o l u m n = " I t e m _ _ B a s e _ U n i t _ o f _ M e a s u r e _ "   E l e m e n t I d = " 8 5 0 4 4 8 4 5 8 " > - 
-             < T o o l t i p T e x t   l a n g = " e n - U S " > S p e c i f i e s   t h e   b a s e   u n i t   u s e d   t o   m e a s u r e   t h e   i t e m ,   s u c h   a s   p i e c e ,   b o x ,   o r   p a l l e t .   T h e   b a s e   u n i t   o f   m e a s u r e   a l s o   s e r v e s   a s   t h e   c o n v e r s i o n   b a s i s   f o r   a l t e r n a t e   u n i t s   o f   m e a s u r e . < / T o o l t i p T e x t > - 
-         < / T o o l t i p > - 
-     < / T o o l t i p s > - 
-     < C u s t o m e r   E l e m e n t T y p e = " D a t a I t e m "   E l e m e n t I d = " 1 5 2 5 1 9 1 9 9 " > - 
-         < A l l _ a m o u n t s _ a r e _ i n _ L C Y C a p t i o n   E l e m e n t T y p e = " C o l u m n "   E l e m e n t I d = " 6 9 7 4 8 4 8 0 2 "   D a t a T y p e = " L a b e l "   O b s o l e t e S t a t e = " P e n d i n g " > A l l _ a m o u n t s _ a r e _ i n _ L C Y C a p t i o n < / A l l _ a m o u n t s _ a r e _ i n _ L C Y C a p t i o n > - 
-         < C O M P A N Y N A M E   E l e m e n t T y p e = " C o l u m n "   E l e m e n t I d = " 1 7 5 3 0 1 5 1 5 5 "   D a t a T y p e = " S t r i n g "   O b s o l e t e S t a t e = " P e n d i n g " > C O M P A N Y N A M E < / C O M P A N Y N A M E > - 
-         < C u r r R e p o r t _ P A G E N O C a p t i o n   E l e m e n t T y p e = " C o l u m n "   E l e m e n t I d = " 1 8 4 6 2 6 2 1 5 8 "   D a t a T y p e = " L a b e l "   O b s o l e t e S t a t e = " P e n d i n g " > C u r r R e p o r t _ P A G E N O C a p t i o n < / C u r r R e p o r t _ P A G E N O C a p t i o n > - 
-         < C u s t F i l t e r   E l e m e n t T y p e = " C o l u m n "   E l e m e n t I d = " 2 3 9 4 8 9 4 8 4 "   D a t a T y p e = " T e x t "   O b s o l e t e S t a t e = " P e n d i n g " > C u s t F i l t e r < / C u s t F i l t e r > - 
-         < C u s t o m e r _ I t e m _ S a l e s C a p t i o n   E l e m e n t T y p e = " C o l u m n "   E l e m e n t I d = " 1 1 9 1 8 6 6 0 2 "   D a t a T y p e = " L a b e l "   O b s o l e t e S t a t e = " P e n d i n g " > C u s t o m e r _ I t e m _ S a l e s C a p t i o n < / C u s t o m e r _ I t e m _ S a l e s C a p t i o n > - 
-         < C u s t o m e r _ N a m e   E l e m e n t T y p e = " C o l u m n "   E l e m e n t I d = " 3 3 0 4 2 2 7 6 1 "   D a t a T y p e = " T e x t " > C u s t o m e r _ N a m e < / C u s t o m e r _ N a m e > - 
-         < C u s t o m e r _ T A B L E C A P T I O N _ _ _ _ _ _ _ _ _ _ C u s t F i l t e r   E l e m e n t T y p e = " C o l u m n "   E l e m e n t I d = " 2 0 8 7 9 4 7 8 3 9 "   D a t a T y p e = " T e x t " > C u s t o m e r _ T A B L E C A P T I O N _ _ _ _ _ _ _ _ _ _ C u s t F i l t e r < / C u s t o m e r _ T A B L E C A P T I O N _ _ _ _ _ _ _ _ _ _ C u s t F i l t e r > - 
-         < C u s t o m e r _ _ N o _ _   E l e m e n t T y p e = " C o l u m n "   E l e m e n t I d = " 1 4 2 2 9 9 3 1 1 2 "   D a t a T y p e = " C o d e " > C u s t o m e r _ _ N o _ _ < / C u s t o m e r _ _ N o _ _ > - 
-         < C u s t o m e r _ _ P h o n e _ N o _ _   E l e m e n t T y p e = " C o l u m n "   E l e m e n t I d = " 7 2 1 3 1 6 5 0 9 "   D a t a T y p e = " T e x t " > C u s t o m e r _ _ P h o n e _ N o _ _ < / C u s t o m e r _ _ P h o n e _ N o _ _ > - 
-         < C u s t o m e r _ _ P h o n e _ N o _ _ C a p t i o n   E l e m e n t T y p e = " C o l u m n "   E l e m e n t I d = " 2 0 6 4 2 9 4 9 "   D a t a T y p e = " S t r i n g "   O b s o l e t e S t a t e = " P e n d i n g " > C u s t o m e r _ _ P h o n e _ N o _ _ C a p t i o n < / C u s t o m e r _ _ P h o n e _ N o _ _ C a p t i o n > - 
-         < I t e m L e d g E n t r y F i l t e r   E l e m e n t T y p e = " C o l u m n "   E l e m e n t I d = " 2 1 1 1 8 9 1 8 5 4 "   D a t a T y p e = " T e x t "   O b s o l e t e S t a t e = " P e n d i n g " > I t e m L e d g E n t r y F i l t e r < / I t e m L e d g E n t r y F i l t e r > - 
-         < I t e m _ D e s c r i p t i o n C a p t i o n   E l e m e n t T y p e = " C o l u m n "   E l e m e n t I d = " 1 9 1 5 3 6 5 0 1 5 "   D a t a T y p e = " L a b e l "   O b s o l e t e S t a t e = " P e n d i n g " > I t e m _ D e s c r i p t i o n C a p t i o n < / I t e m _ D e s c r i p t i o n C a p t i o n > - 
-         < I t e m _ _ B a s e _ U n i t _ o f _ M e a s u r e _ C a p t i o n   E l e m e n t T y p e = " C o l u m n "   E l e m e n t I d = " 6 6 3 9 7 7 1 6 "   D a t a T y p e = " L a b e l "   O b s o l e t e S t a t e = " P e n d i n g " > I t e m _ _ B a s e _ U n i t _ o f _ M e a s u r e _ C a p t i o n < / I t e m _ _ B a s e _ U n i t _ o f _ M e a s u r e _ C a p t i o n > - 
-         < P r i n t O n l y O n e P e r P a g e   E l e m e n t T y p e = " C o l u m n "   E l e m e n t I d = " 3 8 8 5 2 6 5 3 6 "   D a t a T y p e = " B o o l e a n "   O b s o l e t e S t a t e = " P e n d i n g " > P r i n t O n l y O n e P e r P a g e < / P r i n t O n l y O n e P e r P a g e > - 
-         < P r o f i t   E l e m e n t T y p e = " C o l u m n "   E l e m e n t I d = " 1 3 5 1 8 3 1 1 4 9 "   D a t a T y p e = " D e c i m a l " > P r o f i t < / P r o f i t > - 
-         < P r o f i t P c t   E l e m e n t T y p e = " C o l u m n "   E l e m e n t I d = " 2 6 0 9 8 9 4 2 8 "   D a t a T y p e = " D e c i m a l " > P r o f i t P c t < / P r o f i t P c t > - 
-         < P r o f i t P c t _ C o n t r o l 4 7 C a p t i o n   E l e m e n t T y p e = " C o l u m n "   E l e m e n t I d = " 5 6 4 3 6 3 6 9 7 "   D a t a T y p e = " L a b e l "   O b s o l e t e S t a t e = " P e n d i n g " > P r o f i t P c t _ C o n t r o l 4 7 C a p t i o n < / P r o f i t P c t _ C o n t r o l 4 7 C a p t i o n > - 
-         < P r o f i t _ C o n t r o l 4 6 C a p t i o n   E l e m e n t T y p e = " C o l u m n "   E l e m e n t I d = " 4 5 7 8 2 0 7 1 "   D a t a T y p e = " L a b e l "   O b s o l e t e S t a t e = " P e n d i n g " > P r o f i t _ C o n t r o l 4 6 C a p t i o n < / P r o f i t _ C o n t r o l 4 6 C a p t i o n > - 
-         < S T R S U B S T N O _ T e x t 0 0 0 _ P e r i o d T e x t _   E l e m e n t T y p e = " C o l u m n "   E l e m e n t I d = " 7 2 2 9 9 1 7 0 4 "   D a t a T y p e = " S t r i n g " > S T R S U B S T N O _ T e x t 0 0 0 _ P e r i o d T e x t _ < / S T R S U B S T N O _ T e x t 0 0 0 _ P e r i o d T e x t _ > - 
-         < T o t a l C a p t i o n   E l e m e n t T y p e = " C o l u m n "   E l e m e n t I d = " 7 0 7 1 0 2 6 9 5 "   D a t a T y p e = " L a b e l "   O b s o l e t e S t a t e = " P e n d i n g " > T o t a l C a p t i o n < / T o t a l C a p t i o n > - 
-         < V a l u e E n t r y B u f f e r _ _ D i s c o u n t _ A m o u n t _   E l e m e n t T y p e = " C o l u m n "   E l e m e n t I d = " 1 4 4 7 1 6 6 1 4 9 "   D a t a T y p e = " D e c i m a l " > V a l u e E n t r y B u f f e r _ _ D i s c o u n t _ A m o u n t _ < / V a l u e E n t r y B u f f e r _ _ D i s c o u n t _ A m o u n t _ > - 
-         < V a l u e E n t r y B u f f e r _ _ D i s c o u n t _ A m o u n t _ _ C o n t r o l 4 5 C a p t i o n   E l e m e n t T y p e = " C o l u m n "   E l e m e n t I d = " 1 2 3 3 2 7 1 9 0 0 "   D a t a T y p e = " L a b e l "   O b s o l e t e S t a t e = " P e n d i n g " > V a l u e E n t r y B u f f e r _ _ D i s c o u n t _ A m o u n t _ _ C o n t r o l 4 5 C a p t i o n < / V a l u e E n t r y B u f f e r _ _ D i s c o u n t _ A m o u n t _ _ C o n t r o l 4 5 C a p t i o n > - 
-         < V a l u e E n t r y B u f f e r _ _ I n v o i c e d _ Q u a n t i t y _ C a p t i o n   E l e m e n t T y p e = " C o l u m n "   E l e m e n t I d = " 1 5 9 4 7 5 5 4 1 0 "   D a t a T y p e = " L a b e l "   O b s o l e t e S t a t e = " P e n d i n g " > V a l u e E n t r y B u f f e r _ _ I n v o i c e d _ Q u a n t i t y _ C a p t i o n < / V a l u e E n t r y B u f f e r _ _ I n v o i c e d _ Q u a n t i t y _ C a p t i o n > - 
-         < V a l u e E n t r y B u f f e r _ _ I t e m _ N o _ _ C a p t i o n   E l e m e n t T y p e = " C o l u m n "   E l e m e n t I d = " 6 2 7 4 3 3 9 1 9 "   D a t a T y p e = " L a b e l "   O b s o l e t e S t a t e = " P e n d i n g " > V a l u e E n t r y B u f f e r _ _ I t e m _ N o _ _ C a p t i o n < / V a l u e E n t r y B u f f e r _ _ I t e m _ N o _ _ C a p t i o n > - 
-         < V a l u e E n t r y B u f f e r _ _ S a l e s _ A m o u n t _ _ A c t u a l _ _   E l e m e n t T y p e = " C o l u m n "   E l e m e n t I d = " 1 3 4 7 5 2 3 3 9 9 "   D a t a T y p e = " D e c i m a l " > V a l u e E n t r y B u f f e r _ _ S a l e s _ A m o u n t _ _ A c t u a l _ _ < / V a l u e E n t r y B u f f e r _ _ S a l e s _ A m o u n t _ _ A c t u a l _ _ > - 
-         < V a l u e E n t r y B u f f e r _ _ S a l e s _ A m o u n t _ _ A c t u a l _ _ _ C o n t r o l 4 4 C a p t i o n   E l e m e n t T y p e = " C o l u m n "   E l e m e n t I d = " 1 5 9 1 1 1 8 1 4 5 "   D a t a T y p e = " L a b e l "   O b s o l e t e S t a t e = " P e n d i n g " > V a l u e E n t r y B u f f e r _ _ S a l e s _ A m o u n t _ _ A c t u a l _ _ _ C o n t r o l 4 4 C a p t i o n < / V a l u e E n t r y B u f f e r _ _ S a l e s _ A m o u n t _ _ A c t u a l _ _ _ C o n t r o l 4 4 C a p t i o n > - 
-         < V a l u e _ E n t r y _ _ T A B L E C A P T I O N _ _ _ _ _ _ _ _ _ _ I t e m L e d g E n t r y F i l t e r   E l e m e n t T y p e = " C o l u m n "   E l e m e n t I d = " 6 6 1 1 0 8 3 2 6 "   D a t a T y p e = " T e x t " > V a l u e _ E n t r y _ _ T A B L E C A P T I O N _ _ _ _ _ _ _ _ _ _ I t e m L e d g E n t r y F i l t e r < / V a l u e _ E n t r y _ _ T A B L E C A P T I O N _ _ _ _ _ _ _ _ _ _ I t e m L e d g E n t r y F i l t e r > - 
-         < V a l u e _ E n t r y   E l e m e n t T y p e = " D a t a I t e m "   E l e m e n t I d = " 1 4 7 2 6 5 1 0 7 7 "   / > - 
-         < I n t e g e r   E l e m e n t T y p e = " D a t a I t e m "   E l e m e n t I d = " 1 7 3 5 6 9 8 6 1 9 " > - 
-             < C u s t N a m e   E l e m e n t T y p e = " C o l u m n "   E l e m e n t I d = " 9 5 6 5 5 0 1 8 1 "   D a t a T y p e = " T e x t " > C u s t N a m e < / C u s t N a m e > - 
-             < C u s t N o   E l e m e n t T y p e = " C o l u m n "   E l e m e n t I d = " 1 4 5 9 3 2 3 0 9 3 "   D a t a T y p e = " C o d e " > C u s t N o < / C u s t N o > - 
-             < I t e m _ D e s c r i p t i o n   E l e m e n t T y p e = " C o l u m n "   E l e m e n t I d = " 1 9 7 0 5 8 8 1 6 1 "   D a t a T y p e = " T e x t " > I t e m _ D e s c r i p t i o n < / I t e m _ D e s c r i p t i o n > - 
-             < I t e m _ _ B a s e _ U n i t _ o f _ M e a s u r e _   E l e m e n t T y p e = " C o l u m n "   E l e m e n t I d = " 8 5 0 4 4 8 4 5 8 "   D a t a T y p e = " C o d e " > I t e m _ _ B a s e _ U n i t _ o f _ M e a s u r e _ < / I t e m _ _ B a s e _ U n i t _ o f _ M e a s u r e _ > - 
-             < P r o f i t P c t _ C o n t r o l 4 7   E l e m e n t T y p e = " C o l u m n "   E l e m e n t I d = " 6 0 0 2 1 8 1 2 1 "   D a t a T y p e = " D e c i m a l " > P r o f i t P c t _ C o n t r o l 4 7 < / P r o f i t P c t _ C o n t r o l 4 7 > - 
-             < P r o f i t _ C o n t r o l 4 6   E l e m e n t T y p e = " C o l u m n "   E l e m e n t I d = " 1 2 1 0 4 5 2 0 6 3 "   D a t a T y p e = " D e c i m a l " > P r o f i t _ C o n t r o l 4 6 < / P r o f i t _ C o n t r o l 4 6 > - 
-             < V a l u e E n t r y B u f f e r _ _ D i s c o u n t _ A m o u n t _ _ C o n t r o l 4 5   E l e m e n t T y p e = " C o l u m n "   E l e m e n t I d = " 1 9 6 2 7 7 0 4 6 2 "   D a t a T y p e = " D e c i m a l " > V a l u e E n t r y B u f f e r _ _ D i s c o u n t _ A m o u n t _ _ C o n t r o l 4 5 < / V a l u e E n t r y B u f f e r _ _ D i s c o u n t _ A m o u n t _ _ C o n t r o l 4 5 > - 
-             < V a l u e E n t r y B u f f e r _ _ I n v o i c e d _ Q u a n t i t y _   E l e m e n t T y p e = " C o l u m n "   E l e m e n t I d = " 2 0 4 7 2 9 0 8 8 4 "   D a t a T y p e = " D e c i m a l " > V a l u e E n t r y B u f f e r _ _ I n v o i c e d _ Q u a n t i t y _ < / V a l u e E n t r y B u f f e r _ _ I n v o i c e d _ Q u a n t i t y _ > - 
-             < V a l u e E n t r y B u f f e r _ _ I t e m _ N o _ _   E l e m e n t T y p e = " C o l u m n "   E l e m e n t I d = " 1 5 5 6 3 5 4 4 5 7 "   D a t a T y p e = " C o d e " > V a l u e E n t r y B u f f e r _ _ I t e m _ N o _ _ < / V a l u e E n t r y B u f f e r _ _ I t e m _ N o _ _ > - 
-             < V a l u e E n t r y B u f f e r _ _ S a l e s _ A m o u n t _ _ A c t u a l _ _ _ C o n t r o l 4 4   E l e m e n t T y p e = " C o l u m n "   E l e m e n t I d = " 6 5 4 7 0 5 9 7 7 "   D a t a T y p e = " D e c i m a l " > V a l u e E n t r y B u f f e r _ _ S a l e s _ A m o u n t _ _ A c t u a l _ _ _ C o n t r o l 4 4 < / V a l u e E n t r y B u f f e r _ _ S a l e s _ A m o u n t _ _ A c t u a l _ _ _ C o n t r o l 4 4 > - 
-         < / I n t e g e r > - 
-         < S u b t o t a l s   E l e m e n t T y p e = " D a t a I t e m "   E l e m e n t I d = " 8 3 8 6 9 3 5 6 0 " > - 
-             < S u b t o t a l s _ A m o u n t   E l e m e n t T y p e = " C o l u m n "   E l e m e n t I d = " 1 2 6 2 5 6 5 5 7 "   D a t a T y p e = " D e c i m a l " > S u b t o t a l s _ A m o u n t < / S u b t o t a l s _ A m o u n t > - 
-             < S u b t o t a l s _ D i s c o u n t A m o u n t   E l e m e n t T y p e = " C o l u m n "   E l e m e n t I d = " 1 2 4 7 3 8 6 7 7 8 "   D a t a T y p e = " D e c i m a l " > S u b t o t a l s _ D i s c o u n t A m o u n t < / S u b t o t a l s _ D i s c o u n t A m o u n t > - 
-             < S u b t o t a l s _ P r o f i t   E l e m e n t T y p e = " C o l u m n "   E l e m e n t I d = " 2 4 1 5 0 0 6 9 7 "   D a t a T y p e = " D e c i m a l " > S u b t o t a l s _ P r o f i t < / S u b t o t a l s _ P r o f i t > - 
-             < S u b t o t a l s _ P r o f i t P e r c e n t   E l e m e n t T y p e = " C o l u m n "   E l e m e n t I d = " 1 4 1 7 7 5 0 3 3 4 "   D a t a T y p e = " D e c i m a l " > S u b t o t a l s _ P r o f i t P e r c e n t < / S u b t o t a l s _ P r o f i t P e r c e n t > - 
-         < / S u b t o t a l s > - 
-     < / C u s t o m e r > - 
-     < T o t a l s   E l e m e n t T y p e = " D a t a I t e m "   E l e m e n t I d = " 1 8 2 3 9 5 0 0 4 4 " > - 
-         < T o t a l s _ A m o u n t   E l e m e n t T y p e = " C o l u m n "   E l e m e n t I d = " 4 7 9 1 3 7 8 3 1 "   D a t a T y p e = " D e c i m a l " > T o t a l s _ A m o u n t < / T o t a l s _ A m o u n t > - 
-         < T o t a l s _ D i s c o u n t A m o u n t   E l e m e n t T y p e = " C o l u m n "   E l e m e n t I d = " 1 7 7 4 7 6 0 9 4 2 "   D a t a T y p e = " D e c i m a l " > T o t a l s _ D i s c o u n t A m o u n t < / T o t a l s _ D i s c o u n t A m o u n t > - 
-         < T o t a l s _ P r o f i t   E l e m e n t T y p e = " C o l u m n "   E l e m e n t I d = " 6 4 6 2 9 5 2 1 9 "   D a t a T y p e = " D e c i m a l " > T o t a l s _ P r o f i t < / T o t a l s _ P r o f i t > - 
-         < T o t a l s _ P r o f i t P e r c e n t   E l e m e n t T y p e = " C o l u m n "   E l e m e n t I d = " 1 6 1 3 7 4 5 2 7 0 "   D a t a T y p e = " D e c i m a l " > T o t a l s _ P r o f i t P e r c e n t < / T o t a l s _ P r o f i t P e r c e n t > - 
-     < / T o t a l s > - 
- < / N a v W o r d R e p o r t X m l P a r t > 
+<file path=customXml/item3.xml><?xml version="1.0" encoding="utf-8"?>
+<NavWordReportXmlPart xmlns="urn:microsoft-dynamics-nav/reports/Customer_Item_Sales/113/">
+  <BCReportInformation>
+    <ReportMetadata>
+      <ExtensionId>Extension ID</ExtensionId>
+      <ExtensionName>Extension Name</ExtensionName>
+      <ExtensionPublisher>Extension Publisher</ExtensionPublisher>
+      <ExtensionVersion>Extension Version</ExtensionVersion>
+      <ReportId>Report ID</ReportId>
+      <ReportName>Report Name</ReportName>
+      <AboutThisReportTitle>About This Report Title</AboutThisReportTitle>
+      <AboutThisReportText>About This Report Text</AboutThisReportText>
+      <ReportHelpLink>Report Help Link</ReportHelpLink>
+    </ReportMetadata>
+    <ReportRequest>
+      <TenantEntraId>Tenant Entra Id</TenantEntraId>
+      <EnvironmentName>Environment Name</EnvironmentName>
+      <EnvironmentType>Environment Type</EnvironmentType>
+      <CompanyName>Company Name</CompanyName>
+      <CompanyDisplayName>Company Display Name</CompanyDisplayName>
+      <CompanyId>Company ID</CompanyId>
+      <UserName>User Name</UserName>
+      <DateAndTime>Date and Time</DateAndTime>
+      <Language>Language</Language>
+      <FormatRegion>Format Region</FormatRegion>
+      <DateTimeValues>
+        <Year>Year</Year>
+        <MonthNumber>Month Number</MonthNumber>
+        <DayNumber>Day Number</DayNumber>
+        <Hour>Hour</Hour>
+        <Minute>Minute</Minute>
+      </DateTimeValues>
+    </ReportRequest>
+  </BCReportInformation>
+  <Labels>
+    <AboutTheReportLabel>AboutTheReportLabel</AboutTheReportLabel>
+    <AllAmountsInLCYCaption>AllAmountsInLCYCaption</AllAmountsInLCYCaption>
+    <AmountCaption>AmountCaption</AmountCaption>
+    <CompanyLabel>CompanyLabel</CompanyLabel>
+    <CustNameCaption>CustNameCaption</CustNameCaption>
+    <CustNoCaption>CustNoCaption</CustNoCaption>
+    <CustomerItemSalesAnalysis>CustomerItemSalesAnalysis</CustomerItemSalesAnalysis>
+    <CustomerItemSalesLabel>CustomerItemSalesLabel</CustomerItemSalesLabel>
+    <CustomerItemSalesPrint>CustomerItemSalesPrint</CustomerItemSalesPrint>
+    <DataRetrieved>DataRetrieved</DataRetrieved>
+    <DiscountAmountCaption>DiscountAmountCaption</DiscountAmountCaption>
+    <DocumentationLabel>DocumentationLabel</DocumentationLabel>
+    <EnvironmentLabel>EnvironmentLabel</EnvironmentLabel>
+    <InvoicedQuantityCaption>InvoicedQuantityCaption</InvoicedQuantityCaption>
+    <ItemDescCaption>ItemDescCaption</ItemDescCaption>
+    <ItemNoCaption>ItemNoCaption</ItemNoCaption>
+    <PeriodCaption>PeriodCaption</PeriodCaption>
+    <ProfitCaption>ProfitCaption</ProfitCaption>
+    <ProfitPercentCaption>ProfitPercentCaption</ProfitPercentCaption>
+    <ReportNameLabel>ReportNameLabel</ReportNameLabel>
+    <RunOnLabel>RunOnLabel</RunOnLabel>
+    <TotalLbl>TotalLbl</TotalLbl>
+    <UnitOfMeasureCaption>UnitOfMeasureCaption</UnitOfMeasureCaption>
+    <UserLabel>UserLabel</UserLabel>
+  </Labels>
+  <Customer>
+    <All_amounts_are_in_LCYCaption>All_amounts_are_in_LCYCaption</All_amounts_are_in_LCYCaption>
+    <COMPANYNAME>COMPANYNAME</COMPANYNAME>
+    <CurrReport_PAGENOCaption>CurrReport_PAGENOCaption</CurrReport_PAGENOCaption>
+    <CustFilter>CustFilter</CustFilter>
+    <Customer_Item_SalesCaption>Customer_Item_SalesCaption</Customer_Item_SalesCaption>
+    <Customer_Name>Customer_Name</Customer_Name>
+    <Customer_TABLECAPTION__________CustFilter>Customer_TABLECAPTION__________CustFilter</Customer_TABLECAPTION__________CustFilter>
+    <Customer__No__>Customer__No__</Customer__No__>
+    <Customer__Phone_No__>Customer__Phone_No__</Customer__Phone_No__>
+    <Customer__Phone_No__Caption>Customer__Phone_No__Caption</Customer__Phone_No__Caption>
+    <ItemLedgEntryFilter>ItemLedgEntryFilter</ItemLedgEntryFilter>
+    <Item_DescriptionCaption>Item_DescriptionCaption</Item_DescriptionCaption>
+    <Item__Base_Unit_of_Measure_Caption>Item__Base_Unit_of_Measure_Caption</Item__Base_Unit_of_Measure_Caption>
+    <PrintOnlyOnePerPage>PrintOnlyOnePerPage</PrintOnlyOnePerPage>
+    <Profit>Profit</Profit>
+    <ProfitPct>ProfitPct</ProfitPct>
+    <ProfitPct_Control47Caption>ProfitPct_Control47Caption</ProfitPct_Control47Caption>
+    <Profit_Control46Caption>Profit_Control46Caption</Profit_Control46Caption>
+    <STRSUBSTNO_Text000_PeriodText_>STRSUBSTNO_Text000_PeriodText_</STRSUBSTNO_Text000_PeriodText_>
+    <TotalCaption>TotalCaption</TotalCaption>
+    <ValueEntryBuffer__Discount_Amount_>ValueEntryBuffer__Discount_Amount_</ValueEntryBuffer__Discount_Amount_>
+    <ValueEntryBuffer__Discount_Amount__Control45Caption>ValueEntryBuffer__Discount_Amount__Control45Caption</ValueEntryBuffer__Discount_Amount__Control45Caption>
+    <ValueEntryBuffer__Invoiced_Quantity_Caption>ValueEntryBuffer__Invoiced_Quantity_Caption</ValueEntryBuffer__Invoiced_Quantity_Caption>
+    <ValueEntryBuffer__Item_No__Caption>ValueEntryBuffer__Item_No__Caption</ValueEntryBuffer__Item_No__Caption>
+    <ValueEntryBuffer__Sales_Amount__Actual__>ValueEntryBuffer__Sales_Amount__Actual__</ValueEntryBuffer__Sales_Amount__Actual__>
+    <ValueEntryBuffer__Sales_Amount__Actual___Control44Caption>ValueEntryBuffer__Sales_Amount__Actual___Control44Caption</ValueEntryBuffer__Sales_Amount__Actual___Control44Caption>
+    <Value_Entry__TABLECAPTION__________ItemLedgEntryFilter>Value_Entry__TABLECAPTION__________ItemLedgEntryFilter</Value_Entry__TABLECAPTION__________ItemLedgEntryFilter>
+    <Value_Entry/>
+    <Integer>
+      <CustName>CustName</CustName>
+      <CustNo>CustNo</CustNo>
+      <Item_Description>Item_Description</Item_Description>
+      <Item__Base_Unit_of_Measure_>Item__Base_Unit_of_Measure_</Item__Base_Unit_of_Measure_>
+      <ProfitPct_Control47>ProfitPct_Control47</ProfitPct_Control47>
+      <Profit_Control46>Profit_Control46</Profit_Control46>
+      <ValueEntryBuffer__Discount_Amount__Control45>ValueEntryBuffer__Discount_Amount__Control45</ValueEntryBuffer__Discount_Amount__Control45>
+      <ValueEntryBuffer__Invoiced_Quantity_>ValueEntryBuffer__Invoiced_Quantity_</ValueEntryBuffer__Invoiced_Quantity_>
+      <ValueEntryBuffer__Item_No__>ValueEntryBuffer__Item_No__</ValueEntryBuffer__Item_No__>
+      <ValueEntryBuffer__Sales_Amount__Actual___Control44>ValueEntryBuffer__Sales_Amount__Actual___Control44</ValueEntryBuffer__Sales_Amount__Actual___Control44>
+    </Integer>
+    <Subtotals>
+      <Subtotals_Amount>Subtotals_Amount</Subtotals_Amount>
+      <Subtotals_DiscountAmount>Subtotals_DiscountAmount</Subtotals_DiscountAmount>
+      <Subtotals_Profit>Subtotals_Profit</Subtotals_Profit>
+      <Subtotals_ProfitPercent>Subtotals_ProfitPercent</Subtotals_ProfitPercent>
+    </Subtotals>
+  </Customer>
+  <Totals>
+    <Totals_Amount>Totals_Amount</Totals_Amount>
+    <Totals_DiscountAmount>Totals_DiscountAmount</Totals_DiscountAmount>
+    <Totals_Profit>Totals_Profit</Totals_Profit>
+    <Totals_ProfitPercent>Totals_ProfitPercent</Totals_ProfitPercent>
+  </Totals>
+</NavWordReportXmlPart>
 </file>
 
 <file path=customXml/itemProps2.xml><?xml version="1.0" encoding="utf-8"?>

--- a/src/Layers/W1/BaseApp/Sales/Reports/CustomerItemSales.docx
+++ b/src/Layers/W1/BaseApp/Sales/Reports/CustomerItemSales.docx
@@ -5466,121 +5466,678 @@
 <b:Sources xmlns:b="http://schemas.openxmlformats.org/officeDocument/2006/bibliography" xmlns="http://schemas.openxmlformats.org/officeDocument/2006/bibliography" SelectedStyle="\APASixthEditionOfficeOnline.xsl" StyleName="APA" Version="6"/>
 </file>
 
-<file path=customXml/item3.xml><?xml version="1.0" encoding="utf-8"?>
-<NavWordReportXmlPart xmlns="urn:microsoft-dynamics-nav/reports/Customer_Item_Sales/113/">
-  <BCReportInformation>
-    <ReportMetadata>
-      <ExtensionId>Extension ID</ExtensionId>
-      <ExtensionName>Extension Name</ExtensionName>
-      <ExtensionPublisher>Extension Publisher</ExtensionPublisher>
-      <ExtensionVersion>Extension Version</ExtensionVersion>
-      <ReportId>Report ID</ReportId>
-      <ReportName>Report Name</ReportName>
-      <AboutThisReportTitle>About This Report Title</AboutThisReportTitle>
-      <AboutThisReportText>About This Report Text</AboutThisReportText>
-      <ReportHelpLink>Report Help Link</ReportHelpLink>
-    </ReportMetadata>
-    <ReportRequest>
-      <TenantEntraId>Tenant Entra Id</TenantEntraId>
-      <EnvironmentName>Environment Name</EnvironmentName>
-      <EnvironmentType>Environment Type</EnvironmentType>
-      <CompanyName>Company Name</CompanyName>
-      <CompanyDisplayName>Company Display Name</CompanyDisplayName>
-      <CompanyId>Company ID</CompanyId>
-      <UserName>User Name</UserName>
-      <DateAndTime>Date and Time</DateAndTime>
-      <Language>Language</Language>
-      <FormatRegion>Format Region</FormatRegion>
-      <DateTimeValues>
-        <Year>Year</Year>
-        <MonthNumber>Month Number</MonthNumber>
-        <DayNumber>Day Number</DayNumber>
-        <Hour>Hour</Hour>
-        <Minute>Minute</Minute>
-      </DateTimeValues>
-    </ReportRequest>
-  </BCReportInformation>
-  <Labels>
-    <AboutTheReportLabel>AboutTheReportLabel</AboutTheReportLabel>
-    <AllAmountsInLCYCaption>AllAmountsInLCYCaption</AllAmountsInLCYCaption>
-    <AmountCaption>AmountCaption</AmountCaption>
-    <CompanyLabel>CompanyLabel</CompanyLabel>
-    <CustNameCaption>CustNameCaption</CustNameCaption>
-    <CustNoCaption>CustNoCaption</CustNoCaption>
-    <CustomerItemSalesAnalysis>CustomerItemSalesAnalysis</CustomerItemSalesAnalysis>
-    <CustomerItemSalesLabel>CustomerItemSalesLabel</CustomerItemSalesLabel>
-    <CustomerItemSalesPrint>CustomerItemSalesPrint</CustomerItemSalesPrint>
-    <DataRetrieved>DataRetrieved</DataRetrieved>
-    <DiscountAmountCaption>DiscountAmountCaption</DiscountAmountCaption>
-    <DocumentationLabel>DocumentationLabel</DocumentationLabel>
-    <EnvironmentLabel>EnvironmentLabel</EnvironmentLabel>
-    <InvoicedQuantityCaption>InvoicedQuantityCaption</InvoicedQuantityCaption>
-    <ItemDescCaption>ItemDescCaption</ItemDescCaption>
-    <ItemNoCaption>ItemNoCaption</ItemNoCaption>
-    <PeriodCaption>PeriodCaption</PeriodCaption>
-    <ProfitCaption>ProfitCaption</ProfitCaption>
-    <ProfitPercentCaption>ProfitPercentCaption</ProfitPercentCaption>
-    <ReportNameLabel>ReportNameLabel</ReportNameLabel>
-    <RunOnLabel>RunOnLabel</RunOnLabel>
-    <TotalLbl>TotalLbl</TotalLbl>
-    <UnitOfMeasureCaption>UnitOfMeasureCaption</UnitOfMeasureCaption>
-    <UserLabel>UserLabel</UserLabel>
-  </Labels>
-  <Customer>
-    <All_amounts_are_in_LCYCaption>All_amounts_are_in_LCYCaption</All_amounts_are_in_LCYCaption>
-    <COMPANYNAME>COMPANYNAME</COMPANYNAME>
-    <CurrReport_PAGENOCaption>CurrReport_PAGENOCaption</CurrReport_PAGENOCaption>
-    <CustFilter>CustFilter</CustFilter>
-    <Customer_Item_SalesCaption>Customer_Item_SalesCaption</Customer_Item_SalesCaption>
-    <Customer_Name>Customer_Name</Customer_Name>
-    <Customer_TABLECAPTION__________CustFilter>Customer_TABLECAPTION__________CustFilter</Customer_TABLECAPTION__________CustFilter>
-    <Customer__No__>Customer__No__</Customer__No__>
-    <Customer__Phone_No__>Customer__Phone_No__</Customer__Phone_No__>
-    <Customer__Phone_No__Caption>Customer__Phone_No__Caption</Customer__Phone_No__Caption>
-    <ItemLedgEntryFilter>ItemLedgEntryFilter</ItemLedgEntryFilter>
-    <Item_DescriptionCaption>Item_DescriptionCaption</Item_DescriptionCaption>
-    <Item__Base_Unit_of_Measure_Caption>Item__Base_Unit_of_Measure_Caption</Item__Base_Unit_of_Measure_Caption>
-    <PrintOnlyOnePerPage>PrintOnlyOnePerPage</PrintOnlyOnePerPage>
-    <Profit>Profit</Profit>
-    <ProfitPct>ProfitPct</ProfitPct>
-    <ProfitPct_Control47Caption>ProfitPct_Control47Caption</ProfitPct_Control47Caption>
-    <Profit_Control46Caption>Profit_Control46Caption</Profit_Control46Caption>
-    <STRSUBSTNO_Text000_PeriodText_>STRSUBSTNO_Text000_PeriodText_</STRSUBSTNO_Text000_PeriodText_>
-    <TotalCaption>TotalCaption</TotalCaption>
-    <ValueEntryBuffer__Discount_Amount_>ValueEntryBuffer__Discount_Amount_</ValueEntryBuffer__Discount_Amount_>
-    <ValueEntryBuffer__Discount_Amount__Control45Caption>ValueEntryBuffer__Discount_Amount__Control45Caption</ValueEntryBuffer__Discount_Amount__Control45Caption>
-    <ValueEntryBuffer__Invoiced_Quantity_Caption>ValueEntryBuffer__Invoiced_Quantity_Caption</ValueEntryBuffer__Invoiced_Quantity_Caption>
-    <ValueEntryBuffer__Item_No__Caption>ValueEntryBuffer__Item_No__Caption</ValueEntryBuffer__Item_No__Caption>
-    <ValueEntryBuffer__Sales_Amount__Actual__>ValueEntryBuffer__Sales_Amount__Actual__</ValueEntryBuffer__Sales_Amount__Actual__>
-    <ValueEntryBuffer__Sales_Amount__Actual___Control44Caption>ValueEntryBuffer__Sales_Amount__Actual___Control44Caption</ValueEntryBuffer__Sales_Amount__Actual___Control44Caption>
-    <Value_Entry__TABLECAPTION__________ItemLedgEntryFilter>Value_Entry__TABLECAPTION__________ItemLedgEntryFilter</Value_Entry__TABLECAPTION__________ItemLedgEntryFilter>
-    <Value_Entry/>
-    <Integer>
-      <CustName>CustName</CustName>
-      <CustNo>CustNo</CustNo>
-      <Item_Description>Item_Description</Item_Description>
-      <Item__Base_Unit_of_Measure_>Item__Base_Unit_of_Measure_</Item__Base_Unit_of_Measure_>
-      <ProfitPct_Control47>ProfitPct_Control47</ProfitPct_Control47>
-      <Profit_Control46>Profit_Control46</Profit_Control46>
-      <ValueEntryBuffer__Discount_Amount__Control45>ValueEntryBuffer__Discount_Amount__Control45</ValueEntryBuffer__Discount_Amount__Control45>
-      <ValueEntryBuffer__Invoiced_Quantity_>ValueEntryBuffer__Invoiced_Quantity_</ValueEntryBuffer__Invoiced_Quantity_>
-      <ValueEntryBuffer__Item_No__>ValueEntryBuffer__Item_No__</ValueEntryBuffer__Item_No__>
-      <ValueEntryBuffer__Sales_Amount__Actual___Control44>ValueEntryBuffer__Sales_Amount__Actual___Control44</ValueEntryBuffer__Sales_Amount__Actual___Control44>
-    </Integer>
-    <Subtotals>
-      <Subtotals_Amount>Subtotals_Amount</Subtotals_Amount>
-      <Subtotals_DiscountAmount>Subtotals_DiscountAmount</Subtotals_DiscountAmount>
-      <Subtotals_Profit>Subtotals_Profit</Subtotals_Profit>
-      <Subtotals_ProfitPercent>Subtotals_ProfitPercent</Subtotals_ProfitPercent>
-    </Subtotals>
-  </Customer>
-  <Totals>
-    <Totals_Amount>Totals_Amount</Totals_Amount>
-    <Totals_DiscountAmount>Totals_DiscountAmount</Totals_DiscountAmount>
-    <Totals_Profit>Totals_Profit</Totals_Profit>
-    <Totals_ProfitPercent>Totals_ProfitPercent</Totals_ProfitPercent>
-  </Totals>
-</NavWordReportXmlPart>
+<file path=customXml/item3.xml>��< ? x m l   v e r s i o n = " 1 . 0 "   e n c o d i n g = " u t f - 1 6 " ? > + 
+ < N a v W o r d R e p o r t X m l P a r t   x m l n s = " u r n : m i c r o s o f t - d y n a m i c s - n a v / r e p o r t s / C u s t o m e r _ I t e m _ S a l e s / 1 1 3 / " > + 
+     < B C R e p o r t I n f o r m a t i o n > + 
+         < R e p o r t M e t a d a t a > + 
+             < E x t e n s i o n I d > E x t e n s i o n   I D < / E x t e n s i o n I d > + 
+             < E x t e n s i o n N a m e > E x t e n s i o n   N a m e < / E x t e n s i o n N a m e > + 
+             < E x t e n s i o n P u b l i s h e r > E x t e n s i o n   P u b l i s h e r < / E x t e n s i o n P u b l i s h e r > + 
+             < E x t e n s i o n V e r s i o n > E x t e n s i o n   V e r s i o n < / E x t e n s i o n V e r s i o n > + 
+             < R e p o r t I d > R e p o r t   I D < / R e p o r t I d > + 
+             < R e p o r t N a m e > R e p o r t   N a m e < / R e p o r t N a m e > + 
+             < R e p o r t C a p t i o n > R e p o r t   C a p t i o n < / R e p o r t C a p t i o n > + 
+             < A b o u t T h i s R e p o r t T i t l e > A b o u t   T h i s   R e p o r t   T i t l e < / A b o u t T h i s R e p o r t T i t l e > + 
+             < A b o u t T h i s R e p o r t T e x t > A b o u t   T h i s   R e p o r t   T e x t < / A b o u t T h i s R e p o r t T e x t > + 
+             < R e p o r t H e l p L i n k > R e p o r t   H e l p   L i n k < / R e p o r t H e l p L i n k > + 
+         < / R e p o r t M e t a d a t a > + 
+         < R e p o r t R e q u e s t > + 
+             < T e n a n t E n t r a I d > T e n a n t   E n t r a   I d < / T e n a n t E n t r a I d > + 
+             < E n v i r o n m e n t N a m e > E n v i r o n m e n t   N a m e < / E n v i r o n m e n t N a m e > + 
+             < E n v i r o n m e n t T y p e > E n v i r o n m e n t   T y p e < / E n v i r o n m e n t T y p e > + 
+             < C o m p a n y N a m e > C o m p a n y   N a m e < / C o m p a n y N a m e > + 
+             < C o m p a n y D i s p l a y N a m e > C o m p a n y   D i s p l a y   N a m e < / C o m p a n y D i s p l a y N a m e > + 
+             < C o m p a n y I d > C o m p a n y   I D < / C o m p a n y I d > + 
+             < U s e r N a m e > U s e r   N a m e < / U s e r N a m e > + 
+             < D a t e A n d T i m e > D a t e   a n d   T i m e < / D a t e A n d T i m e > + 
+             < L a n g u a g e > L a n g u a g e < / L a n g u a g e > + 
+             < F o r m a t R e g i o n > F o r m a t   R e g i o n < / F o r m a t R e g i o n > + 
+             < D a t e T i m e V a l u e s > + 
+                 < Y e a r > Y e a r < / Y e a r > + 
+                 < M o n t h N u m b e r > M o n t h   N u m b e r < / M o n t h N u m b e r > + 
+                 < D a y N u m b e r > D a y   N u m b e r < / D a y N u m b e r > + 
+                 < H o u r > H o u r < / H o u r > + 
+                 < M i n u t e > M i n u t e < / M i n u t e > + 
+             < / D a t e T i m e V a l u e s > + 
+         < / R e p o r t R e q u e s t > + 
+         < C o m p a n y M e t a d a t a > + 
+             < C o m p a n y N a m e > C o m p a n y   N a m e < / C o m p a n y N a m e > + 
+             < C o m p a n y D i s p l a y N a m e > C o m p a n y   D i s p l a y   N a m e < / C o m p a n y D i s p l a y N a m e > + 
+             < C o m p a n y A d d r e s s L i n e s > + 
+                 < C o m p a n y A d d r e s s L i n e 1 > C o m p a n y   A d d r e s s   L i n e   1 < / C o m p a n y A d d r e s s L i n e 1 > + 
+                 < C o m p a n y A d d r e s s L i n e 2 > C o m p a n y   A d d r e s s   L i n e   2 < / C o m p a n y A d d r e s s L i n e 2 > + 
+                 < C o m p a n y A d d r e s s L i n e 3 > C o m p a n y   A d d r e s s   L i n e   3 < / C o m p a n y A d d r e s s L i n e 3 > + 
+                 < C o m p a n y A d d r e s s L i n e 4 > C o m p a n y   A d d r e s s   L i n e   4 < / C o m p a n y A d d r e s s L i n e 4 > + 
+                 < C o m p a n y A d d r e s s L i n e 5 > C o m p a n y   A d d r e s s   L i n e   5 < / C o m p a n y A d d r e s s L i n e 5 > + 
+                 < C o m p a n y A d d r e s s L i n e 6 > C o m p a n y   A d d r e s s   L i n e   6 < / C o m p a n y A d d r e s s L i n e 6 > + 
+                 < C o m p a n y A d d r e s s L i n e 7 > C o m p a n y   A d d r e s s   L i n e   7 < / C o m p a n y A d d r e s s L i n e 7 > + 
+                 < C o m p a n y A d d r e s s L i n e 8 > C o m p a n y   A d d r e s s   L i n e   8 < / C o m p a n y A d d r e s s L i n e 8 > + 
+             < / C o m p a n y A d d r e s s L i n e s > + 
+             < C o m p a n y P h o n e > C o m p a n y   P h o n e < / C o m p a n y P h o n e > + 
+             < C o m p a n y P h o n e C a p t i o n > C o m p a n y   P h o n e   C a p t i o n < / C o m p a n y P h o n e C a p t i o n > + 
+             < C o m p a n y F a x N o > C o m p a n y   F a x   N o . < / C o m p a n y F a x N o > + 
+             < C o m p a n y F a x N o C a p t i o n > C o m p a n y   F a x   N o .   C a p t i o n < / C o m p a n y F a x N o C a p t i o n > + 
+             < C o m p a n y E m a i l > C o m p a n y   E m a i l < / C o m p a n y E m a i l > + 
+             < C o m p a n y E m a i l C a p t i o n > C o m p a n y   E m a i l   C a p t i o n < / C o m p a n y E m a i l C a p t i o n > + 
+             < C o m p a n y H o m e P a g e > C o m p a n y   H o m e   P a g e < / C o m p a n y H o m e P a g e > + 
+             < C o m p a n y H o m e P a g e C a p t i o n > C o m p a n y   H o m e   P a g e   C a p t i o n < / C o m p a n y H o m e P a g e C a p t i o n > + 
+             < C o m p a n y L o g o > C o m p a n y   L o g o < / C o m p a n y L o g o > + 
+             < C o m p a n y V A T R e g i s t r a t i o n N o > C o m p a n y   V A T   R e g i s t r a t i o n   N o . < / C o m p a n y V A T R e g i s t r a t i o n N o > + 
+             < C o m p a n y V A T R e g i s t r a t i o n N o C a p t i o n > C o m p a n y   V A T   R e g i s t r a t i o n   N o .   C a p t i o n < / C o m p a n y V A T R e g i s t r a t i o n N o C a p t i o n > + 
+             < C o m p a n y R e g i s t r a t i o n N o > C o m p a n y   R e g i s t r a t i o n   N o . < / C o m p a n y R e g i s t r a t i o n N o > + 
+             < C o m p a n y R e g i s t r a t i o n N o C a p t i o n > C o m p a n y   R e g i s t r a t i o n   N o .   C a p t i o n < / C o m p a n y R e g i s t r a t i o n N o C a p t i o n > + 
+             < C o m p a n y B a n k N a m e > C o m p a n y   B a n k   N a m e < / C o m p a n y B a n k N a m e > + 
+             < C o m p a n y B a n k N a m e C a p t i o n > C o m p a n y   B a n k   N a m e   C a p t i o n < / C o m p a n y B a n k N a m e C a p t i o n > + 
+             < C o m p a n y B a n k A c c o u n t N o > C o m p a n y   B a n k   A c c o u n t   N o . < / C o m p a n y B a n k A c c o u n t N o > + 
+             < C o m p a n y B a n k A c c o u n t N o C a p t i o n > C o m p a n y   B a n k   A c c o u n t   N o .   C a p t i o n < / C o m p a n y B a n k A c c o u n t N o C a p t i o n > + 
+             < C o m p a n y B a n k B r a n c h N o > C o m p a n y   B a n k   B r a n c h   N o . < / C o m p a n y B a n k B r a n c h N o > + 
+             < C o m p a n y B a n k B r a n c h N o C a p t i o n > C o m p a n y   B a n k   B r a n c h   N o .   C a p t i o n < / C o m p a n y B a n k B r a n c h N o C a p t i o n > + 
+             < C o m p a n y I B A N > C o m p a n y   I B A N < / C o m p a n y I B A N > + 
+             < C o m p a n y I B A N C a p t i o n > C o m p a n y   I B A N   C a p t i o n < / C o m p a n y I B A N C a p t i o n > + 
+             < C o m p a n y B a n k S W I F T > C o m p a n y   B a n k   S W I F T < / C o m p a n y B a n k S W I F T > + 
+             < C o m p a n y B a n k S W I F T C a p t i o n > C o m p a n y   B a n k   S W I F T   C a p t i o n < / C o m p a n y B a n k S W I F T C a p t i o n > + 
+             < C o m p a n y G i r o N o > C o m p a n y   G i r o   N o . < / C o m p a n y G i r o N o > + 
+             < C o m p a n y G i r o N o C a p t i o n > C o m p a n y   G i r o   N o .   C a p t i o n < / C o m p a n y G i r o N o C a p t i o n > + 
+         < / C o m p a n y M e t a d a t a > + 
+     < / B C R e p o r t I n f o r m a t i o n > + 
+     < L a b e l s > + 
+         < A b o u t T h e R e p o r t L a b e l > A b o u t T h e R e p o r t L a b e l < / A b o u t T h e R e p o r t L a b e l > + 
+         < A l l A m o u n t s I n L C Y C a p t i o n > A l l A m o u n t s I n L C Y C a p t i o n < / A l l A m o u n t s I n L C Y C a p t i o n > + 
+         < A m o u n t C a p t i o n > A m o u n t C a p t i o n < / A m o u n t C a p t i o n > + 
+         < C o m p a n y L a b e l > C o m p a n y L a b e l < / C o m p a n y L a b e l > + 
+         < C u s t N a m e C a p t i o n > C u s t N a m e C a p t i o n < / C u s t N a m e C a p t i o n > + 
+         < C u s t N o C a p t i o n > C u s t N o C a p t i o n < / C u s t N o C a p t i o n > + 
+         < C u s t o m e r I t e m S a l e s A n a l y s i s > C u s t o m e r I t e m S a l e s A n a l y s i s < / C u s t o m e r I t e m S a l e s A n a l y s i s > + 
+         < C u s t o m e r I t e m S a l e s L a b e l > C u s t o m e r I t e m S a l e s L a b e l < / C u s t o m e r I t e m S a l e s L a b e l > + 
+         < C u s t o m e r I t e m S a l e s P r i n t > C u s t o m e r I t e m S a l e s P r i n t < / C u s t o m e r I t e m S a l e s P r i n t > + 
+         < D a t a R e t r i e v e d > D a t a R e t r i e v e d < / D a t a R e t r i e v e d > + 
+         < D i s c o u n t A m o u n t C a p t i o n > D i s c o u n t A m o u n t C a p t i o n < / D i s c o u n t A m o u n t C a p t i o n > + 
+         < D o c u m e n t a t i o n L a b e l > D o c u m e n t a t i o n L a b e l < / D o c u m e n t a t i o n L a b e l > + 
+         < E n v i r o n m e n t L a b e l > E n v i r o n m e n t L a b e l < / E n v i r o n m e n t L a b e l > + 
+         < I n v o i c e d Q u a n t i t y C a p t i o n > I n v o i c e d Q u a n t i t y C a p t i o n < / I n v o i c e d Q u a n t i t y C a p t i o n > + 
+         < I t e m D e s c C a p t i o n > I t e m D e s c C a p t i o n < / I t e m D e s c C a p t i o n > + 
+         < I t e m N o C a p t i o n > I t e m N o C a p t i o n < / I t e m N o C a p t i o n > + 
+         < P e r i o d C a p t i o n > P e r i o d C a p t i o n < / P e r i o d C a p t i o n > + 
+         < P r o f i t C a p t i o n > P r o f i t C a p t i o n < / P r o f i t C a p t i o n > + 
+         < P r o f i t P e r c e n t C a p t i o n > P r o f i t P e r c e n t C a p t i o n < / P r o f i t P e r c e n t C a p t i o n > + 
+         < R e p o r t N a m e L a b e l > R e p o r t N a m e L a b e l < / R e p o r t N a m e L a b e l > + 
+         < R u n O n L a b e l > R u n O n L a b e l < / R u n O n L a b e l > + 
+         < T o t a l L b l > T o t a l L b l < / T o t a l L b l > + 
+         < U n i t O f M e a s u r e C a p t i o n > U n i t O f M e a s u r e C a p t i o n < / U n i t O f M e a s u r e C a p t i o n > + 
+         < U s e r L a b e l > U s e r L a b e l < / U s e r L a b e l > + 
+     < / L a b e l s > + 
+     < C u s t o m e r > + 
+         < A l l _ a m o u n t s _ a r e _ i n _ L C Y C a p t i o n > A l l _ a m o u n t s _ a r e _ i n _ L C Y C a p t i o n < / A l l _ a m o u n t s _ a r e _ i n _ L C Y C a p t i o n > + 
+         < C O M P A N Y N A M E > C O M P A N Y N A M E < / C O M P A N Y N A M E > + 
+         < C u r r R e p o r t _ P A G E N O C a p t i o n > C u r r R e p o r t _ P A G E N O C a p t i o n < / C u r r R e p o r t _ P A G E N O C a p t i o n > + 
+         < C u s t F i l t e r > C u s t F i l t e r < / C u s t F i l t e r > + 
+         < C u s t o m e r _ I t e m _ S a l e s C a p t i o n > C u s t o m e r _ I t e m _ S a l e s C a p t i o n < / C u s t o m e r _ I t e m _ S a l e s C a p t i o n > + 
+         < C u s t o m e r _ N a m e > C u s t o m e r _ N a m e < / C u s t o m e r _ N a m e > + 
+         < C u s t o m e r _ T A B L E C A P T I O N _ _ _ _ _ _ _ _ _ _ C u s t F i l t e r > C u s t o m e r _ T A B L E C A P T I O N _ _ _ _ _ _ _ _ _ _ C u s t F i l t e r < / C u s t o m e r _ T A B L E C A P T I O N _ _ _ _ _ _ _ _ _ _ C u s t F i l t e r > + 
+         < C u s t o m e r _ _ N o _ _ > C u s t o m e r _ _ N o _ _ < / C u s t o m e r _ _ N o _ _ > + 
+         < C u s t o m e r _ _ P h o n e _ N o _ _ > C u s t o m e r _ _ P h o n e _ N o _ _ < / C u s t o m e r _ _ P h o n e _ N o _ _ > + 
+         < C u s t o m e r _ _ P h o n e _ N o _ _ C a p t i o n > C u s t o m e r _ _ P h o n e _ N o _ _ C a p t i o n < / C u s t o m e r _ _ P h o n e _ N o _ _ C a p t i o n > + 
+         < I t e m L e d g E n t r y F i l t e r > I t e m L e d g E n t r y F i l t e r < / I t e m L e d g E n t r y F i l t e r > + 
+         < I t e m _ D e s c r i p t i o n C a p t i o n > I t e m _ D e s c r i p t i o n C a p t i o n < / I t e m _ D e s c r i p t i o n C a p t i o n > + 
+         < I t e m _ _ B a s e _ U n i t _ o f _ M e a s u r e _ C a p t i o n > I t e m _ _ B a s e _ U n i t _ o f _ M e a s u r e _ C a p t i o n < / I t e m _ _ B a s e _ U n i t _ o f _ M e a s u r e _ C a p t i o n > + 
+         < P r i n t O n l y O n e P e r P a g e > P r i n t O n l y O n e P e r P a g e < / P r i n t O n l y O n e P e r P a g e > + 
+         < P r o f i t > P r o f i t < / P r o f i t > + 
+         < P r o f i t P c t > P r o f i t P c t < / P r o f i t P c t > + 
+         < P r o f i t P c t _ C o n t r o l 4 7 C a p t i o n > P r o f i t P c t _ C o n t r o l 4 7 C a p t i o n < / P r o f i t P c t _ C o n t r o l 4 7 C a p t i o n > + 
+         < P r o f i t _ C o n t r o l 4 6 C a p t i o n > P r o f i t _ C o n t r o l 4 6 C a p t i o n < / P r o f i t _ C o n t r o l 4 6 C a p t i o n > + 
+         < S T R S U B S T N O _ T e x t 0 0 0 _ P e r i o d T e x t _ > S T R S U B S T N O _ T e x t 0 0 0 _ P e r i o d T e x t _ < / S T R S U B S T N O _ T e x t 0 0 0 _ P e r i o d T e x t _ > + 
+         < T o t a l C a p t i o n > T o t a l C a p t i o n < / T o t a l C a p t i o n > + 
+         < V a l u e E n t r y B u f f e r _ _ D i s c o u n t _ A m o u n t _ > V a l u e E n t r y B u f f e r _ _ D i s c o u n t _ A m o u n t _ < / V a l u e E n t r y B u f f e r _ _ D i s c o u n t _ A m o u n t _ > + 
+         < V a l u e E n t r y B u f f e r _ _ D i s c o u n t _ A m o u n t _ _ C o n t r o l 4 5 C a p t i o n > V a l u e E n t r y B u f f e r _ _ D i s c o u n t _ A m o u n t _ _ C o n t r o l 4 5 C a p t i o n < / V a l u e E n t r y B u f f e r _ _ D i s c o u n t _ A m o u n t _ _ C o n t r o l 4 5 C a p t i o n > + 
+         < V a l u e E n t r y B u f f e r _ _ I n v o i c e d _ Q u a n t i t y _ C a p t i o n > V a l u e E n t r y B u f f e r _ _ I n v o i c e d _ Q u a n t i t y _ C a p t i o n < / V a l u e E n t r y B u f f e r _ _ I n v o i c e d _ Q u a n t i t y _ C a p t i o n > + 
+         < V a l u e E n t r y B u f f e r _ _ I t e m _ N o _ _ C a p t i o n > V a l u e E n t r y B u f f e r _ _ I t e m _ N o _ _ C a p t i o n < / V a l u e E n t r y B u f f e r _ _ I t e m _ N o _ _ C a p t i o n > + 
+         < V a l u e E n t r y B u f f e r _ _ S a l e s _ A m o u n t _ _ A c t u a l _ _ > V a l u e E n t r y B u f f e r _ _ S a l e s _ A m o u n t _ _ A c t u a l _ _ < / V a l u e E n t r y B u f f e r _ _ S a l e s _ A m o u n t _ _ A c t u a l _ _ > + 
+         < V a l u e E n t r y B u f f e r _ _ S a l e s _ A m o u n t _ _ A c t u a l _ _ _ C o n t r o l 4 4 C a p t i o n > V a l u e E n t r y B u f f e r _ _ S a l e s _ A m o u n t _ _ A c t u a l _ _ _ C o n t r o l 4 4 C a p t i o n < / V a l u e E n t r y B u f f e r _ _ S a l e s _ A m o u n t _ _ A c t u a l _ _ _ C o n t r o l 4 4 C a p t i o n > + 
+         < V a l u e _ E n t r y _ _ T A B L E C A P T I O N _ _ _ _ _ _ _ _ _ _ I t e m L e d g E n t r y F i l t e r > V a l u e _ E n t r y _ _ T A B L E C A P T I O N _ _ _ _ _ _ _ _ _ _ I t e m L e d g E n t r y F i l t e r < / V a l u e _ E n t r y _ _ T A B L E C A P T I O N _ _ _ _ _ _ _ _ _ _ I t e m L e d g E n t r y F i l t e r > + 
+         < V a l u e _ E n t r y   / > + 
+         < I n t e g e r > + 
+             < C u s t N a m e > C u s t N a m e < / C u s t N a m e > + 
+             < C u s t N o > C u s t N o < / C u s t N o > + 
+             < I t e m _ D e s c r i p t i o n > I t e m _ D e s c r i p t i o n < / I t e m _ D e s c r i p t i o n > + 
+             < I t e m _ _ B a s e _ U n i t _ o f _ M e a s u r e _ > I t e m _ _ B a s e _ U n i t _ o f _ M e a s u r e _ < / I t e m _ _ B a s e _ U n i t _ o f _ M e a s u r e _ > + 
+             < P r o f i t P c t _ C o n t r o l 4 7 > P r o f i t P c t _ C o n t r o l 4 7 < / P r o f i t P c t _ C o n t r o l 4 7 > + 
+             < P r o f i t _ C o n t r o l 4 6 > P r o f i t _ C o n t r o l 4 6 < / P r o f i t _ C o n t r o l 4 6 > + 
+             < V a l u e E n t r y B u f f e r _ _ D i s c o u n t _ A m o u n t _ _ C o n t r o l 4 5 > V a l u e E n t r y B u f f e r _ _ D i s c o u n t _ A m o u n t _ _ C o n t r o l 4 5 < / V a l u e E n t r y B u f f e r _ _ D i s c o u n t _ A m o u n t _ _ C o n t r o l 4 5 > + 
+             < V a l u e E n t r y B u f f e r _ _ I n v o i c e d _ Q u a n t i t y _ > V a l u e E n t r y B u f f e r _ _ I n v o i c e d _ Q u a n t i t y _ < / V a l u e E n t r y B u f f e r _ _ I n v o i c e d _ Q u a n t i t y _ > + 
+             < V a l u e E n t r y B u f f e r _ _ I t e m _ N o _ _ > V a l u e E n t r y B u f f e r _ _ I t e m _ N o _ _ < / V a l u e E n t r y B u f f e r _ _ I t e m _ N o _ _ > + 
+             < V a l u e E n t r y B u f f e r _ _ S a l e s _ A m o u n t _ _ A c t u a l _ _ _ C o n t r o l 4 4 > V a l u e E n t r y B u f f e r _ _ S a l e s _ A m o u n t _ _ A c t u a l _ _ _ C o n t r o l 4 4 < / V a l u e E n t r y B u f f e r _ _ S a l e s _ A m o u n t _ _ A c t u a l _ _ _ C o n t r o l 4 4 > + 
+         < / I n t e g e r > + 
+         < S u b t o t a l s > + 
+             < S u b t o t a l s _ A m o u n t > S u b t o t a l s _ A m o u n t < / S u b t o t a l s _ A m o u n t > + 
+             < S u b t o t a l s _ D i s c o u n t A m o u n t > S u b t o t a l s _ D i s c o u n t A m o u n t < / S u b t o t a l s _ D i s c o u n t A m o u n t > + 
+             < S u b t o t a l s _ P r o f i t > S u b t o t a l s _ P r o f i t < / S u b t o t a l s _ P r o f i t > + 
+             < S u b t o t a l s _ P r o f i t P e r c e n t > S u b t o t a l s _ P r o f i t P e r c e n t < / S u b t o t a l s _ P r o f i t P e r c e n t > + 
+         < / S u b t o t a l s > + 
+     < / C u s t o m e r > + 
+     < T o t a l s > + 
+         < T o t a l s _ A m o u n t > T o t a l s _ A m o u n t < / T o t a l s _ A m o u n t > + 
+         < T o t a l s _ D i s c o u n t A m o u n t > T o t a l s _ D i s c o u n t A m o u n t < / T o t a l s _ D i s c o u n t A m o u n t > + 
+         < T o t a l s _ P r o f i t > T o t a l s _ P r o f i t < / T o t a l s _ P r o f i t > + 
+         < T o t a l s _ P r o f i t P e r c e n t > T o t a l s _ P r o f i t P e r c e n t < / T o t a l s _ P r o f i t P e r c e n t > + 
+     < / T o t a l s > + 
+ < / N a v W o r d R e p o r t X m l P a r t > 
+</file>
+
+<file path=customXml/item4.xml>��< ? x m l   v e r s i o n = " 1 . 0 "   e n c o d i n g = " u t f - 1 6 " ? > + 
+ < N a v W o r d R e p o r t X m l P a r t   x m l n s = " u r n : m i c r o s o f t - d y n a m i c s - b u s i n e s s c e n t r a l / i n t e r n a l / e x t e n d e d / r e p o r t s / C u s t o m e r _ I t e m _ S a l e s / 1 1 3 / " > + 
+     < B C R e p o r t I n f o r m a t i o n > + 
+         < R e p o r t M e t a d a t a > + 
+             < E x t e n s i o n I d > E x t e n s i o n   I D < / E x t e n s i o n I d > + 
+             < E x t e n s i o n N a m e > E x t e n s i o n   N a m e < / E x t e n s i o n N a m e > + 
+             < E x t e n s i o n P u b l i s h e r > E x t e n s i o n   P u b l i s h e r < / E x t e n s i o n P u b l i s h e r > + 
+             < E x t e n s i o n V e r s i o n > E x t e n s i o n   V e r s i o n < / E x t e n s i o n V e r s i o n > + 
+             < R e p o r t I d > R e p o r t   I D < / R e p o r t I d > + 
+             < R e p o r t N a m e > R e p o r t   N a m e < / R e p o r t N a m e > + 
+             < R e p o r t C a p t i o n > R e p o r t   C a p t i o n < / R e p o r t C a p t i o n > + 
+             < A b o u t T h i s R e p o r t T i t l e > A b o u t   T h i s   R e p o r t   T i t l e < / A b o u t T h i s R e p o r t T i t l e > + 
+             < A b o u t T h i s R e p o r t T e x t > A b o u t   T h i s   R e p o r t   T e x t < / A b o u t T h i s R e p o r t T e x t > + 
+             < R e p o r t H e l p L i n k > R e p o r t   H e l p   L i n k < / R e p o r t H e l p L i n k > + 
+         < / R e p o r t M e t a d a t a > + 
+         < R e p o r t R e q u e s t > + 
+             < T e n a n t E n t r a I d > T e n a n t   E n t r a   I d < / T e n a n t E n t r a I d > + 
+             < E n v i r o n m e n t N a m e > E n v i r o n m e n t   N a m e < / E n v i r o n m e n t N a m e > + 
+             < E n v i r o n m e n t T y p e > E n v i r o n m e n t   T y p e < / E n v i r o n m e n t T y p e > + 
+             < C o m p a n y N a m e > C o m p a n y   N a m e < / C o m p a n y N a m e > + 
+             < C o m p a n y D i s p l a y N a m e > C o m p a n y   D i s p l a y   N a m e < / C o m p a n y D i s p l a y N a m e > + 
+             < C o m p a n y I d > C o m p a n y   I D < / C o m p a n y I d > + 
+             < U s e r N a m e > U s e r   N a m e < / U s e r N a m e > + 
+             < D a t e A n d T i m e > D a t e   a n d   T i m e < / D a t e A n d T i m e > + 
+             < L a n g u a g e > L a n g u a g e < / L a n g u a g e > + 
+             < F o r m a t R e g i o n > F o r m a t   R e g i o n < / F o r m a t R e g i o n > + 
+             < D a t e T i m e V a l u e s > + 
+                 < Y e a r > Y e a r < / Y e a r > + 
+                 < M o n t h N u m b e r > M o n t h   N u m b e r < / M o n t h N u m b e r > + 
+                 < D a y N u m b e r > D a y   N u m b e r < / D a y N u m b e r > + 
+                 < H o u r > H o u r < / H o u r > + 
+                 < M i n u t e > M i n u t e < / M i n u t e > + 
+             < / D a t e T i m e V a l u e s > + 
+         < / R e p o r t R e q u e s t > + 
+         < C o m p a n y M e t a d a t a > + 
+             < C o m p a n y N a m e > C o m p a n y   N a m e < / C o m p a n y N a m e > + 
+             < C o m p a n y D i s p l a y N a m e > C o m p a n y   D i s p l a y   N a m e < / C o m p a n y D i s p l a y N a m e > + 
+             < C o m p a n y A d d r e s s L i n e s > + 
+                 < C o m p a n y A d d r e s s L i n e 1 > C o m p a n y   A d d r e s s   L i n e   1 < / C o m p a n y A d d r e s s L i n e 1 > + 
+                 < C o m p a n y A d d r e s s L i n e 2 > C o m p a n y   A d d r e s s   L i n e   2 < / C o m p a n y A d d r e s s L i n e 2 > + 
+                 < C o m p a n y A d d r e s s L i n e 3 > C o m p a n y   A d d r e s s   L i n e   3 < / C o m p a n y A d d r e s s L i n e 3 > + 
+                 < C o m p a n y A d d r e s s L i n e 4 > C o m p a n y   A d d r e s s   L i n e   4 < / C o m p a n y A d d r e s s L i n e 4 > + 
+                 < C o m p a n y A d d r e s s L i n e 5 > C o m p a n y   A d d r e s s   L i n e   5 < / C o m p a n y A d d r e s s L i n e 5 > + 
+                 < C o m p a n y A d d r e s s L i n e 6 > C o m p a n y   A d d r e s s   L i n e   6 < / C o m p a n y A d d r e s s L i n e 6 > + 
+                 < C o m p a n y A d d r e s s L i n e 7 > C o m p a n y   A d d r e s s   L i n e   7 < / C o m p a n y A d d r e s s L i n e 7 > + 
+                 < C o m p a n y A d d r e s s L i n e 8 > C o m p a n y   A d d r e s s   L i n e   8 < / C o m p a n y A d d r e s s L i n e 8 > + 
+             < / C o m p a n y A d d r e s s L i n e s > + 
+             < C o m p a n y P h o n e > C o m p a n y   P h o n e < / C o m p a n y P h o n e > + 
+             < C o m p a n y P h o n e C a p t i o n > C o m p a n y   P h o n e   C a p t i o n < / C o m p a n y P h o n e C a p t i o n > + 
+             < C o m p a n y F a x N o > C o m p a n y   F a x   N o . < / C o m p a n y F a x N o > + 
+             < C o m p a n y F a x N o C a p t i o n > C o m p a n y   F a x   N o .   C a p t i o n < / C o m p a n y F a x N o C a p t i o n > + 
+             < C o m p a n y E m a i l > C o m p a n y   E m a i l < / C o m p a n y E m a i l > + 
+             < C o m p a n y E m a i l C a p t i o n > C o m p a n y   E m a i l   C a p t i o n < / C o m p a n y E m a i l C a p t i o n > + 
+             < C o m p a n y H o m e P a g e > C o m p a n y   H o m e   P a g e < / C o m p a n y H o m e P a g e > + 
+             < C o m p a n y H o m e P a g e C a p t i o n > C o m p a n y   H o m e   P a g e   C a p t i o n < / C o m p a n y H o m e P a g e C a p t i o n > + 
+             < C o m p a n y L o g o > C o m p a n y   L o g o < / C o m p a n y L o g o > + 
+             < C o m p a n y V A T R e g i s t r a t i o n N o > C o m p a n y   V A T   R e g i s t r a t i o n   N o . < / C o m p a n y V A T R e g i s t r a t i o n N o > + 
+             < C o m p a n y V A T R e g i s t r a t i o n N o C a p t i o n > C o m p a n y   V A T   R e g i s t r a t i o n   N o .   C a p t i o n < / C o m p a n y V A T R e g i s t r a t i o n N o C a p t i o n > + 
+             < C o m p a n y R e g i s t r a t i o n N o > C o m p a n y   R e g i s t r a t i o n   N o . < / C o m p a n y R e g i s t r a t i o n N o > + 
+             < C o m p a n y R e g i s t r a t i o n N o C a p t i o n > C o m p a n y   R e g i s t r a t i o n   N o .   C a p t i o n < / C o m p a n y R e g i s t r a t i o n N o C a p t i o n > + 
+             < C o m p a n y B a n k N a m e > C o m p a n y   B a n k   N a m e < / C o m p a n y B a n k N a m e > + 
+             < C o m p a n y B a n k N a m e C a p t i o n > C o m p a n y   B a n k   N a m e   C a p t i o n < / C o m p a n y B a n k N a m e C a p t i o n > + 
+             < C o m p a n y B a n k A c c o u n t N o > C o m p a n y   B a n k   A c c o u n t   N o . < / C o m p a n y B a n k A c c o u n t N o > + 
+             < C o m p a n y B a n k A c c o u n t N o C a p t i o n > C o m p a n y   B a n k   A c c o u n t   N o .   C a p t i o n < / C o m p a n y B a n k A c c o u n t N o C a p t i o n > + 
+             < C o m p a n y B a n k B r a n c h N o > C o m p a n y   B a n k   B r a n c h   N o . < / C o m p a n y B a n k B r a n c h N o > + 
+             < C o m p a n y B a n k B r a n c h N o C a p t i o n > C o m p a n y   B a n k   B r a n c h   N o .   C a p t i o n < / C o m p a n y B a n k B r a n c h N o C a p t i o n > + 
+             < C o m p a n y I B A N > C o m p a n y   I B A N < / C o m p a n y I B A N > + 
+             < C o m p a n y I B A N C a p t i o n > C o m p a n y   I B A N   C a p t i o n < / C o m p a n y I B A N C a p t i o n > + 
+             < C o m p a n y B a n k S W I F T > C o m p a n y   B a n k   S W I F T < / C o m p a n y B a n k S W I F T > + 
+             < C o m p a n y B a n k S W I F T C a p t i o n > C o m p a n y   B a n k   S W I F T   C a p t i o n < / C o m p a n y B a n k S W I F T C a p t i o n > + 
+             < C o m p a n y G i r o N o > C o m p a n y   G i r o   N o . < / C o m p a n y G i r o N o > + 
+             < C o m p a n y G i r o N o C a p t i o n > C o m p a n y   G i r o   N o .   C a p t i o n < / C o m p a n y G i r o N o C a p t i o n > + 
+         < / C o m p a n y M e t a d a t a > + 
+     < / B C R e p o r t I n f o r m a t i o n > + 
+     < L a b e l s > + 
+         < A b o u t T h e R e p o r t L a b e l   E l e m e n t T y p e = " P a r a m e t e r "   E l e m e n t I d = " 1 6 7 7 9 2 0 0 1 "   D a t a T y p e = " S t r i n g " > A b o u t T h e R e p o r t L a b e l < / A b o u t T h e R e p o r t L a b e l > + 
+         < A l l A m o u n t s I n L C Y C a p t i o n   E l e m e n t T y p e = " P a r a m e t e r "   E l e m e n t I d = " 6 5 3 8 8 9 9 6 "   D a t a T y p e = " S t r i n g " > A l l A m o u n t s I n L C Y C a p t i o n < / A l l A m o u n t s I n L C Y C a p t i o n > + 
+         < A m o u n t C a p t i o n   E l e m e n t T y p e = " P a r a m e t e r "   E l e m e n t I d = " 1 6 5 0 3 7 7 5 "   D a t a T y p e = " S t r i n g " > A m o u n t C a p t i o n < / A m o u n t C a p t i o n > + 
+         < C o m p a n y L a b e l   E l e m e n t T y p e = " P a r a m e t e r "   E l e m e n t I d = " 3 4 6 7 6 0 3 4 8 "   D a t a T y p e = " S t r i n g " > C o m p a n y L a b e l < / C o m p a n y L a b e l > + 
+         < C u s t N a m e C a p t i o n   E l e m e n t T y p e = " P a r a m e t e r "   E l e m e n t I d = " 1 0 7 7 8 2 0 7 4 9 "   D a t a T y p e = " S t r i n g " > C u s t N a m e C a p t i o n < / C u s t N a m e C a p t i o n > + 
+         < C u s t N o C a p t i o n   E l e m e n t T y p e = " P a r a m e t e r "   E l e m e n t I d = " 7 6 2 1 0 8 2 8 5 "   D a t a T y p e = " S t r i n g " > C u s t N o C a p t i o n < / C u s t N o C a p t i o n > + 
+         < C u s t o m e r I t e m S a l e s A n a l y s i s   E l e m e n t T y p e = " P a r a m e t e r "   E l e m e n t I d = " 1 9 0 6 5 6 3 2 6 "   D a t a T y p e = " S t r i n g " > C u s t o m e r I t e m S a l e s A n a l y s i s < / C u s t o m e r I t e m S a l e s A n a l y s i s > + 
+         < C u s t o m e r I t e m S a l e s L a b e l   E l e m e n t T y p e = " P a r a m e t e r "   E l e m e n t I d = " 1 5 3 6 6 1 4 9 7 8 "   D a t a T y p e = " S t r i n g " > C u s t o m e r I t e m S a l e s L a b e l < / C u s t o m e r I t e m S a l e s L a b e l > + 
+         < C u s t o m e r I t e m S a l e s P r i n t   E l e m e n t T y p e = " P a r a m e t e r "   E l e m e n t I d = " 1 2 9 1 0 1 0 0 1 3 "   D a t a T y p e = " S t r i n g " > C u s t o m e r I t e m S a l e s P r i n t < / C u s t o m e r I t e m S a l e s P r i n t > + 
+         < D a t a R e t r i e v e d   E l e m e n t T y p e = " P a r a m e t e r "   E l e m e n t I d = " 2 9 1 9 1 1 8 0 7 "   D a t a T y p e = " S t r i n g " > D a t a R e t r i e v e d < / D a t a R e t r i e v e d > + 
+         < D i s c o u n t A m o u n t C a p t i o n   E l e m e n t T y p e = " P a r a m e t e r "   E l e m e n t I d = " 1 7 7 1 3 9 6 9 4 6 "   D a t a T y p e = " S t r i n g " > D i s c o u n t A m o u n t C a p t i o n < / D i s c o u n t A m o u n t C a p t i o n > + 
+         < D o c u m e n t a t i o n L a b e l   E l e m e n t T y p e = " P a r a m e t e r "   E l e m e n t I d = " 1 7 3 8 9 2 4 8 1 5 "   D a t a T y p e = " S t r i n g " > D o c u m e n t a t i o n L a b e l < / D o c u m e n t a t i o n L a b e l > + 
+         < E n v i r o n m e n t L a b e l   E l e m e n t T y p e = " P a r a m e t e r "   E l e m e n t I d = " 8 1 8 8 1 6 5 9 0 "   D a t a T y p e = " S t r i n g " > E n v i r o n m e n t L a b e l < / E n v i r o n m e n t L a b e l > + 
+         < I n v o i c e d Q u a n t i t y C a p t i o n   E l e m e n t T y p e = " P a r a m e t e r "   E l e m e n t I d = " 7 3 1 6 7 5 8 9 3 "   D a t a T y p e = " S t r i n g " > I n v o i c e d Q u a n t i t y C a p t i o n < / I n v o i c e d Q u a n t i t y C a p t i o n > + 
+         < I t e m D e s c C a p t i o n   E l e m e n t T y p e = " P a r a m e t e r "   E l e m e n t I d = " 1 8 8 2 7 0 3 4 5 7 "   D a t a T y p e = " S t r i n g " > I t e m D e s c C a p t i o n < / I t e m D e s c C a p t i o n > + 
+         < I t e m N o C a p t i o n   E l e m e n t T y p e = " P a r a m e t e r "   E l e m e n t I d = " 1 2 0 5 1 8 0 9 1 9 "   D a t a T y p e = " S t r i n g " > I t e m N o C a p t i o n < / I t e m N o C a p t i o n > + 
+         < P e r i o d C a p t i o n   E l e m e n t T y p e = " P a r a m e t e r "   E l e m e n t I d = " 1 4 7 8 2 5 3 4 2 2 "   D a t a T y p e = " S t r i n g " > P e r i o d C a p t i o n < / P e r i o d C a p t i o n > + 
+         < P r o f i t C a p t i o n   E l e m e n t T y p e = " P a r a m e t e r "   E l e m e n t I d = " 1 8 9 6 2 6 5 0 9 9 "   D a t a T y p e = " S t r i n g " > P r o f i t C a p t i o n < / P r o f i t C a p t i o n > + 
+         < P r o f i t P e r c e n t C a p t i o n   E l e m e n t T y p e = " P a r a m e t e r "   E l e m e n t I d = " 9 7 8 3 2 5 4 5 0 "   D a t a T y p e = " S t r i n g " > P r o f i t P e r c e n t C a p t i o n < / P r o f i t P e r c e n t C a p t i o n > + 
+         < R e p o r t N a m e L a b e l   E l e m e n t T y p e = " P a r a m e t e r "   E l e m e n t I d = " 1 0 2 2 2 9 2 9 8 2 "   D a t a T y p e = " S t r i n g " > R e p o r t N a m e L a b e l < / R e p o r t N a m e L a b e l > + 
+         < R u n O n L a b e l   E l e m e n t T y p e = " P a r a m e t e r "   E l e m e n t I d = " 1 1 1 9 0 3 7 5 9 5 "   D a t a T y p e = " S t r i n g " > R u n O n L a b e l < / R u n O n L a b e l > + 
+         < T o t a l L b l   E l e m e n t T y p e = " P a r a m e t e r "   E l e m e n t I d = " 2 6 2 6 5 4 8 3 7 "   D a t a T y p e = " S t r i n g " > T o t a l L b l < / T o t a l L b l > + 
+         < U n i t O f M e a s u r e C a p t i o n   E l e m e n t T y p e = " P a r a m e t e r "   E l e m e n t I d = " 8 8 7 5 4 0 2 4 4 "   D a t a T y p e = " S t r i n g " > U n i t O f M e a s u r e C a p t i o n < / U n i t O f M e a s u r e C a p t i o n > + 
+         < U s e r L a b e l   E l e m e n t T y p e = " P a r a m e t e r "   E l e m e n t I d = " 8 4 8 8 1 6 7 9 4 "   D a t a T y p e = " S t r i n g " > U s e r L a b e l < / U s e r L a b e l > + 
+     < / L a b e l s > + 
+     < T o o l t i p s > + 
+         < T o o l t i p   c o l u m n = " C u s t o m e r _ _ N o _ _ "   E l e m e n t I d = " 1 4 2 2 9 9 3 1 1 2 " > + 
+             < T o o l t i p T e x t   l a n g = " e n - U S " > S p e c i f i e s   t h e   n u m b e r   o f   t h e   c u s t o m e r .   T h e   f i e l d   i s   e i t h e r   f i l l e d   a u t o m a t i c a l l y   f r o m   a   d e f i n e d   n u m b e r   s e r i e s ,   o r   y o u   e n t e r   t h e   n u m b e r   m a n u a l l y   b e c a u s e   y o u   h a v e   e n a b l e d   m a n u a l   n u m b e r   e n t r y   i n   t h e   n u m b e r - s e r i e s   s e t u p . < / T o o l t i p T e x t > + 
+         < / T o o l t i p > + 
+         < T o o l t i p   c o l u m n = " C u s t o m e r _ N a m e "   E l e m e n t I d = " 3 3 0 4 2 2 7 6 1 " > + 
+             < T o o l t i p T e x t   l a n g = " e n - U S " > S p e c i f i e s   t h e   c u s t o m e r ' s   n a m e   t h a t   a p p e a r s   o n   a l l   r e l a t e d   d o c u m e n t s .   F o r   c o m p a n i e s ,   s p e c i f y   t h e   c o m p a n y ' s   n a m e   h e r e ,   a n d   t h e n   a d d   t h e   r e l e v a n t   p e o p l e   a s   c o n t a c t s   t h a t   y o u   l i n k   t o   t h i s   c u s t o m e r . < / T o o l t i p T e x t > + 
+         < / T o o l t i p > + 
+         < T o o l t i p   c o l u m n = " C u s t o m e r _ _ P h o n e _ N o _ _ "   E l e m e n t I d = " 7 2 1 3 1 6 5 0 9 " > + 
+             < T o o l t i p T e x t   l a n g = " e n - U S " > S p e c i f i e s   t h e   c u s t o m e r ' s   t e l e p h o n e   n u m b e r . < / T o o l t i p T e x t > + 
+         < / T o o l t i p > + 
+         < T o o l t i p   c o l u m n = " C u s t N o "   E l e m e n t I d = " 1 4 5 9 3 2 3 0 9 3 " > + 
+             < T o o l t i p T e x t   l a n g = " e n - U S " > S p e c i f i e s   t h e   n u m b e r   o f   t h e   c u s t o m e r .   T h e   f i e l d   i s   e i t h e r   f i l l e d   a u t o m a t i c a l l y   f r o m   a   d e f i n e d   n u m b e r   s e r i e s ,   o r   y o u   e n t e r   t h e   n u m b e r   m a n u a l l y   b e c a u s e   y o u   h a v e   e n a b l e d   m a n u a l   n u m b e r   e n t r y   i n   t h e   n u m b e r - s e r i e s   s e t u p . < / T o o l t i p T e x t > + 
+         < / T o o l t i p > + 
+         < T o o l t i p   c o l u m n = " C u s t N a m e "   E l e m e n t I d = " 9 5 6 5 5 0 1 8 1 " > + 
+             < T o o l t i p T e x t   l a n g = " e n - U S " > S p e c i f i e s   t h e   c u s t o m e r ' s   n a m e   t h a t   a p p e a r s   o n   a l l   r e l a t e d   d o c u m e n t s .   F o r   c o m p a n i e s ,   s p e c i f y   t h e   c o m p a n y ' s   n a m e   h e r e ,   a n d   t h e n   a d d   t h e   r e l e v a n t   p e o p l e   a s   c o n t a c t s   t h a t   y o u   l i n k   t o   t h i s   c u s t o m e r . < / T o o l t i p T e x t > + 
+         < / T o o l t i p > + 
+         < T o o l t i p   c o l u m n = " V a l u e E n t r y B u f f e r _ _ I t e m _ N o _ _ "   E l e m e n t I d = " 1 5 5 6 3 5 4 4 5 7 " > + 
+             < T o o l t i p T e x t   l a n g = " e n - U S " > S p e c i f i e s   t h e   n u m b e r   o f   t h e   i t e m   t h a t   t h i s   v a l u e   e n t r y   i s   l i n k e d   t o . < / T o o l t i p T e x t > + 
+         < / T o o l t i p > + 
+         < T o o l t i p   c o l u m n = " I t e m _ D e s c r i p t i o n "   E l e m e n t I d = " 1 9 7 0 5 8 8 1 6 1 " > + 
+             < T o o l t i p T e x t   l a n g = " e n - U S " > S p e c i f i e s   a   d e s c r i p t i o n   o f   t h e   i t e m . < / T o o l t i p T e x t > + 
+         < / T o o l t i p > + 
+         < T o o l t i p   c o l u m n = " I t e m _ _ B a s e _ U n i t _ o f _ M e a s u r e _ "   E l e m e n t I d = " 8 5 0 4 4 8 4 5 8 " > + 
+             < T o o l t i p T e x t   l a n g = " e n - U S " > S p e c i f i e s   t h e   b a s e   u n i t   u s e d   t o   m e a s u r e   t h e   i t e m ,   s u c h   a s   p i e c e ,   b o x ,   o r   p a l l e t .   T h e   b a s e   u n i t   o f   m e a s u r e   a l s o   s e r v e s   a s   t h e   c o n v e r s i o n   b a s i s   f o r   a l t e r n a t e   u n i t s   o f   m e a s u r e . < / T o o l t i p T e x t > + 
+         < / T o o l t i p > + 
+     < / T o o l t i p s > + 
+     < C u s t o m e r   E l e m e n t T y p e = " D a t a I t e m "   E l e m e n t I d = " 1 5 2 5 1 9 1 9 9 " > + 
+         < A l l _ a m o u n t s _ a r e _ i n _ L C Y C a p t i o n   E l e m e n t T y p e = " C o l u m n "   E l e m e n t I d = " 6 9 7 4 8 4 8 0 2 "   D a t a T y p e = " L a b e l "   O b s o l e t e S t a t e = " P e n d i n g " > A l l _ a m o u n t s _ a r e _ i n _ L C Y C a p t i o n < / A l l _ a m o u n t s _ a r e _ i n _ L C Y C a p t i o n > + 
+         < C O M P A N Y N A M E   E l e m e n t T y p e = " C o l u m n "   E l e m e n t I d = " 1 7 5 3 0 1 5 1 5 5 "   D a t a T y p e = " S t r i n g "   O b s o l e t e S t a t e = " P e n d i n g " > C O M P A N Y N A M E < / C O M P A N Y N A M E > + 
+         < C u r r R e p o r t _ P A G E N O C a p t i o n   E l e m e n t T y p e = " C o l u m n "   E l e m e n t I d = " 1 8 4 6 2 6 2 1 5 8 "   D a t a T y p e = " L a b e l "   O b s o l e t e S t a t e = " P e n d i n g " > C u r r R e p o r t _ P A G E N O C a p t i o n < / C u r r R e p o r t _ P A G E N O C a p t i o n > + 
+         < C u s t F i l t e r   E l e m e n t T y p e = " C o l u m n "   E l e m e n t I d = " 2 3 9 4 8 9 4 8 4 "   D a t a T y p e = " T e x t "   O b s o l e t e S t a t e = " P e n d i n g " > C u s t F i l t e r < / C u s t F i l t e r > + 
+         < C u s t o m e r _ I t e m _ S a l e s C a p t i o n   E l e m e n t T y p e = " C o l u m n "   E l e m e n t I d = " 1 1 9 1 8 6 6 0 2 "   D a t a T y p e = " L a b e l "   O b s o l e t e S t a t e = " P e n d i n g " > C u s t o m e r _ I t e m _ S a l e s C a p t i o n < / C u s t o m e r _ I t e m _ S a l e s C a p t i o n > + 
+         < C u s t o m e r _ N a m e   E l e m e n t T y p e = " C o l u m n "   E l e m e n t I d = " 3 3 0 4 2 2 7 6 1 "   D a t a T y p e = " T e x t " > C u s t o m e r _ N a m e < / C u s t o m e r _ N a m e > + 
+         < C u s t o m e r _ T A B L E C A P T I O N _ _ _ _ _ _ _ _ _ _ C u s t F i l t e r   E l e m e n t T y p e = " C o l u m n "   E l e m e n t I d = " 2 0 8 7 9 4 7 8 3 9 "   D a t a T y p e = " T e x t " > C u s t o m e r _ T A B L E C A P T I O N _ _ _ _ _ _ _ _ _ _ C u s t F i l t e r < / C u s t o m e r _ T A B L E C A P T I O N _ _ _ _ _ _ _ _ _ _ C u s t F i l t e r > + 
+         < C u s t o m e r _ _ N o _ _   E l e m e n t T y p e = " C o l u m n "   E l e m e n t I d = " 1 4 2 2 9 9 3 1 1 2 "   D a t a T y p e = " C o d e " > C u s t o m e r _ _ N o _ _ < / C u s t o m e r _ _ N o _ _ > + 
+         < C u s t o m e r _ _ P h o n e _ N o _ _   E l e m e n t T y p e = " C o l u m n "   E l e m e n t I d = " 7 2 1 3 1 6 5 0 9 "   D a t a T y p e = " T e x t " > C u s t o m e r _ _ P h o n e _ N o _ _ < / C u s t o m e r _ _ P h o n e _ N o _ _ > + 
+         < C u s t o m e r _ _ P h o n e _ N o _ _ C a p t i o n   E l e m e n t T y p e = " C o l u m n "   E l e m e n t I d = " 2 0 6 4 2 9 4 9 "   D a t a T y p e = " S t r i n g "   O b s o l e t e S t a t e = " P e n d i n g " > C u s t o m e r _ _ P h o n e _ N o _ _ C a p t i o n < / C u s t o m e r _ _ P h o n e _ N o _ _ C a p t i o n > + 
+         < I t e m L e d g E n t r y F i l t e r   E l e m e n t T y p e = " C o l u m n "   E l e m e n t I d = " 2 1 1 1 8 9 1 8 5 4 "   D a t a T y p e = " T e x t "   O b s o l e t e S t a t e = " P e n d i n g " > I t e m L e d g E n t r y F i l t e r < / I t e m L e d g E n t r y F i l t e r > + 
+         < I t e m _ D e s c r i p t i o n C a p t i o n   E l e m e n t T y p e = " C o l u m n "   E l e m e n t I d = " 1 9 1 5 3 6 5 0 1 5 "   D a t a T y p e = " L a b e l "   O b s o l e t e S t a t e = " P e n d i n g " > I t e m _ D e s c r i p t i o n C a p t i o n < / I t e m _ D e s c r i p t i o n C a p t i o n > + 
+         < I t e m _ _ B a s e _ U n i t _ o f _ M e a s u r e _ C a p t i o n   E l e m e n t T y p e = " C o l u m n "   E l e m e n t I d = " 6 6 3 9 7 7 1 6 "   D a t a T y p e = " L a b e l "   O b s o l e t e S t a t e = " P e n d i n g " > I t e m _ _ B a s e _ U n i t _ o f _ M e a s u r e _ C a p t i o n < / I t e m _ _ B a s e _ U n i t _ o f _ M e a s u r e _ C a p t i o n > + 
+         < P r i n t O n l y O n e P e r P a g e   E l e m e n t T y p e = " C o l u m n "   E l e m e n t I d = " 3 8 8 5 2 6 5 3 6 "   D a t a T y p e = " B o o l e a n "   O b s o l e t e S t a t e = " P e n d i n g " > P r i n t O n l y O n e P e r P a g e < / P r i n t O n l y O n e P e r P a g e > + 
+         < P r o f i t   E l e m e n t T y p e = " C o l u m n "   E l e m e n t I d = " 1 3 5 1 8 3 1 1 4 9 "   D a t a T y p e = " D e c i m a l " > P r o f i t < / P r o f i t > + 
+         < P r o f i t P c t   E l e m e n t T y p e = " C o l u m n "   E l e m e n t I d = " 2 6 0 9 8 9 4 2 8 "   D a t a T y p e = " D e c i m a l " > P r o f i t P c t < / P r o f i t P c t > + 
+         < P r o f i t P c t _ C o n t r o l 4 7 C a p t i o n   E l e m e n t T y p e = " C o l u m n "   E l e m e n t I d = " 5 6 4 3 6 3 6 9 7 "   D a t a T y p e = " L a b e l "   O b s o l e t e S t a t e = " P e n d i n g " > P r o f i t P c t _ C o n t r o l 4 7 C a p t i o n < / P r o f i t P c t _ C o n t r o l 4 7 C a p t i o n > + 
+         < P r o f i t _ C o n t r o l 4 6 C a p t i o n   E l e m e n t T y p e = " C o l u m n "   E l e m e n t I d = " 4 5 7 8 2 0 7 1 "   D a t a T y p e = " L a b e l "   O b s o l e t e S t a t e = " P e n d i n g " > P r o f i t _ C o n t r o l 4 6 C a p t i o n < / P r o f i t _ C o n t r o l 4 6 C a p t i o n > + 
+         < S T R S U B S T N O _ T e x t 0 0 0 _ P e r i o d T e x t _   E l e m e n t T y p e = " C o l u m n "   E l e m e n t I d = " 7 2 2 9 9 1 7 0 4 "   D a t a T y p e = " S t r i n g " > S T R S U B S T N O _ T e x t 0 0 0 _ P e r i o d T e x t _ < / S T R S U B S T N O _ T e x t 0 0 0 _ P e r i o d T e x t _ > + 
+         < T o t a l C a p t i o n   E l e m e n t T y p e = " C o l u m n "   E l e m e n t I d = " 7 0 7 1 0 2 6 9 5 "   D a t a T y p e = " L a b e l "   O b s o l e t e S t a t e = " P e n d i n g " > T o t a l C a p t i o n < / T o t a l C a p t i o n > + 
+         < V a l u e E n t r y B u f f e r _ _ D i s c o u n t _ A m o u n t _   E l e m e n t T y p e = " C o l u m n "   E l e m e n t I d = " 1 4 4 7 1 6 6 1 4 9 "   D a t a T y p e = " D e c i m a l " > V a l u e E n t r y B u f f e r _ _ D i s c o u n t _ A m o u n t _ < / V a l u e E n t r y B u f f e r _ _ D i s c o u n t _ A m o u n t _ > + 
+         < V a l u e E n t r y B u f f e r _ _ D i s c o u n t _ A m o u n t _ _ C o n t r o l 4 5 C a p t i o n   E l e m e n t T y p e = " C o l u m n "   E l e m e n t I d = " 1 2 3 3 2 7 1 9 0 0 "   D a t a T y p e = " L a b e l "   O b s o l e t e S t a t e = " P e n d i n g " > V a l u e E n t r y B u f f e r _ _ D i s c o u n t _ A m o u n t _ _ C o n t r o l 4 5 C a p t i o n < / V a l u e E n t r y B u f f e r _ _ D i s c o u n t _ A m o u n t _ _ C o n t r o l 4 5 C a p t i o n > + 
+         < V a l u e E n t r y B u f f e r _ _ I n v o i c e d _ Q u a n t i t y _ C a p t i o n   E l e m e n t T y p e = " C o l u m n "   E l e m e n t I d = " 1 5 9 4 7 5 5 4 1 0 "   D a t a T y p e = " L a b e l "   O b s o l e t e S t a t e = " P e n d i n g " > V a l u e E n t r y B u f f e r _ _ I n v o i c e d _ Q u a n t i t y _ C a p t i o n < / V a l u e E n t r y B u f f e r _ _ I n v o i c e d _ Q u a n t i t y _ C a p t i o n > + 
+         < V a l u e E n t r y B u f f e r _ _ I t e m _ N o _ _ C a p t i o n   E l e m e n t T y p e = " C o l u m n "   E l e m e n t I d = " 6 2 7 4 3 3 9 1 9 "   D a t a T y p e = " L a b e l "   O b s o l e t e S t a t e = " P e n d i n g " > V a l u e E n t r y B u f f e r _ _ I t e m _ N o _ _ C a p t i o n < / V a l u e E n t r y B u f f e r _ _ I t e m _ N o _ _ C a p t i o n > + 
+         < V a l u e E n t r y B u f f e r _ _ S a l e s _ A m o u n t _ _ A c t u a l _ _   E l e m e n t T y p e = " C o l u m n "   E l e m e n t I d = " 1 3 4 7 5 2 3 3 9 9 "   D a t a T y p e = " D e c i m a l " > V a l u e E n t r y B u f f e r _ _ S a l e s _ A m o u n t _ _ A c t u a l _ _ < / V a l u e E n t r y B u f f e r _ _ S a l e s _ A m o u n t _ _ A c t u a l _ _ > + 
+         < V a l u e E n t r y B u f f e r _ _ S a l e s _ A m o u n t _ _ A c t u a l _ _ _ C o n t r o l 4 4 C a p t i o n   E l e m e n t T y p e = " C o l u m n "   E l e m e n t I d = " 1 5 9 1 1 1 8 1 4 5 "   D a t a T y p e = " L a b e l "   O b s o l e t e S t a t e = " P e n d i n g " > V a l u e E n t r y B u f f e r _ _ S a l e s _ A m o u n t _ _ A c t u a l _ _ _ C o n t r o l 4 4 C a p t i o n < / V a l u e E n t r y B u f f e r _ _ S a l e s _ A m o u n t _ _ A c t u a l _ _ _ C o n t r o l 4 4 C a p t i o n > + 
+         < V a l u e _ E n t r y _ _ T A B L E C A P T I O N _ _ _ _ _ _ _ _ _ _ I t e m L e d g E n t r y F i l t e r   E l e m e n t T y p e = " C o l u m n "   E l e m e n t I d = " 6 6 1 1 0 8 3 2 6 "   D a t a T y p e = " T e x t " > V a l u e _ E n t r y _ _ T A B L E C A P T I O N _ _ _ _ _ _ _ _ _ _ I t e m L e d g E n t r y F i l t e r < / V a l u e _ E n t r y _ _ T A B L E C A P T I O N _ _ _ _ _ _ _ _ _ _ I t e m L e d g E n t r y F i l t e r > + 
+         < V a l u e _ E n t r y   E l e m e n t T y p e = " D a t a I t e m "   E l e m e n t I d = " 1 4 7 2 6 5 1 0 7 7 "   / > + 
+         < I n t e g e r   E l e m e n t T y p e = " D a t a I t e m "   E l e m e n t I d = " 1 7 3 5 6 9 8 6 1 9 " > + 
+             < C u s t N a m e   E l e m e n t T y p e = " C o l u m n "   E l e m e n t I d = " 9 5 6 5 5 0 1 8 1 "   D a t a T y p e = " T e x t " > C u s t N a m e < / C u s t N a m e > + 
+             < C u s t N o   E l e m e n t T y p e = " C o l u m n "   E l e m e n t I d = " 1 4 5 9 3 2 3 0 9 3 "   D a t a T y p e = " C o d e " > C u s t N o < / C u s t N o > + 
+             < I t e m _ D e s c r i p t i o n   E l e m e n t T y p e = " C o l u m n "   E l e m e n t I d = " 1 9 7 0 5 8 8 1 6 1 "   D a t a T y p e = " T e x t " > I t e m _ D e s c r i p t i o n < / I t e m _ D e s c r i p t i o n > + 
+             < I t e m _ _ B a s e _ U n i t _ o f _ M e a s u r e _   E l e m e n t T y p e = " C o l u m n "   E l e m e n t I d = " 8 5 0 4 4 8 4 5 8 "   D a t a T y p e = " C o d e " > I t e m _ _ B a s e _ U n i t _ o f _ M e a s u r e _ < / I t e m _ _ B a s e _ U n i t _ o f _ M e a s u r e _ > + 
+             < P r o f i t P c t _ C o n t r o l 4 7   E l e m e n t T y p e = " C o l u m n "   E l e m e n t I d = " 6 0 0 2 1 8 1 2 1 "   D a t a T y p e = " D e c i m a l " > P r o f i t P c t _ C o n t r o l 4 7 < / P r o f i t P c t _ C o n t r o l 4 7 > + 
+             < P r o f i t _ C o n t r o l 4 6   E l e m e n t T y p e = " C o l u m n "   E l e m e n t I d = " 1 2 1 0 4 5 2 0 6 3 "   D a t a T y p e = " D e c i m a l " > P r o f i t _ C o n t r o l 4 6 < / P r o f i t _ C o n t r o l 4 6 > + 
+             < V a l u e E n t r y B u f f e r _ _ D i s c o u n t _ A m o u n t _ _ C o n t r o l 4 5   E l e m e n t T y p e = " C o l u m n "   E l e m e n t I d = " 1 9 6 2 7 7 0 4 6 2 "   D a t a T y p e = " D e c i m a l " > V a l u e E n t r y B u f f e r _ _ D i s c o u n t _ A m o u n t _ _ C o n t r o l 4 5 < / V a l u e E n t r y B u f f e r _ _ D i s c o u n t _ A m o u n t _ _ C o n t r o l 4 5 > + 
+             < V a l u e E n t r y B u f f e r _ _ I n v o i c e d _ Q u a n t i t y _   E l e m e n t T y p e = " C o l u m n "   E l e m e n t I d = " 2 0 4 7 2 9 0 8 8 4 "   D a t a T y p e = " D e c i m a l " > V a l u e E n t r y B u f f e r _ _ I n v o i c e d _ Q u a n t i t y _ < / V a l u e E n t r y B u f f e r _ _ I n v o i c e d _ Q u a n t i t y _ > + 
+             < V a l u e E n t r y B u f f e r _ _ I t e m _ N o _ _   E l e m e n t T y p e = " C o l u m n "   E l e m e n t I d = " 1 5 5 6 3 5 4 4 5 7 "   D a t a T y p e = " C o d e " > V a l u e E n t r y B u f f e r _ _ I t e m _ N o _ _ < / V a l u e E n t r y B u f f e r _ _ I t e m _ N o _ _ > + 
+             < V a l u e E n t r y B u f f e r _ _ S a l e s _ A m o u n t _ _ A c t u a l _ _ _ C o n t r o l 4 4   E l e m e n t T y p e = " C o l u m n "   E l e m e n t I d = " 6 5 4 7 0 5 9 7 7 "   D a t a T y p e = " D e c i m a l " > V a l u e E n t r y B u f f e r _ _ S a l e s _ A m o u n t _ _ A c t u a l _ _ _ C o n t r o l 4 4 < / V a l u e E n t r y B u f f e r _ _ S a l e s _ A m o u n t _ _ A c t u a l _ _ _ C o n t r o l 4 4 > + 
+         < / I n t e g e r > + 
+         < S u b t o t a l s   E l e m e n t T y p e = " D a t a I t e m "   E l e m e n t I d = " 8 3 8 6 9 3 5 6 0 " > + 
+             < S u b t o t a l s _ A m o u n t   E l e m e n t T y p e = " C o l u m n "   E l e m e n t I d = " 1 2 6 2 5 6 5 5 7 "   D a t a T y p e = " D e c i m a l " > S u b t o t a l s _ A m o u n t < / S u b t o t a l s _ A m o u n t > + 
+             < S u b t o t a l s _ D i s c o u n t A m o u n t   E l e m e n t T y p e = " C o l u m n "   E l e m e n t I d = " 1 2 4 7 3 8 6 7 7 8 "   D a t a T y p e = " D e c i m a l " > S u b t o t a l s _ D i s c o u n t A m o u n t < / S u b t o t a l s _ D i s c o u n t A m o u n t > + 
+             < S u b t o t a l s _ P r o f i t   E l e m e n t T y p e = " C o l u m n "   E l e m e n t I d = " 2 4 1 5 0 0 6 9 7 "   D a t a T y p e = " D e c i m a l " > S u b t o t a l s _ P r o f i t < / S u b t o t a l s _ P r o f i t > + 
+             < S u b t o t a l s _ P r o f i t P e r c e n t   E l e m e n t T y p e = " C o l u m n "   E l e m e n t I d = " 1 4 1 7 7 5 0 3 3 4 "   D a t a T y p e = " D e c i m a l " > S u b t o t a l s _ P r o f i t P e r c e n t < / S u b t o t a l s _ P r o f i t P e r c e n t > + 
+         < / S u b t o t a l s > + 
+     < / C u s t o m e r > + 
+     < T o t a l s   E l e m e n t T y p e = " D a t a I t e m "   E l e m e n t I d = " 1 8 2 3 9 5 0 0 4 4 " > + 
+         < T o t a l s _ A m o u n t   E l e m e n t T y p e = " C o l u m n "   E l e m e n t I d = " 4 7 9 1 3 7 8 3 1 "   D a t a T y p e = " D e c i m a l " > T o t a l s _ A m o u n t < / T o t a l s _ A m o u n t > + 
+         < T o t a l s _ D i s c o u n t A m o u n t   E l e m e n t T y p e = " C o l u m n "   E l e m e n t I d = " 1 7 7 4 7 6 0 9 4 2 "   D a t a T y p e = " D e c i m a l " > T o t a l s _ D i s c o u n t A m o u n t < / T o t a l s _ D i s c o u n t A m o u n t > + 
+         < T o t a l s _ P r o f i t   E l e m e n t T y p e = " C o l u m n "   E l e m e n t I d = " 6 4 6 2 9 5 2 1 9 "   D a t a T y p e = " D e c i m a l " > T o t a l s _ P r o f i t < / T o t a l s _ P r o f i t > + 
+         < T o t a l s _ P r o f i t P e r c e n t   E l e m e n t T y p e = " C o l u m n "   E l e m e n t I d = " 1 6 1 3 7 4 5 2 7 0 "   D a t a T y p e = " D e c i m a l " > T o t a l s _ P r o f i t P e r c e n t < / T o t a l s _ P r o f i t P e r c e n t > + 
+     < / T o t a l s > + 
+ < / N a v W o r d R e p o r t X m l P a r t > 
 </file>
 
 <file path=customXml/itemProps2.xml><?xml version="1.0" encoding="utf-8"?>
